--- a/4. Operación/PR-11 Preparación y Respuesta ante Emergencias.docx
+++ b/4. Operación/PR-11 Preparación y Respuesta ante Emergencias.docx
@@ -3306,7 +3306,7 @@
         <w:rPr>
           <w:rFonts w:ascii="Arial" w:hAnsi="Arial" w:cs="Arial"/>
         </w:rPr>
-        <w:t>FR-41-01 Registro de Simulacro de Emergencia</w:t>
+        <w:t>FR-121-01 Registro de Simulacro de Emergencia</w:t>
       </w:r>
     </w:p>
     <w:p>
@@ -3422,7 +3422,7 @@
         <w:rPr>
           <w:rFonts w:ascii="Arial" w:hAnsi="Arial" w:cs="Arial"/>
         </w:rPr>
-        <w:t>FR-41-01</w:t>
+        <w:t>FR-121-01</w:t>
       </w:r>
     </w:p>
     <w:p>
@@ -5815,7 +5815,7 @@
               <w:sz w:val="20"/>
               <w:szCs w:val="20"/>
             </w:rPr>
-            <w:t xml:space="preserve">Vigencia: </w:t>
+            <w:t xml:space="preserve">Vigencia: Mayo 2026</w:t>
           </w:r>
         </w:p>
       </w:tc>
@@ -5829,4521 +5829,59 @@
 </w:hdr>
 </file>
 
-<file path=word/numbering.xml><?xml version="1.0" encoding="utf-8"?>
-<w:numbering xmlns:wpc="http://schemas.microsoft.com/office/word/2010/wordprocessingCanvas" xmlns:cx="http://schemas.microsoft.com/office/drawing/2014/chartex" xmlns:cx1="http://schemas.microsoft.com/office/drawing/2015/9/8/chartex" xmlns:cx2="http://schemas.microsoft.com/office/drawing/2015/10/21/chartex" xmlns:cx3="http://schemas.microsoft.com/office/drawing/2016/5/9/chartex" xmlns:cx4="http://schemas.microsoft.com/office/drawing/2016/5/10/chartex" xmlns:cx5="http://schemas.microsoft.com/office/drawing/2016/5/11/chartex" xmlns:cx6="http://schemas.microsoft.com/office/drawing/2016/5/12/chartex" xmlns:cx7="http://schemas.microsoft.com/office/drawing/2016/5/13/chartex" xmlns:cx8="http://schemas.microsoft.com/office/drawing/2016/5/14/chartex" xmlns:mc="http://schemas.openxmlformats.org/markup-compatibility/2006" xmlns:aink="http://schemas.microsoft.com/office/drawing/2016/ink" xmlns:am3d="http://schemas.microsoft.com/office/drawing/2017/model3d" xmlns:o="urn:schemas-microsoft-com:office:office" xmlns:oel="http://schemas.microsoft.com/office/2019/extlst" xmlns:r="http://schemas.openxmlformats.org/officeDocument/2006/relationships" xmlns:m="http://schemas.openxmlformats.org/officeDocument/2006/math" xmlns:v="urn:schemas-microsoft-com:vml" xmlns:wp14="http://schemas.microsoft.com/office/word/2010/wordprocessingDrawing" xmlns:wp="http://schemas.openxmlformats.org/drawingml/2006/wordprocessingDrawing" xmlns:w10="urn:schemas-microsoft-com:office:word" xmlns:w="http://schemas.openxmlformats.org/wordprocessingml/2006/main" xmlns:w14="http://schemas.microsoft.com/office/word/2010/wordml" xmlns:w15="http://schemas.microsoft.com/office/word/2012/wordml" xmlns:w16cex="http://schemas.microsoft.com/office/word/2018/wordml/cex" xmlns:w16cid="http://schemas.microsoft.com/office/word/2016/wordml/cid" xmlns:w16="http://schemas.microsoft.com/office/word/2018/wordml" xmlns:w16du="http://schemas.microsoft.com/office/word/2023/wordml/word16du" xmlns:w16sdtdh="http://schemas.microsoft.com/office/word/2020/wordml/sdtdatahash" xmlns:w16sdtfl="http://schemas.microsoft.com/office/word/2024/wordml/sdtformatlock" xmlns:w16se="http://schemas.microsoft.com/office/word/2015/wordml/symex" xmlns:wpg="http://schemas.microsoft.com/office/word/2010/wordprocessingGroup" xmlns:wpi="http://schemas.microsoft.com/office/word/2010/wordprocessingInk" xmlns:wne="http://schemas.microsoft.com/office/word/2006/wordml" xmlns:wps="http://schemas.microsoft.com/office/word/2010/wordprocessingShape" mc:Ignorable="w14 w15 w16se w16cid w16 w16cex w16sdtdh w16sdtfl w16du wp14">
-  <w:abstractNum w:abstractNumId="0" w15:restartNumberingAfterBreak="0">
-    <w:nsid w:val="01E718F7"/>
-    <w:multiLevelType w:val="hybridMultilevel"/>
-    <w:tmpl w:val="33362FF8"/>
-    <w:lvl w:ilvl="0" w:tplc="AFA4DBC0">
-      <w:start w:val="1"/>
-      <w:numFmt w:val="bullet"/>
-      <w:lvlText w:val=""/>
-      <w:lvlJc w:val="left"/>
-      <w:pPr>
-        <w:tabs>
-          <w:tab w:val="num" w:pos="1607"/>
-        </w:tabs>
-        <w:ind w:left="1588" w:hanging="341"/>
-      </w:pPr>
-      <w:rPr>
-        <w:rFonts w:ascii="Wingdings" w:hAnsi="Wingdings" w:hint="default"/>
-      </w:rPr>
-    </w:lvl>
-    <w:lvl w:ilvl="1" w:tplc="0C0A0019" w:tentative="1">
-      <w:start w:val="1"/>
-      <w:numFmt w:val="lowerLetter"/>
-      <w:lvlText w:val="%2."/>
-      <w:lvlJc w:val="left"/>
-      <w:pPr>
-        <w:tabs>
-          <w:tab w:val="num" w:pos="1440"/>
-        </w:tabs>
-        <w:ind w:left="1440" w:hanging="360"/>
-      </w:pPr>
-    </w:lvl>
-    <w:lvl w:ilvl="2" w:tplc="0C0A001B" w:tentative="1">
-      <w:start w:val="1"/>
-      <w:numFmt w:val="lowerRoman"/>
-      <w:lvlText w:val="%3."/>
-      <w:lvlJc w:val="right"/>
-      <w:pPr>
-        <w:tabs>
-          <w:tab w:val="num" w:pos="2160"/>
-        </w:tabs>
-        <w:ind w:left="2160" w:hanging="180"/>
-      </w:pPr>
-    </w:lvl>
-    <w:lvl w:ilvl="3" w:tplc="0C0A000F" w:tentative="1">
-      <w:start w:val="1"/>
-      <w:numFmt w:val="decimal"/>
-      <w:lvlText w:val="%4."/>
-      <w:lvlJc w:val="left"/>
-      <w:pPr>
-        <w:tabs>
-          <w:tab w:val="num" w:pos="2880"/>
-        </w:tabs>
-        <w:ind w:left="2880" w:hanging="360"/>
-      </w:pPr>
-    </w:lvl>
-    <w:lvl w:ilvl="4" w:tplc="0C0A0019" w:tentative="1">
-      <w:start w:val="1"/>
-      <w:numFmt w:val="lowerLetter"/>
-      <w:lvlText w:val="%5."/>
-      <w:lvlJc w:val="left"/>
-      <w:pPr>
-        <w:tabs>
-          <w:tab w:val="num" w:pos="3600"/>
-        </w:tabs>
-        <w:ind w:left="3600" w:hanging="360"/>
-      </w:pPr>
-    </w:lvl>
-    <w:lvl w:ilvl="5" w:tplc="0C0A001B" w:tentative="1">
-      <w:start w:val="1"/>
-      <w:numFmt w:val="lowerRoman"/>
-      <w:lvlText w:val="%6."/>
-      <w:lvlJc w:val="right"/>
-      <w:pPr>
-        <w:tabs>
-          <w:tab w:val="num" w:pos="4320"/>
-        </w:tabs>
-        <w:ind w:left="4320" w:hanging="180"/>
-      </w:pPr>
-    </w:lvl>
-    <w:lvl w:ilvl="6" w:tplc="0C0A000F" w:tentative="1">
-      <w:start w:val="1"/>
-      <w:numFmt w:val="decimal"/>
-      <w:lvlText w:val="%7."/>
-      <w:lvlJc w:val="left"/>
-      <w:pPr>
-        <w:tabs>
-          <w:tab w:val="num" w:pos="5040"/>
-        </w:tabs>
-        <w:ind w:left="5040" w:hanging="360"/>
-      </w:pPr>
-    </w:lvl>
-    <w:lvl w:ilvl="7" w:tplc="0C0A0019" w:tentative="1">
-      <w:start w:val="1"/>
-      <w:numFmt w:val="lowerLetter"/>
-      <w:lvlText w:val="%8."/>
-      <w:lvlJc w:val="left"/>
-      <w:pPr>
-        <w:tabs>
-          <w:tab w:val="num" w:pos="5760"/>
-        </w:tabs>
-        <w:ind w:left="5760" w:hanging="360"/>
-      </w:pPr>
-    </w:lvl>
-    <w:lvl w:ilvl="8" w:tplc="0C0A001B" w:tentative="1">
-      <w:start w:val="1"/>
-      <w:numFmt w:val="lowerRoman"/>
-      <w:lvlText w:val="%9."/>
-      <w:lvlJc w:val="right"/>
-      <w:pPr>
-        <w:tabs>
-          <w:tab w:val="num" w:pos="6480"/>
-        </w:tabs>
-        <w:ind w:left="6480" w:hanging="180"/>
-      </w:pPr>
-    </w:lvl>
-  </w:abstractNum>
-  <w:abstractNum w:abstractNumId="1" w15:restartNumberingAfterBreak="0">
-    <w:nsid w:val="04B55551"/>
-    <w:multiLevelType w:val="hybridMultilevel"/>
-    <w:tmpl w:val="739A6E4E"/>
-    <w:lvl w:ilvl="0" w:tplc="0C0A0017">
-      <w:start w:val="1"/>
-      <w:numFmt w:val="lowerLetter"/>
-      <w:lvlText w:val="%1)"/>
-      <w:lvlJc w:val="left"/>
-      <w:pPr>
-        <w:ind w:left="720" w:hanging="360"/>
-      </w:pPr>
-    </w:lvl>
-    <w:lvl w:ilvl="1" w:tplc="0C0A0019" w:tentative="1">
-      <w:start w:val="1"/>
-      <w:numFmt w:val="lowerLetter"/>
-      <w:lvlText w:val="%2."/>
-      <w:lvlJc w:val="left"/>
-      <w:pPr>
-        <w:ind w:left="1440" w:hanging="360"/>
-      </w:pPr>
-    </w:lvl>
-    <w:lvl w:ilvl="2" w:tplc="0C0A001B" w:tentative="1">
-      <w:start w:val="1"/>
-      <w:numFmt w:val="lowerRoman"/>
-      <w:lvlText w:val="%3."/>
-      <w:lvlJc w:val="right"/>
-      <w:pPr>
-        <w:ind w:left="2160" w:hanging="180"/>
-      </w:pPr>
-    </w:lvl>
-    <w:lvl w:ilvl="3" w:tplc="0C0A000F" w:tentative="1">
-      <w:start w:val="1"/>
-      <w:numFmt w:val="decimal"/>
-      <w:lvlText w:val="%4."/>
-      <w:lvlJc w:val="left"/>
-      <w:pPr>
-        <w:ind w:left="2880" w:hanging="360"/>
-      </w:pPr>
-    </w:lvl>
-    <w:lvl w:ilvl="4" w:tplc="0C0A0019" w:tentative="1">
-      <w:start w:val="1"/>
-      <w:numFmt w:val="lowerLetter"/>
-      <w:lvlText w:val="%5."/>
-      <w:lvlJc w:val="left"/>
-      <w:pPr>
-        <w:ind w:left="3600" w:hanging="360"/>
-      </w:pPr>
-    </w:lvl>
-    <w:lvl w:ilvl="5" w:tplc="0C0A001B" w:tentative="1">
-      <w:start w:val="1"/>
-      <w:numFmt w:val="lowerRoman"/>
-      <w:lvlText w:val="%6."/>
-      <w:lvlJc w:val="right"/>
-      <w:pPr>
-        <w:ind w:left="4320" w:hanging="180"/>
-      </w:pPr>
-    </w:lvl>
-    <w:lvl w:ilvl="6" w:tplc="0C0A000F" w:tentative="1">
-      <w:start w:val="1"/>
-      <w:numFmt w:val="decimal"/>
-      <w:lvlText w:val="%7."/>
-      <w:lvlJc w:val="left"/>
-      <w:pPr>
-        <w:ind w:left="5040" w:hanging="360"/>
-      </w:pPr>
-    </w:lvl>
-    <w:lvl w:ilvl="7" w:tplc="0C0A0019" w:tentative="1">
-      <w:start w:val="1"/>
-      <w:numFmt w:val="lowerLetter"/>
-      <w:lvlText w:val="%8."/>
-      <w:lvlJc w:val="left"/>
-      <w:pPr>
-        <w:ind w:left="5760" w:hanging="360"/>
-      </w:pPr>
-    </w:lvl>
-    <w:lvl w:ilvl="8" w:tplc="0C0A001B" w:tentative="1">
-      <w:start w:val="1"/>
-      <w:numFmt w:val="lowerRoman"/>
-      <w:lvlText w:val="%9."/>
-      <w:lvlJc w:val="right"/>
-      <w:pPr>
-        <w:ind w:left="6480" w:hanging="180"/>
-      </w:pPr>
-    </w:lvl>
-  </w:abstractNum>
-  <w:abstractNum w:abstractNumId="2" w15:restartNumberingAfterBreak="0">
-    <w:nsid w:val="068B207A"/>
-    <w:multiLevelType w:val="hybridMultilevel"/>
-    <w:tmpl w:val="2FAAE50E"/>
-    <w:lvl w:ilvl="0" w:tplc="0C0A0005">
-      <w:start w:val="1"/>
-      <w:numFmt w:val="bullet"/>
-      <w:lvlText w:val=""/>
-      <w:lvlJc w:val="left"/>
-      <w:pPr>
-        <w:tabs>
-          <w:tab w:val="num" w:pos="1069"/>
-        </w:tabs>
-        <w:ind w:left="1069" w:hanging="360"/>
-      </w:pPr>
-      <w:rPr>
-        <w:rFonts w:ascii="Wingdings" w:hAnsi="Wingdings" w:hint="default"/>
-      </w:rPr>
-    </w:lvl>
-    <w:lvl w:ilvl="1" w:tplc="0C0A0003" w:tentative="1">
-      <w:start w:val="1"/>
-      <w:numFmt w:val="bullet"/>
-      <w:lvlText w:val="o"/>
-      <w:lvlJc w:val="left"/>
-      <w:pPr>
-        <w:tabs>
-          <w:tab w:val="num" w:pos="1789"/>
-        </w:tabs>
-        <w:ind w:left="1789" w:hanging="360"/>
-      </w:pPr>
-      <w:rPr>
-        <w:rFonts w:ascii="Courier New" w:hAnsi="Courier New" w:cs="Courier New" w:hint="default"/>
-      </w:rPr>
-    </w:lvl>
-    <w:lvl w:ilvl="2" w:tplc="0C0A0005" w:tentative="1">
-      <w:start w:val="1"/>
-      <w:numFmt w:val="bullet"/>
-      <w:lvlText w:val=""/>
-      <w:lvlJc w:val="left"/>
-      <w:pPr>
-        <w:tabs>
-          <w:tab w:val="num" w:pos="2509"/>
-        </w:tabs>
-        <w:ind w:left="2509" w:hanging="360"/>
-      </w:pPr>
-      <w:rPr>
-        <w:rFonts w:ascii="Wingdings" w:hAnsi="Wingdings" w:hint="default"/>
-      </w:rPr>
-    </w:lvl>
-    <w:lvl w:ilvl="3" w:tplc="0C0A0001" w:tentative="1">
-      <w:start w:val="1"/>
-      <w:numFmt w:val="bullet"/>
-      <w:lvlText w:val=""/>
-      <w:lvlJc w:val="left"/>
-      <w:pPr>
-        <w:tabs>
-          <w:tab w:val="num" w:pos="3229"/>
-        </w:tabs>
-        <w:ind w:left="3229" w:hanging="360"/>
-      </w:pPr>
-      <w:rPr>
-        <w:rFonts w:ascii="Symbol" w:hAnsi="Symbol" w:hint="default"/>
-      </w:rPr>
-    </w:lvl>
-    <w:lvl w:ilvl="4" w:tplc="0C0A0003" w:tentative="1">
-      <w:start w:val="1"/>
-      <w:numFmt w:val="bullet"/>
-      <w:lvlText w:val="o"/>
-      <w:lvlJc w:val="left"/>
-      <w:pPr>
-        <w:tabs>
-          <w:tab w:val="num" w:pos="3949"/>
-        </w:tabs>
-        <w:ind w:left="3949" w:hanging="360"/>
-      </w:pPr>
-      <w:rPr>
-        <w:rFonts w:ascii="Courier New" w:hAnsi="Courier New" w:cs="Courier New" w:hint="default"/>
-      </w:rPr>
-    </w:lvl>
-    <w:lvl w:ilvl="5" w:tplc="0C0A0005" w:tentative="1">
-      <w:start w:val="1"/>
-      <w:numFmt w:val="bullet"/>
-      <w:lvlText w:val=""/>
-      <w:lvlJc w:val="left"/>
-      <w:pPr>
-        <w:tabs>
-          <w:tab w:val="num" w:pos="4669"/>
-        </w:tabs>
-        <w:ind w:left="4669" w:hanging="360"/>
-      </w:pPr>
-      <w:rPr>
-        <w:rFonts w:ascii="Wingdings" w:hAnsi="Wingdings" w:hint="default"/>
-      </w:rPr>
-    </w:lvl>
-    <w:lvl w:ilvl="6" w:tplc="0C0A0001" w:tentative="1">
-      <w:start w:val="1"/>
-      <w:numFmt w:val="bullet"/>
-      <w:lvlText w:val=""/>
-      <w:lvlJc w:val="left"/>
-      <w:pPr>
-        <w:tabs>
-          <w:tab w:val="num" w:pos="5389"/>
-        </w:tabs>
-        <w:ind w:left="5389" w:hanging="360"/>
-      </w:pPr>
-      <w:rPr>
-        <w:rFonts w:ascii="Symbol" w:hAnsi="Symbol" w:hint="default"/>
-      </w:rPr>
-    </w:lvl>
-    <w:lvl w:ilvl="7" w:tplc="0C0A0003" w:tentative="1">
-      <w:start w:val="1"/>
-      <w:numFmt w:val="bullet"/>
-      <w:lvlText w:val="o"/>
-      <w:lvlJc w:val="left"/>
-      <w:pPr>
-        <w:tabs>
-          <w:tab w:val="num" w:pos="6109"/>
-        </w:tabs>
-        <w:ind w:left="6109" w:hanging="360"/>
-      </w:pPr>
-      <w:rPr>
-        <w:rFonts w:ascii="Courier New" w:hAnsi="Courier New" w:cs="Courier New" w:hint="default"/>
-      </w:rPr>
-    </w:lvl>
-    <w:lvl w:ilvl="8" w:tplc="0C0A0005" w:tentative="1">
-      <w:start w:val="1"/>
-      <w:numFmt w:val="bullet"/>
-      <w:lvlText w:val=""/>
-      <w:lvlJc w:val="left"/>
-      <w:pPr>
-        <w:tabs>
-          <w:tab w:val="num" w:pos="6829"/>
-        </w:tabs>
-        <w:ind w:left="6829" w:hanging="360"/>
-      </w:pPr>
-      <w:rPr>
-        <w:rFonts w:ascii="Wingdings" w:hAnsi="Wingdings" w:hint="default"/>
-      </w:rPr>
-    </w:lvl>
-  </w:abstractNum>
-  <w:abstractNum w:abstractNumId="3" w15:restartNumberingAfterBreak="0">
-    <w:nsid w:val="06D722B4"/>
-    <w:multiLevelType w:val="hybridMultilevel"/>
-    <w:tmpl w:val="13AC02DA"/>
-    <w:lvl w:ilvl="0" w:tplc="CE064138">
-      <w:start w:val="1"/>
-      <w:numFmt w:val="bullet"/>
-      <w:lvlText w:val=""/>
-      <w:lvlJc w:val="left"/>
-      <w:pPr>
-        <w:tabs>
-          <w:tab w:val="num" w:pos="360"/>
-        </w:tabs>
-        <w:ind w:left="0" w:firstLine="0"/>
-      </w:pPr>
-      <w:rPr>
-        <w:rFonts w:ascii="Wingdings" w:hAnsi="Wingdings" w:hint="default"/>
-        <w:sz w:val="16"/>
-      </w:rPr>
-    </w:lvl>
-    <w:lvl w:ilvl="1" w:tplc="0C0A0003" w:tentative="1">
-      <w:start w:val="1"/>
-      <w:numFmt w:val="bullet"/>
-      <w:lvlText w:val="o"/>
-      <w:lvlJc w:val="left"/>
-      <w:pPr>
-        <w:tabs>
-          <w:tab w:val="num" w:pos="1440"/>
-        </w:tabs>
-        <w:ind w:left="1440" w:hanging="360"/>
-      </w:pPr>
-      <w:rPr>
-        <w:rFonts w:ascii="Courier New" w:hAnsi="Courier New" w:hint="default"/>
-      </w:rPr>
-    </w:lvl>
-    <w:lvl w:ilvl="2" w:tplc="0C0A0005" w:tentative="1">
-      <w:start w:val="1"/>
-      <w:numFmt w:val="bullet"/>
-      <w:lvlText w:val=""/>
-      <w:lvlJc w:val="left"/>
-      <w:pPr>
-        <w:tabs>
-          <w:tab w:val="num" w:pos="2160"/>
-        </w:tabs>
-        <w:ind w:left="2160" w:hanging="360"/>
-      </w:pPr>
-      <w:rPr>
-        <w:rFonts w:ascii="Wingdings" w:hAnsi="Wingdings" w:hint="default"/>
-      </w:rPr>
-    </w:lvl>
-    <w:lvl w:ilvl="3" w:tplc="0C0A0001" w:tentative="1">
-      <w:start w:val="1"/>
-      <w:numFmt w:val="bullet"/>
-      <w:lvlText w:val=""/>
-      <w:lvlJc w:val="left"/>
-      <w:pPr>
-        <w:tabs>
-          <w:tab w:val="num" w:pos="2880"/>
-        </w:tabs>
-        <w:ind w:left="2880" w:hanging="360"/>
-      </w:pPr>
-      <w:rPr>
-        <w:rFonts w:ascii="Symbol" w:hAnsi="Symbol" w:hint="default"/>
-      </w:rPr>
-    </w:lvl>
-    <w:lvl w:ilvl="4" w:tplc="0C0A0003" w:tentative="1">
-      <w:start w:val="1"/>
-      <w:numFmt w:val="bullet"/>
-      <w:lvlText w:val="o"/>
-      <w:lvlJc w:val="left"/>
-      <w:pPr>
-        <w:tabs>
-          <w:tab w:val="num" w:pos="3600"/>
-        </w:tabs>
-        <w:ind w:left="3600" w:hanging="360"/>
-      </w:pPr>
-      <w:rPr>
-        <w:rFonts w:ascii="Courier New" w:hAnsi="Courier New" w:hint="default"/>
-      </w:rPr>
-    </w:lvl>
-    <w:lvl w:ilvl="5" w:tplc="0C0A0005" w:tentative="1">
-      <w:start w:val="1"/>
-      <w:numFmt w:val="bullet"/>
-      <w:lvlText w:val=""/>
-      <w:lvlJc w:val="left"/>
-      <w:pPr>
-        <w:tabs>
-          <w:tab w:val="num" w:pos="4320"/>
-        </w:tabs>
-        <w:ind w:left="4320" w:hanging="360"/>
-      </w:pPr>
-      <w:rPr>
-        <w:rFonts w:ascii="Wingdings" w:hAnsi="Wingdings" w:hint="default"/>
-      </w:rPr>
-    </w:lvl>
-    <w:lvl w:ilvl="6" w:tplc="0C0A0001" w:tentative="1">
-      <w:start w:val="1"/>
-      <w:numFmt w:val="bullet"/>
-      <w:lvlText w:val=""/>
-      <w:lvlJc w:val="left"/>
-      <w:pPr>
-        <w:tabs>
-          <w:tab w:val="num" w:pos="5040"/>
-        </w:tabs>
-        <w:ind w:left="5040" w:hanging="360"/>
-      </w:pPr>
-      <w:rPr>
-        <w:rFonts w:ascii="Symbol" w:hAnsi="Symbol" w:hint="default"/>
-      </w:rPr>
-    </w:lvl>
-    <w:lvl w:ilvl="7" w:tplc="0C0A0003" w:tentative="1">
-      <w:start w:val="1"/>
-      <w:numFmt w:val="bullet"/>
-      <w:lvlText w:val="o"/>
-      <w:lvlJc w:val="left"/>
-      <w:pPr>
-        <w:tabs>
-          <w:tab w:val="num" w:pos="5760"/>
-        </w:tabs>
-        <w:ind w:left="5760" w:hanging="360"/>
-      </w:pPr>
-      <w:rPr>
-        <w:rFonts w:ascii="Courier New" w:hAnsi="Courier New" w:hint="default"/>
-      </w:rPr>
-    </w:lvl>
-    <w:lvl w:ilvl="8" w:tplc="0C0A0005" w:tentative="1">
-      <w:start w:val="1"/>
-      <w:numFmt w:val="bullet"/>
-      <w:lvlText w:val=""/>
-      <w:lvlJc w:val="left"/>
-      <w:pPr>
-        <w:tabs>
-          <w:tab w:val="num" w:pos="6480"/>
-        </w:tabs>
-        <w:ind w:left="6480" w:hanging="360"/>
-      </w:pPr>
-      <w:rPr>
-        <w:rFonts w:ascii="Wingdings" w:hAnsi="Wingdings" w:hint="default"/>
-      </w:rPr>
-    </w:lvl>
-  </w:abstractNum>
-  <w:abstractNum w:abstractNumId="4" w15:restartNumberingAfterBreak="0">
-    <w:nsid w:val="09A0798A"/>
-    <w:multiLevelType w:val="hybridMultilevel"/>
-    <w:tmpl w:val="61F68D86"/>
-    <w:lvl w:ilvl="0" w:tplc="0C0A0011">
-      <w:start w:val="1"/>
-      <w:numFmt w:val="decimal"/>
-      <w:lvlText w:val="%1)"/>
-      <w:lvlJc w:val="left"/>
-      <w:pPr>
-        <w:tabs>
-          <w:tab w:val="num" w:pos="720"/>
-        </w:tabs>
-        <w:ind w:left="720" w:hanging="360"/>
-      </w:pPr>
-    </w:lvl>
-    <w:lvl w:ilvl="1" w:tplc="0C0A0019" w:tentative="1">
-      <w:start w:val="1"/>
-      <w:numFmt w:val="lowerLetter"/>
-      <w:lvlText w:val="%2."/>
-      <w:lvlJc w:val="left"/>
-      <w:pPr>
-        <w:tabs>
-          <w:tab w:val="num" w:pos="1440"/>
-        </w:tabs>
-        <w:ind w:left="1440" w:hanging="360"/>
-      </w:pPr>
-    </w:lvl>
-    <w:lvl w:ilvl="2" w:tplc="0C0A001B" w:tentative="1">
-      <w:start w:val="1"/>
-      <w:numFmt w:val="lowerRoman"/>
-      <w:lvlText w:val="%3."/>
-      <w:lvlJc w:val="right"/>
-      <w:pPr>
-        <w:tabs>
-          <w:tab w:val="num" w:pos="2160"/>
-        </w:tabs>
-        <w:ind w:left="2160" w:hanging="180"/>
-      </w:pPr>
-    </w:lvl>
-    <w:lvl w:ilvl="3" w:tplc="0C0A000F" w:tentative="1">
-      <w:start w:val="1"/>
-      <w:numFmt w:val="decimal"/>
-      <w:lvlText w:val="%4."/>
-      <w:lvlJc w:val="left"/>
-      <w:pPr>
-        <w:tabs>
-          <w:tab w:val="num" w:pos="2880"/>
-        </w:tabs>
-        <w:ind w:left="2880" w:hanging="360"/>
-      </w:pPr>
-    </w:lvl>
-    <w:lvl w:ilvl="4" w:tplc="0C0A0019" w:tentative="1">
-      <w:start w:val="1"/>
-      <w:numFmt w:val="lowerLetter"/>
-      <w:lvlText w:val="%5."/>
-      <w:lvlJc w:val="left"/>
-      <w:pPr>
-        <w:tabs>
-          <w:tab w:val="num" w:pos="3600"/>
-        </w:tabs>
-        <w:ind w:left="3600" w:hanging="360"/>
-      </w:pPr>
-    </w:lvl>
-    <w:lvl w:ilvl="5" w:tplc="0C0A001B" w:tentative="1">
-      <w:start w:val="1"/>
-      <w:numFmt w:val="lowerRoman"/>
-      <w:lvlText w:val="%6."/>
-      <w:lvlJc w:val="right"/>
-      <w:pPr>
-        <w:tabs>
-          <w:tab w:val="num" w:pos="4320"/>
-        </w:tabs>
-        <w:ind w:left="4320" w:hanging="180"/>
-      </w:pPr>
-    </w:lvl>
-    <w:lvl w:ilvl="6" w:tplc="0C0A000F" w:tentative="1">
-      <w:start w:val="1"/>
-      <w:numFmt w:val="decimal"/>
-      <w:lvlText w:val="%7."/>
-      <w:lvlJc w:val="left"/>
-      <w:pPr>
-        <w:tabs>
-          <w:tab w:val="num" w:pos="5040"/>
-        </w:tabs>
-        <w:ind w:left="5040" w:hanging="360"/>
-      </w:pPr>
-    </w:lvl>
-    <w:lvl w:ilvl="7" w:tplc="0C0A0019" w:tentative="1">
-      <w:start w:val="1"/>
-      <w:numFmt w:val="lowerLetter"/>
-      <w:lvlText w:val="%8."/>
-      <w:lvlJc w:val="left"/>
-      <w:pPr>
-        <w:tabs>
-          <w:tab w:val="num" w:pos="5760"/>
-        </w:tabs>
-        <w:ind w:left="5760" w:hanging="360"/>
-      </w:pPr>
-    </w:lvl>
-    <w:lvl w:ilvl="8" w:tplc="0C0A001B" w:tentative="1">
-      <w:start w:val="1"/>
-      <w:numFmt w:val="lowerRoman"/>
-      <w:lvlText w:val="%9."/>
-      <w:lvlJc w:val="right"/>
-      <w:pPr>
-        <w:tabs>
-          <w:tab w:val="num" w:pos="6480"/>
-        </w:tabs>
-        <w:ind w:left="6480" w:hanging="180"/>
-      </w:pPr>
-    </w:lvl>
-  </w:abstractNum>
-  <w:abstractNum w:abstractNumId="5" w15:restartNumberingAfterBreak="0">
-    <w:nsid w:val="0F2B1750"/>
-    <w:multiLevelType w:val="hybridMultilevel"/>
-    <w:tmpl w:val="20B62AC2"/>
-    <w:lvl w:ilvl="0" w:tplc="0C0A0011">
-      <w:start w:val="1"/>
-      <w:numFmt w:val="decimal"/>
-      <w:lvlText w:val="%1)"/>
-      <w:lvlJc w:val="left"/>
-      <w:pPr>
-        <w:ind w:left="720" w:hanging="360"/>
-      </w:pPr>
-    </w:lvl>
-    <w:lvl w:ilvl="1" w:tplc="0C0A0019" w:tentative="1">
-      <w:start w:val="1"/>
-      <w:numFmt w:val="lowerLetter"/>
-      <w:lvlText w:val="%2."/>
-      <w:lvlJc w:val="left"/>
-      <w:pPr>
-        <w:ind w:left="1440" w:hanging="360"/>
-      </w:pPr>
-    </w:lvl>
-    <w:lvl w:ilvl="2" w:tplc="0C0A001B" w:tentative="1">
-      <w:start w:val="1"/>
-      <w:numFmt w:val="lowerRoman"/>
-      <w:lvlText w:val="%3."/>
-      <w:lvlJc w:val="right"/>
-      <w:pPr>
-        <w:ind w:left="2160" w:hanging="180"/>
-      </w:pPr>
-    </w:lvl>
-    <w:lvl w:ilvl="3" w:tplc="0C0A000F" w:tentative="1">
-      <w:start w:val="1"/>
-      <w:numFmt w:val="decimal"/>
-      <w:lvlText w:val="%4."/>
-      <w:lvlJc w:val="left"/>
-      <w:pPr>
-        <w:ind w:left="2880" w:hanging="360"/>
-      </w:pPr>
-    </w:lvl>
-    <w:lvl w:ilvl="4" w:tplc="0C0A0019" w:tentative="1">
-      <w:start w:val="1"/>
-      <w:numFmt w:val="lowerLetter"/>
-      <w:lvlText w:val="%5."/>
-      <w:lvlJc w:val="left"/>
-      <w:pPr>
-        <w:ind w:left="3600" w:hanging="360"/>
-      </w:pPr>
-    </w:lvl>
-    <w:lvl w:ilvl="5" w:tplc="0C0A001B" w:tentative="1">
-      <w:start w:val="1"/>
-      <w:numFmt w:val="lowerRoman"/>
-      <w:lvlText w:val="%6."/>
-      <w:lvlJc w:val="right"/>
-      <w:pPr>
-        <w:ind w:left="4320" w:hanging="180"/>
-      </w:pPr>
-    </w:lvl>
-    <w:lvl w:ilvl="6" w:tplc="0C0A000F" w:tentative="1">
-      <w:start w:val="1"/>
-      <w:numFmt w:val="decimal"/>
-      <w:lvlText w:val="%7."/>
-      <w:lvlJc w:val="left"/>
-      <w:pPr>
-        <w:ind w:left="5040" w:hanging="360"/>
-      </w:pPr>
-    </w:lvl>
-    <w:lvl w:ilvl="7" w:tplc="0C0A0019" w:tentative="1">
-      <w:start w:val="1"/>
-      <w:numFmt w:val="lowerLetter"/>
-      <w:lvlText w:val="%8."/>
-      <w:lvlJc w:val="left"/>
-      <w:pPr>
-        <w:ind w:left="5760" w:hanging="360"/>
-      </w:pPr>
-    </w:lvl>
-    <w:lvl w:ilvl="8" w:tplc="0C0A001B" w:tentative="1">
-      <w:start w:val="1"/>
-      <w:numFmt w:val="lowerRoman"/>
-      <w:lvlText w:val="%9."/>
-      <w:lvlJc w:val="right"/>
-      <w:pPr>
-        <w:ind w:left="6480" w:hanging="180"/>
-      </w:pPr>
-    </w:lvl>
-  </w:abstractNum>
-  <w:abstractNum w:abstractNumId="6" w15:restartNumberingAfterBreak="0">
-    <w:nsid w:val="18CC029E"/>
-    <w:multiLevelType w:val="hybridMultilevel"/>
-    <w:tmpl w:val="2EEC6B58"/>
-    <w:lvl w:ilvl="0" w:tplc="580A0001">
-      <w:start w:val="1"/>
-      <w:numFmt w:val="bullet"/>
-      <w:lvlText w:val=""/>
-      <w:lvlJc w:val="left"/>
-      <w:pPr>
-        <w:ind w:left="720" w:hanging="360"/>
-      </w:pPr>
-      <w:rPr>
-        <w:rFonts w:ascii="Symbol" w:hAnsi="Symbol" w:hint="default"/>
-      </w:rPr>
-    </w:lvl>
-    <w:lvl w:ilvl="1" w:tplc="580A0003" w:tentative="1">
-      <w:start w:val="1"/>
-      <w:numFmt w:val="bullet"/>
-      <w:lvlText w:val="o"/>
-      <w:lvlJc w:val="left"/>
-      <w:pPr>
-        <w:ind w:left="1440" w:hanging="360"/>
-      </w:pPr>
-      <w:rPr>
-        <w:rFonts w:ascii="Courier New" w:hAnsi="Courier New" w:cs="Courier New" w:hint="default"/>
-      </w:rPr>
-    </w:lvl>
-    <w:lvl w:ilvl="2" w:tplc="580A0005" w:tentative="1">
-      <w:start w:val="1"/>
-      <w:numFmt w:val="bullet"/>
-      <w:lvlText w:val=""/>
-      <w:lvlJc w:val="left"/>
-      <w:pPr>
-        <w:ind w:left="2160" w:hanging="360"/>
-      </w:pPr>
-      <w:rPr>
-        <w:rFonts w:ascii="Wingdings" w:hAnsi="Wingdings" w:hint="default"/>
-      </w:rPr>
-    </w:lvl>
-    <w:lvl w:ilvl="3" w:tplc="580A0001" w:tentative="1">
-      <w:start w:val="1"/>
-      <w:numFmt w:val="bullet"/>
-      <w:lvlText w:val=""/>
-      <w:lvlJc w:val="left"/>
-      <w:pPr>
-        <w:ind w:left="2880" w:hanging="360"/>
-      </w:pPr>
-      <w:rPr>
-        <w:rFonts w:ascii="Symbol" w:hAnsi="Symbol" w:hint="default"/>
-      </w:rPr>
-    </w:lvl>
-    <w:lvl w:ilvl="4" w:tplc="580A0003" w:tentative="1">
-      <w:start w:val="1"/>
-      <w:numFmt w:val="bullet"/>
-      <w:lvlText w:val="o"/>
-      <w:lvlJc w:val="left"/>
-      <w:pPr>
-        <w:ind w:left="3600" w:hanging="360"/>
-      </w:pPr>
-      <w:rPr>
-        <w:rFonts w:ascii="Courier New" w:hAnsi="Courier New" w:cs="Courier New" w:hint="default"/>
-      </w:rPr>
-    </w:lvl>
-    <w:lvl w:ilvl="5" w:tplc="580A0005" w:tentative="1">
-      <w:start w:val="1"/>
-      <w:numFmt w:val="bullet"/>
-      <w:lvlText w:val=""/>
-      <w:lvlJc w:val="left"/>
-      <w:pPr>
-        <w:ind w:left="4320" w:hanging="360"/>
-      </w:pPr>
-      <w:rPr>
-        <w:rFonts w:ascii="Wingdings" w:hAnsi="Wingdings" w:hint="default"/>
-      </w:rPr>
-    </w:lvl>
-    <w:lvl w:ilvl="6" w:tplc="580A0001" w:tentative="1">
-      <w:start w:val="1"/>
-      <w:numFmt w:val="bullet"/>
-      <w:lvlText w:val=""/>
-      <w:lvlJc w:val="left"/>
-      <w:pPr>
-        <w:ind w:left="5040" w:hanging="360"/>
-      </w:pPr>
-      <w:rPr>
-        <w:rFonts w:ascii="Symbol" w:hAnsi="Symbol" w:hint="default"/>
-      </w:rPr>
-    </w:lvl>
-    <w:lvl w:ilvl="7" w:tplc="580A0003" w:tentative="1">
-      <w:start w:val="1"/>
-      <w:numFmt w:val="bullet"/>
-      <w:lvlText w:val="o"/>
-      <w:lvlJc w:val="left"/>
-      <w:pPr>
-        <w:ind w:left="5760" w:hanging="360"/>
-      </w:pPr>
-      <w:rPr>
-        <w:rFonts w:ascii="Courier New" w:hAnsi="Courier New" w:cs="Courier New" w:hint="default"/>
-      </w:rPr>
-    </w:lvl>
-    <w:lvl w:ilvl="8" w:tplc="580A0005" w:tentative="1">
-      <w:start w:val="1"/>
-      <w:numFmt w:val="bullet"/>
-      <w:lvlText w:val=""/>
-      <w:lvlJc w:val="left"/>
-      <w:pPr>
-        <w:ind w:left="6480" w:hanging="360"/>
-      </w:pPr>
-      <w:rPr>
-        <w:rFonts w:ascii="Wingdings" w:hAnsi="Wingdings" w:hint="default"/>
-      </w:rPr>
-    </w:lvl>
-  </w:abstractNum>
-  <w:abstractNum w:abstractNumId="7" w15:restartNumberingAfterBreak="0">
-    <w:nsid w:val="1CC30909"/>
-    <w:multiLevelType w:val="hybridMultilevel"/>
-    <w:tmpl w:val="A70AC716"/>
-    <w:lvl w:ilvl="0" w:tplc="0C0A0001">
-      <w:start w:val="1"/>
-      <w:numFmt w:val="bullet"/>
-      <w:lvlText w:val=""/>
-      <w:lvlJc w:val="left"/>
-      <w:pPr>
-        <w:ind w:left="720" w:hanging="360"/>
-      </w:pPr>
-      <w:rPr>
-        <w:rFonts w:ascii="Symbol" w:hAnsi="Symbol" w:hint="default"/>
-      </w:rPr>
-    </w:lvl>
-    <w:lvl w:ilvl="1" w:tplc="0C0A0003" w:tentative="1">
-      <w:start w:val="1"/>
-      <w:numFmt w:val="bullet"/>
-      <w:lvlText w:val="o"/>
-      <w:lvlJc w:val="left"/>
-      <w:pPr>
-        <w:ind w:left="1440" w:hanging="360"/>
-      </w:pPr>
-      <w:rPr>
-        <w:rFonts w:ascii="Courier New" w:hAnsi="Courier New" w:cs="Courier New" w:hint="default"/>
-      </w:rPr>
-    </w:lvl>
-    <w:lvl w:ilvl="2" w:tplc="0C0A0005" w:tentative="1">
-      <w:start w:val="1"/>
-      <w:numFmt w:val="bullet"/>
-      <w:lvlText w:val=""/>
-      <w:lvlJc w:val="left"/>
-      <w:pPr>
-        <w:ind w:left="2160" w:hanging="360"/>
-      </w:pPr>
-      <w:rPr>
-        <w:rFonts w:ascii="Wingdings" w:hAnsi="Wingdings" w:hint="default"/>
-      </w:rPr>
-    </w:lvl>
-    <w:lvl w:ilvl="3" w:tplc="0C0A0001" w:tentative="1">
-      <w:start w:val="1"/>
-      <w:numFmt w:val="bullet"/>
-      <w:lvlText w:val=""/>
-      <w:lvlJc w:val="left"/>
-      <w:pPr>
-        <w:ind w:left="2880" w:hanging="360"/>
-      </w:pPr>
-      <w:rPr>
-        <w:rFonts w:ascii="Symbol" w:hAnsi="Symbol" w:hint="default"/>
-      </w:rPr>
-    </w:lvl>
-    <w:lvl w:ilvl="4" w:tplc="0C0A0003" w:tentative="1">
-      <w:start w:val="1"/>
-      <w:numFmt w:val="bullet"/>
-      <w:lvlText w:val="o"/>
-      <w:lvlJc w:val="left"/>
-      <w:pPr>
-        <w:ind w:left="3600" w:hanging="360"/>
-      </w:pPr>
-      <w:rPr>
-        <w:rFonts w:ascii="Courier New" w:hAnsi="Courier New" w:cs="Courier New" w:hint="default"/>
-      </w:rPr>
-    </w:lvl>
-    <w:lvl w:ilvl="5" w:tplc="0C0A0005" w:tentative="1">
-      <w:start w:val="1"/>
-      <w:numFmt w:val="bullet"/>
-      <w:lvlText w:val=""/>
-      <w:lvlJc w:val="left"/>
-      <w:pPr>
-        <w:ind w:left="4320" w:hanging="360"/>
-      </w:pPr>
-      <w:rPr>
-        <w:rFonts w:ascii="Wingdings" w:hAnsi="Wingdings" w:hint="default"/>
-      </w:rPr>
-    </w:lvl>
-    <w:lvl w:ilvl="6" w:tplc="0C0A0001" w:tentative="1">
-      <w:start w:val="1"/>
-      <w:numFmt w:val="bullet"/>
-      <w:lvlText w:val=""/>
-      <w:lvlJc w:val="left"/>
-      <w:pPr>
-        <w:ind w:left="5040" w:hanging="360"/>
-      </w:pPr>
-      <w:rPr>
-        <w:rFonts w:ascii="Symbol" w:hAnsi="Symbol" w:hint="default"/>
-      </w:rPr>
-    </w:lvl>
-    <w:lvl w:ilvl="7" w:tplc="0C0A0003" w:tentative="1">
-      <w:start w:val="1"/>
-      <w:numFmt w:val="bullet"/>
-      <w:lvlText w:val="o"/>
-      <w:lvlJc w:val="left"/>
-      <w:pPr>
-        <w:ind w:left="5760" w:hanging="360"/>
-      </w:pPr>
-      <w:rPr>
-        <w:rFonts w:ascii="Courier New" w:hAnsi="Courier New" w:cs="Courier New" w:hint="default"/>
-      </w:rPr>
-    </w:lvl>
-    <w:lvl w:ilvl="8" w:tplc="0C0A0005" w:tentative="1">
-      <w:start w:val="1"/>
-      <w:numFmt w:val="bullet"/>
-      <w:lvlText w:val=""/>
-      <w:lvlJc w:val="left"/>
-      <w:pPr>
-        <w:ind w:left="6480" w:hanging="360"/>
-      </w:pPr>
-      <w:rPr>
-        <w:rFonts w:ascii="Wingdings" w:hAnsi="Wingdings" w:hint="default"/>
-      </w:rPr>
-    </w:lvl>
-  </w:abstractNum>
-  <w:abstractNum w:abstractNumId="8" w15:restartNumberingAfterBreak="0">
-    <w:nsid w:val="1D184956"/>
-    <w:multiLevelType w:val="hybridMultilevel"/>
-    <w:tmpl w:val="77D0F5F0"/>
-    <w:lvl w:ilvl="0" w:tplc="0C0A0017">
-      <w:start w:val="1"/>
-      <w:numFmt w:val="lowerLetter"/>
-      <w:lvlText w:val="%1)"/>
-      <w:lvlJc w:val="left"/>
-      <w:pPr>
-        <w:ind w:left="1636" w:hanging="360"/>
-      </w:pPr>
-    </w:lvl>
-    <w:lvl w:ilvl="1" w:tplc="0C0A0019" w:tentative="1">
-      <w:start w:val="1"/>
-      <w:numFmt w:val="lowerLetter"/>
-      <w:lvlText w:val="%2."/>
-      <w:lvlJc w:val="left"/>
-      <w:pPr>
-        <w:ind w:left="2356" w:hanging="360"/>
-      </w:pPr>
-    </w:lvl>
-    <w:lvl w:ilvl="2" w:tplc="0C0A001B" w:tentative="1">
-      <w:start w:val="1"/>
-      <w:numFmt w:val="lowerRoman"/>
-      <w:lvlText w:val="%3."/>
-      <w:lvlJc w:val="right"/>
-      <w:pPr>
-        <w:ind w:left="3076" w:hanging="180"/>
-      </w:pPr>
-    </w:lvl>
-    <w:lvl w:ilvl="3" w:tplc="0C0A000F" w:tentative="1">
-      <w:start w:val="1"/>
-      <w:numFmt w:val="decimal"/>
-      <w:lvlText w:val="%4."/>
-      <w:lvlJc w:val="left"/>
-      <w:pPr>
-        <w:ind w:left="3796" w:hanging="360"/>
-      </w:pPr>
-    </w:lvl>
-    <w:lvl w:ilvl="4" w:tplc="0C0A0019" w:tentative="1">
-      <w:start w:val="1"/>
-      <w:numFmt w:val="lowerLetter"/>
-      <w:lvlText w:val="%5."/>
-      <w:lvlJc w:val="left"/>
-      <w:pPr>
-        <w:ind w:left="4516" w:hanging="360"/>
-      </w:pPr>
-    </w:lvl>
-    <w:lvl w:ilvl="5" w:tplc="0C0A001B" w:tentative="1">
-      <w:start w:val="1"/>
-      <w:numFmt w:val="lowerRoman"/>
-      <w:lvlText w:val="%6."/>
-      <w:lvlJc w:val="right"/>
-      <w:pPr>
-        <w:ind w:left="5236" w:hanging="180"/>
-      </w:pPr>
-    </w:lvl>
-    <w:lvl w:ilvl="6" w:tplc="0C0A000F" w:tentative="1">
-      <w:start w:val="1"/>
-      <w:numFmt w:val="decimal"/>
-      <w:lvlText w:val="%7."/>
-      <w:lvlJc w:val="left"/>
-      <w:pPr>
-        <w:ind w:left="5956" w:hanging="360"/>
-      </w:pPr>
-    </w:lvl>
-    <w:lvl w:ilvl="7" w:tplc="0C0A0019" w:tentative="1">
-      <w:start w:val="1"/>
-      <w:numFmt w:val="lowerLetter"/>
-      <w:lvlText w:val="%8."/>
-      <w:lvlJc w:val="left"/>
-      <w:pPr>
-        <w:ind w:left="6676" w:hanging="360"/>
-      </w:pPr>
-    </w:lvl>
-    <w:lvl w:ilvl="8" w:tplc="0C0A001B" w:tentative="1">
-      <w:start w:val="1"/>
-      <w:numFmt w:val="lowerRoman"/>
-      <w:lvlText w:val="%9."/>
-      <w:lvlJc w:val="right"/>
-      <w:pPr>
-        <w:ind w:left="7396" w:hanging="180"/>
-      </w:pPr>
-    </w:lvl>
-  </w:abstractNum>
-  <w:abstractNum w:abstractNumId="9" w15:restartNumberingAfterBreak="0">
-    <w:nsid w:val="22BC4936"/>
-    <w:multiLevelType w:val="hybridMultilevel"/>
-    <w:tmpl w:val="DA2EA71C"/>
-    <w:lvl w:ilvl="0" w:tplc="2C0A0011">
-      <w:start w:val="1"/>
-      <w:numFmt w:val="decimal"/>
-      <w:lvlText w:val="%1)"/>
-      <w:lvlJc w:val="left"/>
-      <w:pPr>
-        <w:ind w:left="502" w:hanging="360"/>
-      </w:pPr>
-    </w:lvl>
-    <w:lvl w:ilvl="1" w:tplc="2C0A0019" w:tentative="1">
-      <w:start w:val="1"/>
-      <w:numFmt w:val="lowerLetter"/>
-      <w:lvlText w:val="%2."/>
-      <w:lvlJc w:val="left"/>
-      <w:pPr>
-        <w:ind w:left="1222" w:hanging="360"/>
-      </w:pPr>
-    </w:lvl>
-    <w:lvl w:ilvl="2" w:tplc="2C0A001B" w:tentative="1">
-      <w:start w:val="1"/>
-      <w:numFmt w:val="lowerRoman"/>
-      <w:lvlText w:val="%3."/>
-      <w:lvlJc w:val="right"/>
-      <w:pPr>
-        <w:ind w:left="1942" w:hanging="180"/>
-      </w:pPr>
-    </w:lvl>
-    <w:lvl w:ilvl="3" w:tplc="2C0A000F" w:tentative="1">
-      <w:start w:val="1"/>
-      <w:numFmt w:val="decimal"/>
-      <w:lvlText w:val="%4."/>
-      <w:lvlJc w:val="left"/>
-      <w:pPr>
-        <w:ind w:left="2662" w:hanging="360"/>
-      </w:pPr>
-    </w:lvl>
-    <w:lvl w:ilvl="4" w:tplc="2C0A0019" w:tentative="1">
-      <w:start w:val="1"/>
-      <w:numFmt w:val="lowerLetter"/>
-      <w:lvlText w:val="%5."/>
-      <w:lvlJc w:val="left"/>
-      <w:pPr>
-        <w:ind w:left="3382" w:hanging="360"/>
-      </w:pPr>
-    </w:lvl>
-    <w:lvl w:ilvl="5" w:tplc="2C0A001B" w:tentative="1">
-      <w:start w:val="1"/>
-      <w:numFmt w:val="lowerRoman"/>
-      <w:lvlText w:val="%6."/>
-      <w:lvlJc w:val="right"/>
-      <w:pPr>
-        <w:ind w:left="4102" w:hanging="180"/>
-      </w:pPr>
-    </w:lvl>
-    <w:lvl w:ilvl="6" w:tplc="2C0A000F" w:tentative="1">
-      <w:start w:val="1"/>
-      <w:numFmt w:val="decimal"/>
-      <w:lvlText w:val="%7."/>
-      <w:lvlJc w:val="left"/>
-      <w:pPr>
-        <w:ind w:left="4822" w:hanging="360"/>
-      </w:pPr>
-    </w:lvl>
-    <w:lvl w:ilvl="7" w:tplc="2C0A0019" w:tentative="1">
-      <w:start w:val="1"/>
-      <w:numFmt w:val="lowerLetter"/>
-      <w:lvlText w:val="%8."/>
-      <w:lvlJc w:val="left"/>
-      <w:pPr>
-        <w:ind w:left="5542" w:hanging="360"/>
-      </w:pPr>
-    </w:lvl>
-    <w:lvl w:ilvl="8" w:tplc="2C0A001B" w:tentative="1">
-      <w:start w:val="1"/>
-      <w:numFmt w:val="lowerRoman"/>
-      <w:lvlText w:val="%9."/>
-      <w:lvlJc w:val="right"/>
-      <w:pPr>
-        <w:ind w:left="6262" w:hanging="180"/>
-      </w:pPr>
-    </w:lvl>
-  </w:abstractNum>
-  <w:abstractNum w:abstractNumId="10" w15:restartNumberingAfterBreak="0">
-    <w:nsid w:val="2C5C01AE"/>
-    <w:multiLevelType w:val="hybridMultilevel"/>
-    <w:tmpl w:val="58B44916"/>
-    <w:lvl w:ilvl="0" w:tplc="185028CA">
-      <w:start w:val="1"/>
-      <w:numFmt w:val="decimal"/>
-      <w:lvlText w:val="%1."/>
-      <w:lvlJc w:val="left"/>
-      <w:pPr>
-        <w:tabs>
-          <w:tab w:val="num" w:pos="0"/>
-        </w:tabs>
-        <w:ind w:left="720" w:hanging="360"/>
-      </w:pPr>
-      <w:rPr>
-        <w:rFonts w:ascii="Arial" w:hAnsi="Arial" w:hint="default"/>
-        <w:b/>
-        <w:i w:val="0"/>
-        <w:sz w:val="22"/>
-      </w:rPr>
-    </w:lvl>
-    <w:lvl w:ilvl="1" w:tplc="0C0A0019" w:tentative="1">
-      <w:start w:val="1"/>
-      <w:numFmt w:val="lowerLetter"/>
-      <w:lvlText w:val="%2."/>
-      <w:lvlJc w:val="left"/>
-      <w:pPr>
-        <w:tabs>
-          <w:tab w:val="num" w:pos="1440"/>
-        </w:tabs>
-        <w:ind w:left="1440" w:hanging="360"/>
-      </w:pPr>
-    </w:lvl>
-    <w:lvl w:ilvl="2" w:tplc="0C0A001B" w:tentative="1">
-      <w:start w:val="1"/>
-      <w:numFmt w:val="lowerRoman"/>
-      <w:lvlText w:val="%3."/>
-      <w:lvlJc w:val="right"/>
-      <w:pPr>
-        <w:tabs>
-          <w:tab w:val="num" w:pos="2160"/>
-        </w:tabs>
-        <w:ind w:left="2160" w:hanging="180"/>
-      </w:pPr>
-    </w:lvl>
-    <w:lvl w:ilvl="3" w:tplc="0C0A000F" w:tentative="1">
-      <w:start w:val="1"/>
-      <w:numFmt w:val="decimal"/>
-      <w:lvlText w:val="%4."/>
-      <w:lvlJc w:val="left"/>
-      <w:pPr>
-        <w:tabs>
-          <w:tab w:val="num" w:pos="2880"/>
-        </w:tabs>
-        <w:ind w:left="2880" w:hanging="360"/>
-      </w:pPr>
-    </w:lvl>
-    <w:lvl w:ilvl="4" w:tplc="0C0A0019" w:tentative="1">
-      <w:start w:val="1"/>
-      <w:numFmt w:val="lowerLetter"/>
-      <w:lvlText w:val="%5."/>
-      <w:lvlJc w:val="left"/>
-      <w:pPr>
-        <w:tabs>
-          <w:tab w:val="num" w:pos="3600"/>
-        </w:tabs>
-        <w:ind w:left="3600" w:hanging="360"/>
-      </w:pPr>
-    </w:lvl>
-    <w:lvl w:ilvl="5" w:tplc="0C0A001B" w:tentative="1">
-      <w:start w:val="1"/>
-      <w:numFmt w:val="lowerRoman"/>
-      <w:lvlText w:val="%6."/>
-      <w:lvlJc w:val="right"/>
-      <w:pPr>
-        <w:tabs>
-          <w:tab w:val="num" w:pos="4320"/>
-        </w:tabs>
-        <w:ind w:left="4320" w:hanging="180"/>
-      </w:pPr>
-    </w:lvl>
-    <w:lvl w:ilvl="6" w:tplc="0C0A000F" w:tentative="1">
-      <w:start w:val="1"/>
-      <w:numFmt w:val="decimal"/>
-      <w:lvlText w:val="%7."/>
-      <w:lvlJc w:val="left"/>
-      <w:pPr>
-        <w:tabs>
-          <w:tab w:val="num" w:pos="5040"/>
-        </w:tabs>
-        <w:ind w:left="5040" w:hanging="360"/>
-      </w:pPr>
-    </w:lvl>
-    <w:lvl w:ilvl="7" w:tplc="0C0A0019" w:tentative="1">
-      <w:start w:val="1"/>
-      <w:numFmt w:val="lowerLetter"/>
-      <w:lvlText w:val="%8."/>
-      <w:lvlJc w:val="left"/>
-      <w:pPr>
-        <w:tabs>
-          <w:tab w:val="num" w:pos="5760"/>
-        </w:tabs>
-        <w:ind w:left="5760" w:hanging="360"/>
-      </w:pPr>
-    </w:lvl>
-    <w:lvl w:ilvl="8" w:tplc="0C0A001B" w:tentative="1">
-      <w:start w:val="1"/>
-      <w:numFmt w:val="lowerRoman"/>
-      <w:lvlText w:val="%9."/>
-      <w:lvlJc w:val="right"/>
-      <w:pPr>
-        <w:tabs>
-          <w:tab w:val="num" w:pos="6480"/>
-        </w:tabs>
-        <w:ind w:left="6480" w:hanging="180"/>
-      </w:pPr>
-    </w:lvl>
-  </w:abstractNum>
-  <w:abstractNum w:abstractNumId="11" w15:restartNumberingAfterBreak="0">
-    <w:nsid w:val="2F9770D3"/>
-    <w:multiLevelType w:val="hybridMultilevel"/>
-    <w:tmpl w:val="5A68CB40"/>
-    <w:lvl w:ilvl="0" w:tplc="0C0A0017">
-      <w:start w:val="1"/>
-      <w:numFmt w:val="lowerLetter"/>
-      <w:lvlText w:val="%1)"/>
-      <w:lvlJc w:val="left"/>
-      <w:pPr>
-        <w:ind w:left="2138" w:hanging="360"/>
-      </w:pPr>
-    </w:lvl>
-    <w:lvl w:ilvl="1" w:tplc="0C0A0019" w:tentative="1">
-      <w:start w:val="1"/>
-      <w:numFmt w:val="lowerLetter"/>
-      <w:lvlText w:val="%2."/>
-      <w:lvlJc w:val="left"/>
-      <w:pPr>
-        <w:ind w:left="2858" w:hanging="360"/>
-      </w:pPr>
-    </w:lvl>
-    <w:lvl w:ilvl="2" w:tplc="0C0A001B" w:tentative="1">
-      <w:start w:val="1"/>
-      <w:numFmt w:val="lowerRoman"/>
-      <w:lvlText w:val="%3."/>
-      <w:lvlJc w:val="right"/>
-      <w:pPr>
-        <w:ind w:left="3578" w:hanging="180"/>
-      </w:pPr>
-    </w:lvl>
-    <w:lvl w:ilvl="3" w:tplc="0C0A000F" w:tentative="1">
-      <w:start w:val="1"/>
-      <w:numFmt w:val="decimal"/>
-      <w:lvlText w:val="%4."/>
-      <w:lvlJc w:val="left"/>
-      <w:pPr>
-        <w:ind w:left="4298" w:hanging="360"/>
-      </w:pPr>
-    </w:lvl>
-    <w:lvl w:ilvl="4" w:tplc="0C0A0019" w:tentative="1">
-      <w:start w:val="1"/>
-      <w:numFmt w:val="lowerLetter"/>
-      <w:lvlText w:val="%5."/>
-      <w:lvlJc w:val="left"/>
-      <w:pPr>
-        <w:ind w:left="5018" w:hanging="360"/>
-      </w:pPr>
-    </w:lvl>
-    <w:lvl w:ilvl="5" w:tplc="0C0A001B" w:tentative="1">
-      <w:start w:val="1"/>
-      <w:numFmt w:val="lowerRoman"/>
-      <w:lvlText w:val="%6."/>
-      <w:lvlJc w:val="right"/>
-      <w:pPr>
-        <w:ind w:left="5738" w:hanging="180"/>
-      </w:pPr>
-    </w:lvl>
-    <w:lvl w:ilvl="6" w:tplc="0C0A000F" w:tentative="1">
-      <w:start w:val="1"/>
-      <w:numFmt w:val="decimal"/>
-      <w:lvlText w:val="%7."/>
-      <w:lvlJc w:val="left"/>
-      <w:pPr>
-        <w:ind w:left="6458" w:hanging="360"/>
-      </w:pPr>
-    </w:lvl>
-    <w:lvl w:ilvl="7" w:tplc="0C0A0019" w:tentative="1">
-      <w:start w:val="1"/>
-      <w:numFmt w:val="lowerLetter"/>
-      <w:lvlText w:val="%8."/>
-      <w:lvlJc w:val="left"/>
-      <w:pPr>
-        <w:ind w:left="7178" w:hanging="360"/>
-      </w:pPr>
-    </w:lvl>
-    <w:lvl w:ilvl="8" w:tplc="0C0A001B" w:tentative="1">
-      <w:start w:val="1"/>
-      <w:numFmt w:val="lowerRoman"/>
-      <w:lvlText w:val="%9."/>
-      <w:lvlJc w:val="right"/>
-      <w:pPr>
-        <w:ind w:left="7898" w:hanging="180"/>
-      </w:pPr>
-    </w:lvl>
-  </w:abstractNum>
-  <w:abstractNum w:abstractNumId="12" w15:restartNumberingAfterBreak="0">
-    <w:nsid w:val="37492D4C"/>
-    <w:multiLevelType w:val="hybridMultilevel"/>
-    <w:tmpl w:val="F3324D3A"/>
-    <w:lvl w:ilvl="0" w:tplc="AA365BAC">
-      <w:start w:val="1"/>
-      <w:numFmt w:val="lowerLetter"/>
-      <w:lvlText w:val="%1)"/>
-      <w:lvlJc w:val="left"/>
-      <w:pPr>
-        <w:ind w:left="644" w:hanging="360"/>
-      </w:pPr>
-      <w:rPr>
-        <w:rFonts w:hint="default"/>
-      </w:rPr>
-    </w:lvl>
-    <w:lvl w:ilvl="1" w:tplc="2C0A0019" w:tentative="1">
-      <w:start w:val="1"/>
-      <w:numFmt w:val="lowerLetter"/>
-      <w:lvlText w:val="%2."/>
-      <w:lvlJc w:val="left"/>
-      <w:pPr>
-        <w:ind w:left="1364" w:hanging="360"/>
-      </w:pPr>
-    </w:lvl>
-    <w:lvl w:ilvl="2" w:tplc="2C0A001B" w:tentative="1">
-      <w:start w:val="1"/>
-      <w:numFmt w:val="lowerRoman"/>
-      <w:lvlText w:val="%3."/>
-      <w:lvlJc w:val="right"/>
-      <w:pPr>
-        <w:ind w:left="2084" w:hanging="180"/>
-      </w:pPr>
-    </w:lvl>
-    <w:lvl w:ilvl="3" w:tplc="2C0A000F" w:tentative="1">
-      <w:start w:val="1"/>
-      <w:numFmt w:val="decimal"/>
-      <w:lvlText w:val="%4."/>
-      <w:lvlJc w:val="left"/>
-      <w:pPr>
-        <w:ind w:left="2804" w:hanging="360"/>
-      </w:pPr>
-    </w:lvl>
-    <w:lvl w:ilvl="4" w:tplc="2C0A0019" w:tentative="1">
-      <w:start w:val="1"/>
-      <w:numFmt w:val="lowerLetter"/>
-      <w:lvlText w:val="%5."/>
-      <w:lvlJc w:val="left"/>
-      <w:pPr>
-        <w:ind w:left="3524" w:hanging="360"/>
-      </w:pPr>
-    </w:lvl>
-    <w:lvl w:ilvl="5" w:tplc="2C0A001B" w:tentative="1">
-      <w:start w:val="1"/>
-      <w:numFmt w:val="lowerRoman"/>
-      <w:lvlText w:val="%6."/>
-      <w:lvlJc w:val="right"/>
-      <w:pPr>
-        <w:ind w:left="4244" w:hanging="180"/>
-      </w:pPr>
-    </w:lvl>
-    <w:lvl w:ilvl="6" w:tplc="2C0A000F" w:tentative="1">
-      <w:start w:val="1"/>
-      <w:numFmt w:val="decimal"/>
-      <w:lvlText w:val="%7."/>
-      <w:lvlJc w:val="left"/>
-      <w:pPr>
-        <w:ind w:left="4964" w:hanging="360"/>
-      </w:pPr>
-    </w:lvl>
-    <w:lvl w:ilvl="7" w:tplc="2C0A0019" w:tentative="1">
-      <w:start w:val="1"/>
-      <w:numFmt w:val="lowerLetter"/>
-      <w:lvlText w:val="%8."/>
-      <w:lvlJc w:val="left"/>
-      <w:pPr>
-        <w:ind w:left="5684" w:hanging="360"/>
-      </w:pPr>
-    </w:lvl>
-    <w:lvl w:ilvl="8" w:tplc="2C0A001B" w:tentative="1">
-      <w:start w:val="1"/>
-      <w:numFmt w:val="lowerRoman"/>
-      <w:lvlText w:val="%9."/>
-      <w:lvlJc w:val="right"/>
-      <w:pPr>
-        <w:ind w:left="6404" w:hanging="180"/>
-      </w:pPr>
-    </w:lvl>
-  </w:abstractNum>
-  <w:abstractNum w:abstractNumId="13" w15:restartNumberingAfterBreak="0">
-    <w:nsid w:val="38D80479"/>
-    <w:multiLevelType w:val="hybridMultilevel"/>
-    <w:tmpl w:val="808CDA9E"/>
-    <w:lvl w:ilvl="0" w:tplc="8210FE02">
-      <w:start w:val="1"/>
-      <w:numFmt w:val="bullet"/>
-      <w:lvlText w:val="-"/>
-      <w:lvlJc w:val="left"/>
-      <w:pPr>
-        <w:ind w:left="1080" w:hanging="360"/>
-      </w:pPr>
-      <w:rPr>
-        <w:rFonts w:ascii="Arial" w:hAnsi="Arial" w:hint="default"/>
-      </w:rPr>
-    </w:lvl>
-    <w:lvl w:ilvl="1" w:tplc="2C0A0003" w:tentative="1">
-      <w:start w:val="1"/>
-      <w:numFmt w:val="bullet"/>
-      <w:lvlText w:val="o"/>
-      <w:lvlJc w:val="left"/>
-      <w:pPr>
-        <w:ind w:left="1800" w:hanging="360"/>
-      </w:pPr>
-      <w:rPr>
-        <w:rFonts w:ascii="Courier New" w:hAnsi="Courier New" w:cs="Courier New" w:hint="default"/>
-      </w:rPr>
-    </w:lvl>
-    <w:lvl w:ilvl="2" w:tplc="2C0A0005" w:tentative="1">
-      <w:start w:val="1"/>
-      <w:numFmt w:val="bullet"/>
-      <w:lvlText w:val=""/>
-      <w:lvlJc w:val="left"/>
-      <w:pPr>
-        <w:ind w:left="2520" w:hanging="360"/>
-      </w:pPr>
-      <w:rPr>
-        <w:rFonts w:ascii="Wingdings" w:hAnsi="Wingdings" w:hint="default"/>
-      </w:rPr>
-    </w:lvl>
-    <w:lvl w:ilvl="3" w:tplc="2C0A0001" w:tentative="1">
-      <w:start w:val="1"/>
-      <w:numFmt w:val="bullet"/>
-      <w:lvlText w:val=""/>
-      <w:lvlJc w:val="left"/>
-      <w:pPr>
-        <w:ind w:left="3240" w:hanging="360"/>
-      </w:pPr>
-      <w:rPr>
-        <w:rFonts w:ascii="Symbol" w:hAnsi="Symbol" w:hint="default"/>
-      </w:rPr>
-    </w:lvl>
-    <w:lvl w:ilvl="4" w:tplc="2C0A0003" w:tentative="1">
-      <w:start w:val="1"/>
-      <w:numFmt w:val="bullet"/>
-      <w:lvlText w:val="o"/>
-      <w:lvlJc w:val="left"/>
-      <w:pPr>
-        <w:ind w:left="3960" w:hanging="360"/>
-      </w:pPr>
-      <w:rPr>
-        <w:rFonts w:ascii="Courier New" w:hAnsi="Courier New" w:cs="Courier New" w:hint="default"/>
-      </w:rPr>
-    </w:lvl>
-    <w:lvl w:ilvl="5" w:tplc="2C0A0005" w:tentative="1">
-      <w:start w:val="1"/>
-      <w:numFmt w:val="bullet"/>
-      <w:lvlText w:val=""/>
-      <w:lvlJc w:val="left"/>
-      <w:pPr>
-        <w:ind w:left="4680" w:hanging="360"/>
-      </w:pPr>
-      <w:rPr>
-        <w:rFonts w:ascii="Wingdings" w:hAnsi="Wingdings" w:hint="default"/>
-      </w:rPr>
-    </w:lvl>
-    <w:lvl w:ilvl="6" w:tplc="2C0A0001" w:tentative="1">
-      <w:start w:val="1"/>
-      <w:numFmt w:val="bullet"/>
-      <w:lvlText w:val=""/>
-      <w:lvlJc w:val="left"/>
-      <w:pPr>
-        <w:ind w:left="5400" w:hanging="360"/>
-      </w:pPr>
-      <w:rPr>
-        <w:rFonts w:ascii="Symbol" w:hAnsi="Symbol" w:hint="default"/>
-      </w:rPr>
-    </w:lvl>
-    <w:lvl w:ilvl="7" w:tplc="2C0A0003" w:tentative="1">
-      <w:start w:val="1"/>
-      <w:numFmt w:val="bullet"/>
-      <w:lvlText w:val="o"/>
-      <w:lvlJc w:val="left"/>
-      <w:pPr>
-        <w:ind w:left="6120" w:hanging="360"/>
-      </w:pPr>
-      <w:rPr>
-        <w:rFonts w:ascii="Courier New" w:hAnsi="Courier New" w:cs="Courier New" w:hint="default"/>
-      </w:rPr>
-    </w:lvl>
-    <w:lvl w:ilvl="8" w:tplc="2C0A0005" w:tentative="1">
-      <w:start w:val="1"/>
-      <w:numFmt w:val="bullet"/>
-      <w:lvlText w:val=""/>
-      <w:lvlJc w:val="left"/>
-      <w:pPr>
-        <w:ind w:left="6840" w:hanging="360"/>
-      </w:pPr>
-      <w:rPr>
-        <w:rFonts w:ascii="Wingdings" w:hAnsi="Wingdings" w:hint="default"/>
-      </w:rPr>
-    </w:lvl>
-  </w:abstractNum>
-  <w:abstractNum w:abstractNumId="14" w15:restartNumberingAfterBreak="0">
-    <w:nsid w:val="39842B56"/>
-    <w:multiLevelType w:val="multilevel"/>
-    <w:tmpl w:val="E684DD82"/>
-    <w:lvl w:ilvl="0">
-      <w:start w:val="2"/>
-      <w:numFmt w:val="decimal"/>
-      <w:lvlText w:val="%1."/>
-      <w:lvlJc w:val="left"/>
-      <w:pPr>
-        <w:tabs>
-          <w:tab w:val="num" w:pos="360"/>
-        </w:tabs>
-        <w:ind w:left="0" w:firstLine="0"/>
-      </w:pPr>
-      <w:rPr>
-        <w:rFonts w:hint="default"/>
-      </w:rPr>
-    </w:lvl>
-    <w:lvl w:ilvl="1">
-      <w:start w:val="1"/>
-      <w:numFmt w:val="decimal"/>
-      <w:lvlText w:val="%1.%2."/>
-      <w:lvlJc w:val="left"/>
-      <w:pPr>
-        <w:tabs>
-          <w:tab w:val="num" w:pos="792"/>
-        </w:tabs>
-        <w:ind w:left="792" w:hanging="432"/>
-      </w:pPr>
-      <w:rPr>
-        <w:rFonts w:hint="default"/>
-      </w:rPr>
-    </w:lvl>
-    <w:lvl w:ilvl="2">
-      <w:start w:val="1"/>
-      <w:numFmt w:val="decimal"/>
-      <w:lvlText w:val="%1.%2.%3."/>
-      <w:lvlJc w:val="left"/>
-      <w:pPr>
-        <w:tabs>
-          <w:tab w:val="num" w:pos="1440"/>
-        </w:tabs>
-        <w:ind w:left="1224" w:hanging="504"/>
-      </w:pPr>
-      <w:rPr>
-        <w:rFonts w:hint="default"/>
-      </w:rPr>
-    </w:lvl>
-    <w:lvl w:ilvl="3">
-      <w:start w:val="1"/>
-      <w:numFmt w:val="decimal"/>
-      <w:lvlText w:val="%1.%2.%3.%4."/>
-      <w:lvlJc w:val="left"/>
-      <w:pPr>
-        <w:tabs>
-          <w:tab w:val="num" w:pos="1800"/>
-        </w:tabs>
-        <w:ind w:left="1728" w:hanging="648"/>
-      </w:pPr>
-      <w:rPr>
-        <w:rFonts w:hint="default"/>
-      </w:rPr>
-    </w:lvl>
-    <w:lvl w:ilvl="4">
-      <w:start w:val="1"/>
-      <w:numFmt w:val="decimal"/>
-      <w:lvlText w:val="%1.%2.%3.%4.%5."/>
-      <w:lvlJc w:val="left"/>
-      <w:pPr>
-        <w:tabs>
-          <w:tab w:val="num" w:pos="2520"/>
-        </w:tabs>
-        <w:ind w:left="2232" w:hanging="792"/>
-      </w:pPr>
-      <w:rPr>
-        <w:rFonts w:hint="default"/>
-      </w:rPr>
-    </w:lvl>
-    <w:lvl w:ilvl="5">
-      <w:start w:val="1"/>
-      <w:numFmt w:val="decimal"/>
-      <w:lvlText w:val="%1.%2.%3.%4.%5.%6."/>
-      <w:lvlJc w:val="left"/>
-      <w:pPr>
-        <w:tabs>
-          <w:tab w:val="num" w:pos="2880"/>
-        </w:tabs>
-        <w:ind w:left="2736" w:hanging="936"/>
-      </w:pPr>
-      <w:rPr>
-        <w:rFonts w:hint="default"/>
-      </w:rPr>
-    </w:lvl>
-    <w:lvl w:ilvl="6">
-      <w:start w:val="1"/>
-      <w:numFmt w:val="decimal"/>
-      <w:lvlText w:val="%1.%2.%3.%4.%5.%6.%7."/>
-      <w:lvlJc w:val="left"/>
-      <w:pPr>
-        <w:tabs>
-          <w:tab w:val="num" w:pos="3600"/>
-        </w:tabs>
-        <w:ind w:left="3240" w:hanging="1080"/>
-      </w:pPr>
-      <w:rPr>
-        <w:rFonts w:hint="default"/>
-      </w:rPr>
-    </w:lvl>
-    <w:lvl w:ilvl="7">
-      <w:start w:val="1"/>
-      <w:numFmt w:val="decimal"/>
-      <w:lvlText w:val="%1.%2.%3.%4.%5.%6.%7.%8."/>
-      <w:lvlJc w:val="left"/>
-      <w:pPr>
-        <w:tabs>
-          <w:tab w:val="num" w:pos="3960"/>
-        </w:tabs>
-        <w:ind w:left="3744" w:hanging="1224"/>
-      </w:pPr>
-      <w:rPr>
-        <w:rFonts w:hint="default"/>
-      </w:rPr>
-    </w:lvl>
-    <w:lvl w:ilvl="8">
-      <w:start w:val="1"/>
-      <w:numFmt w:val="decimal"/>
-      <w:lvlText w:val="%1.%2.%3.%4.%5.%6.%7.%8.%9."/>
-      <w:lvlJc w:val="left"/>
-      <w:pPr>
-        <w:tabs>
-          <w:tab w:val="num" w:pos="4680"/>
-        </w:tabs>
-        <w:ind w:left="4320" w:hanging="1440"/>
-      </w:pPr>
-      <w:rPr>
-        <w:rFonts w:hint="default"/>
-      </w:rPr>
-    </w:lvl>
-  </w:abstractNum>
-  <w:abstractNum w:abstractNumId="15" w15:restartNumberingAfterBreak="0">
-    <w:nsid w:val="399540F0"/>
-    <w:multiLevelType w:val="hybridMultilevel"/>
-    <w:tmpl w:val="CEB482F2"/>
-    <w:lvl w:ilvl="0" w:tplc="0C0A0005">
-      <w:start w:val="1"/>
-      <w:numFmt w:val="bullet"/>
-      <w:lvlText w:val=""/>
-      <w:lvlJc w:val="left"/>
-      <w:pPr>
-        <w:tabs>
-          <w:tab w:val="num" w:pos="720"/>
-        </w:tabs>
-        <w:ind w:left="720" w:hanging="360"/>
-      </w:pPr>
-      <w:rPr>
-        <w:rFonts w:ascii="Wingdings" w:hAnsi="Wingdings" w:hint="default"/>
-      </w:rPr>
-    </w:lvl>
-    <w:lvl w:ilvl="1" w:tplc="0C0A0003" w:tentative="1">
-      <w:start w:val="1"/>
-      <w:numFmt w:val="bullet"/>
-      <w:lvlText w:val="o"/>
-      <w:lvlJc w:val="left"/>
-      <w:pPr>
-        <w:tabs>
-          <w:tab w:val="num" w:pos="1440"/>
-        </w:tabs>
-        <w:ind w:left="1440" w:hanging="360"/>
-      </w:pPr>
-      <w:rPr>
-        <w:rFonts w:ascii="Courier New" w:hAnsi="Courier New" w:cs="Courier New" w:hint="default"/>
-      </w:rPr>
-    </w:lvl>
-    <w:lvl w:ilvl="2" w:tplc="0C0A0005" w:tentative="1">
-      <w:start w:val="1"/>
-      <w:numFmt w:val="bullet"/>
-      <w:lvlText w:val=""/>
-      <w:lvlJc w:val="left"/>
-      <w:pPr>
-        <w:tabs>
-          <w:tab w:val="num" w:pos="2160"/>
-        </w:tabs>
-        <w:ind w:left="2160" w:hanging="360"/>
-      </w:pPr>
-      <w:rPr>
-        <w:rFonts w:ascii="Wingdings" w:hAnsi="Wingdings" w:hint="default"/>
-      </w:rPr>
-    </w:lvl>
-    <w:lvl w:ilvl="3" w:tplc="0C0A0001" w:tentative="1">
-      <w:start w:val="1"/>
-      <w:numFmt w:val="bullet"/>
-      <w:lvlText w:val=""/>
-      <w:lvlJc w:val="left"/>
-      <w:pPr>
-        <w:tabs>
-          <w:tab w:val="num" w:pos="2880"/>
-        </w:tabs>
-        <w:ind w:left="2880" w:hanging="360"/>
-      </w:pPr>
-      <w:rPr>
-        <w:rFonts w:ascii="Symbol" w:hAnsi="Symbol" w:hint="default"/>
-      </w:rPr>
-    </w:lvl>
-    <w:lvl w:ilvl="4" w:tplc="0C0A0003" w:tentative="1">
-      <w:start w:val="1"/>
-      <w:numFmt w:val="bullet"/>
-      <w:lvlText w:val="o"/>
-      <w:lvlJc w:val="left"/>
-      <w:pPr>
-        <w:tabs>
-          <w:tab w:val="num" w:pos="3600"/>
-        </w:tabs>
-        <w:ind w:left="3600" w:hanging="360"/>
-      </w:pPr>
-      <w:rPr>
-        <w:rFonts w:ascii="Courier New" w:hAnsi="Courier New" w:cs="Courier New" w:hint="default"/>
-      </w:rPr>
-    </w:lvl>
-    <w:lvl w:ilvl="5" w:tplc="0C0A0005" w:tentative="1">
-      <w:start w:val="1"/>
-      <w:numFmt w:val="bullet"/>
-      <w:lvlText w:val=""/>
-      <w:lvlJc w:val="left"/>
-      <w:pPr>
-        <w:tabs>
-          <w:tab w:val="num" w:pos="4320"/>
-        </w:tabs>
-        <w:ind w:left="4320" w:hanging="360"/>
-      </w:pPr>
-      <w:rPr>
-        <w:rFonts w:ascii="Wingdings" w:hAnsi="Wingdings" w:hint="default"/>
-      </w:rPr>
-    </w:lvl>
-    <w:lvl w:ilvl="6" w:tplc="0C0A0001" w:tentative="1">
-      <w:start w:val="1"/>
-      <w:numFmt w:val="bullet"/>
-      <w:lvlText w:val=""/>
-      <w:lvlJc w:val="left"/>
-      <w:pPr>
-        <w:tabs>
-          <w:tab w:val="num" w:pos="5040"/>
-        </w:tabs>
-        <w:ind w:left="5040" w:hanging="360"/>
-      </w:pPr>
-      <w:rPr>
-        <w:rFonts w:ascii="Symbol" w:hAnsi="Symbol" w:hint="default"/>
-      </w:rPr>
-    </w:lvl>
-    <w:lvl w:ilvl="7" w:tplc="0C0A0003" w:tentative="1">
-      <w:start w:val="1"/>
-      <w:numFmt w:val="bullet"/>
-      <w:lvlText w:val="o"/>
-      <w:lvlJc w:val="left"/>
-      <w:pPr>
-        <w:tabs>
-          <w:tab w:val="num" w:pos="5760"/>
-        </w:tabs>
-        <w:ind w:left="5760" w:hanging="360"/>
-      </w:pPr>
-      <w:rPr>
-        <w:rFonts w:ascii="Courier New" w:hAnsi="Courier New" w:cs="Courier New" w:hint="default"/>
-      </w:rPr>
-    </w:lvl>
-    <w:lvl w:ilvl="8" w:tplc="0C0A0005" w:tentative="1">
-      <w:start w:val="1"/>
-      <w:numFmt w:val="bullet"/>
-      <w:lvlText w:val=""/>
-      <w:lvlJc w:val="left"/>
-      <w:pPr>
-        <w:tabs>
-          <w:tab w:val="num" w:pos="6480"/>
-        </w:tabs>
-        <w:ind w:left="6480" w:hanging="360"/>
-      </w:pPr>
-      <w:rPr>
-        <w:rFonts w:ascii="Wingdings" w:hAnsi="Wingdings" w:hint="default"/>
-      </w:rPr>
-    </w:lvl>
-  </w:abstractNum>
-  <w:abstractNum w:abstractNumId="16" w15:restartNumberingAfterBreak="0">
-    <w:nsid w:val="3AF62EA2"/>
-    <w:multiLevelType w:val="hybridMultilevel"/>
-    <w:tmpl w:val="97400EA0"/>
-    <w:lvl w:ilvl="0" w:tplc="2C0A0011">
-      <w:start w:val="1"/>
-      <w:numFmt w:val="decimal"/>
-      <w:lvlText w:val="%1)"/>
-      <w:lvlJc w:val="left"/>
-      <w:pPr>
-        <w:ind w:left="360" w:hanging="360"/>
-      </w:pPr>
-    </w:lvl>
-    <w:lvl w:ilvl="1" w:tplc="2C0A0019" w:tentative="1">
-      <w:start w:val="1"/>
-      <w:numFmt w:val="lowerLetter"/>
-      <w:lvlText w:val="%2."/>
-      <w:lvlJc w:val="left"/>
-      <w:pPr>
-        <w:ind w:left="1080" w:hanging="360"/>
-      </w:pPr>
-    </w:lvl>
-    <w:lvl w:ilvl="2" w:tplc="2C0A001B" w:tentative="1">
-      <w:start w:val="1"/>
-      <w:numFmt w:val="lowerRoman"/>
-      <w:lvlText w:val="%3."/>
-      <w:lvlJc w:val="right"/>
-      <w:pPr>
-        <w:ind w:left="1800" w:hanging="180"/>
-      </w:pPr>
-    </w:lvl>
-    <w:lvl w:ilvl="3" w:tplc="2C0A000F" w:tentative="1">
-      <w:start w:val="1"/>
-      <w:numFmt w:val="decimal"/>
-      <w:lvlText w:val="%4."/>
-      <w:lvlJc w:val="left"/>
-      <w:pPr>
-        <w:ind w:left="2520" w:hanging="360"/>
-      </w:pPr>
-    </w:lvl>
-    <w:lvl w:ilvl="4" w:tplc="2C0A0019" w:tentative="1">
-      <w:start w:val="1"/>
-      <w:numFmt w:val="lowerLetter"/>
-      <w:lvlText w:val="%5."/>
-      <w:lvlJc w:val="left"/>
-      <w:pPr>
-        <w:ind w:left="3240" w:hanging="360"/>
-      </w:pPr>
-    </w:lvl>
-    <w:lvl w:ilvl="5" w:tplc="2C0A001B" w:tentative="1">
-      <w:start w:val="1"/>
-      <w:numFmt w:val="lowerRoman"/>
-      <w:lvlText w:val="%6."/>
-      <w:lvlJc w:val="right"/>
-      <w:pPr>
-        <w:ind w:left="3960" w:hanging="180"/>
-      </w:pPr>
-    </w:lvl>
-    <w:lvl w:ilvl="6" w:tplc="2C0A000F" w:tentative="1">
-      <w:start w:val="1"/>
-      <w:numFmt w:val="decimal"/>
-      <w:lvlText w:val="%7."/>
-      <w:lvlJc w:val="left"/>
-      <w:pPr>
-        <w:ind w:left="4680" w:hanging="360"/>
-      </w:pPr>
-    </w:lvl>
-    <w:lvl w:ilvl="7" w:tplc="2C0A0019" w:tentative="1">
-      <w:start w:val="1"/>
-      <w:numFmt w:val="lowerLetter"/>
-      <w:lvlText w:val="%8."/>
-      <w:lvlJc w:val="left"/>
-      <w:pPr>
-        <w:ind w:left="5400" w:hanging="360"/>
-      </w:pPr>
-    </w:lvl>
-    <w:lvl w:ilvl="8" w:tplc="2C0A001B" w:tentative="1">
-      <w:start w:val="1"/>
-      <w:numFmt w:val="lowerRoman"/>
-      <w:lvlText w:val="%9."/>
-      <w:lvlJc w:val="right"/>
-      <w:pPr>
-        <w:ind w:left="6120" w:hanging="180"/>
-      </w:pPr>
-    </w:lvl>
-  </w:abstractNum>
-  <w:abstractNum w:abstractNumId="17" w15:restartNumberingAfterBreak="0">
-    <w:nsid w:val="40AB168A"/>
-    <w:multiLevelType w:val="hybridMultilevel"/>
-    <w:tmpl w:val="880CBB3A"/>
-    <w:lvl w:ilvl="0" w:tplc="2C0A0009">
-      <w:start w:val="1"/>
-      <w:numFmt w:val="bullet"/>
-      <w:lvlText w:val=""/>
-      <w:lvlJc w:val="left"/>
-      <w:pPr>
-        <w:ind w:left="1636" w:hanging="360"/>
-      </w:pPr>
-      <w:rPr>
-        <w:rFonts w:ascii="Wingdings" w:hAnsi="Wingdings" w:hint="default"/>
-      </w:rPr>
-    </w:lvl>
-    <w:lvl w:ilvl="1" w:tplc="0C0A0019" w:tentative="1">
-      <w:start w:val="1"/>
-      <w:numFmt w:val="lowerLetter"/>
-      <w:lvlText w:val="%2."/>
-      <w:lvlJc w:val="left"/>
-      <w:pPr>
-        <w:ind w:left="2356" w:hanging="360"/>
-      </w:pPr>
-    </w:lvl>
-    <w:lvl w:ilvl="2" w:tplc="0C0A001B" w:tentative="1">
-      <w:start w:val="1"/>
-      <w:numFmt w:val="lowerRoman"/>
-      <w:lvlText w:val="%3."/>
-      <w:lvlJc w:val="right"/>
-      <w:pPr>
-        <w:ind w:left="3076" w:hanging="180"/>
-      </w:pPr>
-    </w:lvl>
-    <w:lvl w:ilvl="3" w:tplc="0C0A000F" w:tentative="1">
-      <w:start w:val="1"/>
-      <w:numFmt w:val="decimal"/>
-      <w:lvlText w:val="%4."/>
-      <w:lvlJc w:val="left"/>
-      <w:pPr>
-        <w:ind w:left="3796" w:hanging="360"/>
-      </w:pPr>
-    </w:lvl>
-    <w:lvl w:ilvl="4" w:tplc="0C0A0019" w:tentative="1">
-      <w:start w:val="1"/>
-      <w:numFmt w:val="lowerLetter"/>
-      <w:lvlText w:val="%5."/>
-      <w:lvlJc w:val="left"/>
-      <w:pPr>
-        <w:ind w:left="4516" w:hanging="360"/>
-      </w:pPr>
-    </w:lvl>
-    <w:lvl w:ilvl="5" w:tplc="0C0A001B" w:tentative="1">
-      <w:start w:val="1"/>
-      <w:numFmt w:val="lowerRoman"/>
-      <w:lvlText w:val="%6."/>
-      <w:lvlJc w:val="right"/>
-      <w:pPr>
-        <w:ind w:left="5236" w:hanging="180"/>
-      </w:pPr>
-    </w:lvl>
-    <w:lvl w:ilvl="6" w:tplc="0C0A000F" w:tentative="1">
-      <w:start w:val="1"/>
-      <w:numFmt w:val="decimal"/>
-      <w:lvlText w:val="%7."/>
-      <w:lvlJc w:val="left"/>
-      <w:pPr>
-        <w:ind w:left="5956" w:hanging="360"/>
-      </w:pPr>
-    </w:lvl>
-    <w:lvl w:ilvl="7" w:tplc="0C0A0019" w:tentative="1">
-      <w:start w:val="1"/>
-      <w:numFmt w:val="lowerLetter"/>
-      <w:lvlText w:val="%8."/>
-      <w:lvlJc w:val="left"/>
-      <w:pPr>
-        <w:ind w:left="6676" w:hanging="360"/>
-      </w:pPr>
-    </w:lvl>
-    <w:lvl w:ilvl="8" w:tplc="0C0A001B" w:tentative="1">
-      <w:start w:val="1"/>
-      <w:numFmt w:val="lowerRoman"/>
-      <w:lvlText w:val="%9."/>
-      <w:lvlJc w:val="right"/>
-      <w:pPr>
-        <w:ind w:left="7396" w:hanging="180"/>
-      </w:pPr>
-    </w:lvl>
-  </w:abstractNum>
-  <w:abstractNum w:abstractNumId="18" w15:restartNumberingAfterBreak="0">
-    <w:nsid w:val="440943AF"/>
-    <w:multiLevelType w:val="hybridMultilevel"/>
-    <w:tmpl w:val="40B01424"/>
-    <w:lvl w:ilvl="0" w:tplc="18746DFA">
-      <w:start w:val="1"/>
-      <w:numFmt w:val="decimal"/>
-      <w:lvlText w:val="%1-"/>
-      <w:lvlJc w:val="left"/>
-      <w:pPr>
-        <w:ind w:left="1996" w:hanging="360"/>
-      </w:pPr>
-      <w:rPr>
-        <w:rFonts w:ascii="Arial" w:eastAsia="Times New Roman" w:hAnsi="Arial" w:cs="Arial"/>
-      </w:rPr>
-    </w:lvl>
-    <w:lvl w:ilvl="1" w:tplc="2C0A0019" w:tentative="1">
-      <w:start w:val="1"/>
-      <w:numFmt w:val="lowerLetter"/>
-      <w:lvlText w:val="%2."/>
-      <w:lvlJc w:val="left"/>
-      <w:pPr>
-        <w:ind w:left="1800" w:hanging="360"/>
-      </w:pPr>
-    </w:lvl>
-    <w:lvl w:ilvl="2" w:tplc="2C0A001B" w:tentative="1">
-      <w:start w:val="1"/>
-      <w:numFmt w:val="lowerRoman"/>
-      <w:lvlText w:val="%3."/>
-      <w:lvlJc w:val="right"/>
-      <w:pPr>
-        <w:ind w:left="2520" w:hanging="180"/>
-      </w:pPr>
-    </w:lvl>
-    <w:lvl w:ilvl="3" w:tplc="2C0A000F" w:tentative="1">
-      <w:start w:val="1"/>
-      <w:numFmt w:val="decimal"/>
-      <w:lvlText w:val="%4."/>
-      <w:lvlJc w:val="left"/>
-      <w:pPr>
-        <w:ind w:left="3240" w:hanging="360"/>
-      </w:pPr>
-    </w:lvl>
-    <w:lvl w:ilvl="4" w:tplc="2C0A0019" w:tentative="1">
-      <w:start w:val="1"/>
-      <w:numFmt w:val="lowerLetter"/>
-      <w:lvlText w:val="%5."/>
-      <w:lvlJc w:val="left"/>
-      <w:pPr>
-        <w:ind w:left="3960" w:hanging="360"/>
-      </w:pPr>
-    </w:lvl>
-    <w:lvl w:ilvl="5" w:tplc="2C0A001B" w:tentative="1">
-      <w:start w:val="1"/>
-      <w:numFmt w:val="lowerRoman"/>
-      <w:lvlText w:val="%6."/>
-      <w:lvlJc w:val="right"/>
-      <w:pPr>
-        <w:ind w:left="4680" w:hanging="180"/>
-      </w:pPr>
-    </w:lvl>
-    <w:lvl w:ilvl="6" w:tplc="2C0A000F" w:tentative="1">
-      <w:start w:val="1"/>
-      <w:numFmt w:val="decimal"/>
-      <w:lvlText w:val="%7."/>
-      <w:lvlJc w:val="left"/>
-      <w:pPr>
-        <w:ind w:left="5400" w:hanging="360"/>
-      </w:pPr>
-    </w:lvl>
-    <w:lvl w:ilvl="7" w:tplc="2C0A0019" w:tentative="1">
-      <w:start w:val="1"/>
-      <w:numFmt w:val="lowerLetter"/>
-      <w:lvlText w:val="%8."/>
-      <w:lvlJc w:val="left"/>
-      <w:pPr>
-        <w:ind w:left="6120" w:hanging="360"/>
-      </w:pPr>
-    </w:lvl>
-    <w:lvl w:ilvl="8" w:tplc="2C0A001B" w:tentative="1">
-      <w:start w:val="1"/>
-      <w:numFmt w:val="lowerRoman"/>
-      <w:lvlText w:val="%9."/>
-      <w:lvlJc w:val="right"/>
-      <w:pPr>
-        <w:ind w:left="6840" w:hanging="180"/>
-      </w:pPr>
-    </w:lvl>
-  </w:abstractNum>
-  <w:abstractNum w:abstractNumId="19" w15:restartNumberingAfterBreak="0">
-    <w:nsid w:val="46531774"/>
-    <w:multiLevelType w:val="hybridMultilevel"/>
-    <w:tmpl w:val="9E6CFB7E"/>
-    <w:lvl w:ilvl="0" w:tplc="26B42068">
-      <w:start w:val="1"/>
-      <w:numFmt w:val="lowerLetter"/>
-      <w:lvlText w:val="%1-"/>
-      <w:lvlJc w:val="left"/>
-      <w:pPr>
-        <w:ind w:left="720" w:hanging="360"/>
-      </w:pPr>
-      <w:rPr>
-        <w:rFonts w:hint="default"/>
-      </w:rPr>
-    </w:lvl>
-    <w:lvl w:ilvl="1" w:tplc="2C0A0019" w:tentative="1">
-      <w:start w:val="1"/>
-      <w:numFmt w:val="lowerLetter"/>
-      <w:lvlText w:val="%2."/>
-      <w:lvlJc w:val="left"/>
-      <w:pPr>
-        <w:ind w:left="1440" w:hanging="360"/>
-      </w:pPr>
-    </w:lvl>
-    <w:lvl w:ilvl="2" w:tplc="2C0A001B" w:tentative="1">
-      <w:start w:val="1"/>
-      <w:numFmt w:val="lowerRoman"/>
-      <w:lvlText w:val="%3."/>
-      <w:lvlJc w:val="right"/>
-      <w:pPr>
-        <w:ind w:left="2160" w:hanging="180"/>
-      </w:pPr>
-    </w:lvl>
-    <w:lvl w:ilvl="3" w:tplc="2C0A000F" w:tentative="1">
-      <w:start w:val="1"/>
-      <w:numFmt w:val="decimal"/>
-      <w:lvlText w:val="%4."/>
-      <w:lvlJc w:val="left"/>
-      <w:pPr>
-        <w:ind w:left="2880" w:hanging="360"/>
-      </w:pPr>
-    </w:lvl>
-    <w:lvl w:ilvl="4" w:tplc="2C0A0019" w:tentative="1">
-      <w:start w:val="1"/>
-      <w:numFmt w:val="lowerLetter"/>
-      <w:lvlText w:val="%5."/>
-      <w:lvlJc w:val="left"/>
-      <w:pPr>
-        <w:ind w:left="3600" w:hanging="360"/>
-      </w:pPr>
-    </w:lvl>
-    <w:lvl w:ilvl="5" w:tplc="2C0A001B" w:tentative="1">
-      <w:start w:val="1"/>
-      <w:numFmt w:val="lowerRoman"/>
-      <w:lvlText w:val="%6."/>
-      <w:lvlJc w:val="right"/>
-      <w:pPr>
-        <w:ind w:left="4320" w:hanging="180"/>
-      </w:pPr>
-    </w:lvl>
-    <w:lvl w:ilvl="6" w:tplc="2C0A000F" w:tentative="1">
-      <w:start w:val="1"/>
-      <w:numFmt w:val="decimal"/>
-      <w:lvlText w:val="%7."/>
-      <w:lvlJc w:val="left"/>
-      <w:pPr>
-        <w:ind w:left="5040" w:hanging="360"/>
-      </w:pPr>
-    </w:lvl>
-    <w:lvl w:ilvl="7" w:tplc="2C0A0019" w:tentative="1">
-      <w:start w:val="1"/>
-      <w:numFmt w:val="lowerLetter"/>
-      <w:lvlText w:val="%8."/>
-      <w:lvlJc w:val="left"/>
-      <w:pPr>
-        <w:ind w:left="5760" w:hanging="360"/>
-      </w:pPr>
-    </w:lvl>
-    <w:lvl w:ilvl="8" w:tplc="2C0A001B" w:tentative="1">
-      <w:start w:val="1"/>
-      <w:numFmt w:val="lowerRoman"/>
-      <w:lvlText w:val="%9."/>
-      <w:lvlJc w:val="right"/>
-      <w:pPr>
-        <w:ind w:left="6480" w:hanging="180"/>
-      </w:pPr>
-    </w:lvl>
-  </w:abstractNum>
-  <w:abstractNum w:abstractNumId="20" w15:restartNumberingAfterBreak="0">
-    <w:nsid w:val="4742713C"/>
-    <w:multiLevelType w:val="hybridMultilevel"/>
-    <w:tmpl w:val="A8184788"/>
-    <w:lvl w:ilvl="0" w:tplc="2C0A000D">
-      <w:start w:val="1"/>
-      <w:numFmt w:val="bullet"/>
-      <w:lvlText w:val=""/>
-      <w:lvlJc w:val="left"/>
-      <w:pPr>
-        <w:ind w:left="1287" w:hanging="360"/>
-      </w:pPr>
-      <w:rPr>
-        <w:rFonts w:ascii="Wingdings" w:hAnsi="Wingdings" w:hint="default"/>
-      </w:rPr>
-    </w:lvl>
-    <w:lvl w:ilvl="1" w:tplc="2C0A0003" w:tentative="1">
-      <w:start w:val="1"/>
-      <w:numFmt w:val="bullet"/>
-      <w:lvlText w:val="o"/>
-      <w:lvlJc w:val="left"/>
-      <w:pPr>
-        <w:ind w:left="2007" w:hanging="360"/>
-      </w:pPr>
-      <w:rPr>
-        <w:rFonts w:ascii="Courier New" w:hAnsi="Courier New" w:cs="Courier New" w:hint="default"/>
-      </w:rPr>
-    </w:lvl>
-    <w:lvl w:ilvl="2" w:tplc="2C0A0005" w:tentative="1">
-      <w:start w:val="1"/>
-      <w:numFmt w:val="bullet"/>
-      <w:lvlText w:val=""/>
-      <w:lvlJc w:val="left"/>
-      <w:pPr>
-        <w:ind w:left="2727" w:hanging="360"/>
-      </w:pPr>
-      <w:rPr>
-        <w:rFonts w:ascii="Wingdings" w:hAnsi="Wingdings" w:hint="default"/>
-      </w:rPr>
-    </w:lvl>
-    <w:lvl w:ilvl="3" w:tplc="2C0A0001" w:tentative="1">
-      <w:start w:val="1"/>
-      <w:numFmt w:val="bullet"/>
-      <w:lvlText w:val=""/>
-      <w:lvlJc w:val="left"/>
-      <w:pPr>
-        <w:ind w:left="3447" w:hanging="360"/>
-      </w:pPr>
-      <w:rPr>
-        <w:rFonts w:ascii="Symbol" w:hAnsi="Symbol" w:hint="default"/>
-      </w:rPr>
-    </w:lvl>
-    <w:lvl w:ilvl="4" w:tplc="2C0A0003" w:tentative="1">
-      <w:start w:val="1"/>
-      <w:numFmt w:val="bullet"/>
-      <w:lvlText w:val="o"/>
-      <w:lvlJc w:val="left"/>
-      <w:pPr>
-        <w:ind w:left="4167" w:hanging="360"/>
-      </w:pPr>
-      <w:rPr>
-        <w:rFonts w:ascii="Courier New" w:hAnsi="Courier New" w:cs="Courier New" w:hint="default"/>
-      </w:rPr>
-    </w:lvl>
-    <w:lvl w:ilvl="5" w:tplc="2C0A0005" w:tentative="1">
-      <w:start w:val="1"/>
-      <w:numFmt w:val="bullet"/>
-      <w:lvlText w:val=""/>
-      <w:lvlJc w:val="left"/>
-      <w:pPr>
-        <w:ind w:left="4887" w:hanging="360"/>
-      </w:pPr>
-      <w:rPr>
-        <w:rFonts w:ascii="Wingdings" w:hAnsi="Wingdings" w:hint="default"/>
-      </w:rPr>
-    </w:lvl>
-    <w:lvl w:ilvl="6" w:tplc="2C0A0001" w:tentative="1">
-      <w:start w:val="1"/>
-      <w:numFmt w:val="bullet"/>
-      <w:lvlText w:val=""/>
-      <w:lvlJc w:val="left"/>
-      <w:pPr>
-        <w:ind w:left="5607" w:hanging="360"/>
-      </w:pPr>
-      <w:rPr>
-        <w:rFonts w:ascii="Symbol" w:hAnsi="Symbol" w:hint="default"/>
-      </w:rPr>
-    </w:lvl>
-    <w:lvl w:ilvl="7" w:tplc="2C0A0003" w:tentative="1">
-      <w:start w:val="1"/>
-      <w:numFmt w:val="bullet"/>
-      <w:lvlText w:val="o"/>
-      <w:lvlJc w:val="left"/>
-      <w:pPr>
-        <w:ind w:left="6327" w:hanging="360"/>
-      </w:pPr>
-      <w:rPr>
-        <w:rFonts w:ascii="Courier New" w:hAnsi="Courier New" w:cs="Courier New" w:hint="default"/>
-      </w:rPr>
-    </w:lvl>
-    <w:lvl w:ilvl="8" w:tplc="2C0A0005" w:tentative="1">
-      <w:start w:val="1"/>
-      <w:numFmt w:val="bullet"/>
-      <w:lvlText w:val=""/>
-      <w:lvlJc w:val="left"/>
-      <w:pPr>
-        <w:ind w:left="7047" w:hanging="360"/>
-      </w:pPr>
-      <w:rPr>
-        <w:rFonts w:ascii="Wingdings" w:hAnsi="Wingdings" w:hint="default"/>
-      </w:rPr>
-    </w:lvl>
-  </w:abstractNum>
-  <w:abstractNum w:abstractNumId="21" w15:restartNumberingAfterBreak="0">
-    <w:nsid w:val="4D4F256A"/>
-    <w:multiLevelType w:val="hybridMultilevel"/>
-    <w:tmpl w:val="FC5CEE46"/>
-    <w:lvl w:ilvl="0" w:tplc="0C0A000F">
-      <w:start w:val="1"/>
-      <w:numFmt w:val="decimal"/>
-      <w:lvlText w:val="%1."/>
-      <w:lvlJc w:val="left"/>
-      <w:pPr>
-        <w:ind w:left="720" w:hanging="360"/>
-      </w:pPr>
-    </w:lvl>
-    <w:lvl w:ilvl="1" w:tplc="0C0A0019" w:tentative="1">
-      <w:start w:val="1"/>
-      <w:numFmt w:val="lowerLetter"/>
-      <w:lvlText w:val="%2."/>
-      <w:lvlJc w:val="left"/>
-      <w:pPr>
-        <w:ind w:left="1440" w:hanging="360"/>
-      </w:pPr>
-    </w:lvl>
-    <w:lvl w:ilvl="2" w:tplc="0C0A001B" w:tentative="1">
-      <w:start w:val="1"/>
-      <w:numFmt w:val="lowerRoman"/>
-      <w:lvlText w:val="%3."/>
-      <w:lvlJc w:val="right"/>
-      <w:pPr>
-        <w:ind w:left="2160" w:hanging="180"/>
-      </w:pPr>
-    </w:lvl>
-    <w:lvl w:ilvl="3" w:tplc="0C0A000F" w:tentative="1">
-      <w:start w:val="1"/>
-      <w:numFmt w:val="decimal"/>
-      <w:lvlText w:val="%4."/>
-      <w:lvlJc w:val="left"/>
-      <w:pPr>
-        <w:ind w:left="2880" w:hanging="360"/>
-      </w:pPr>
-    </w:lvl>
-    <w:lvl w:ilvl="4" w:tplc="0C0A0019" w:tentative="1">
-      <w:start w:val="1"/>
-      <w:numFmt w:val="lowerLetter"/>
-      <w:lvlText w:val="%5."/>
-      <w:lvlJc w:val="left"/>
-      <w:pPr>
-        <w:ind w:left="3600" w:hanging="360"/>
-      </w:pPr>
-    </w:lvl>
-    <w:lvl w:ilvl="5" w:tplc="0C0A001B" w:tentative="1">
-      <w:start w:val="1"/>
-      <w:numFmt w:val="lowerRoman"/>
-      <w:lvlText w:val="%6."/>
-      <w:lvlJc w:val="right"/>
-      <w:pPr>
-        <w:ind w:left="4320" w:hanging="180"/>
-      </w:pPr>
-    </w:lvl>
-    <w:lvl w:ilvl="6" w:tplc="0C0A000F" w:tentative="1">
-      <w:start w:val="1"/>
-      <w:numFmt w:val="decimal"/>
-      <w:lvlText w:val="%7."/>
-      <w:lvlJc w:val="left"/>
-      <w:pPr>
-        <w:ind w:left="5040" w:hanging="360"/>
-      </w:pPr>
-    </w:lvl>
-    <w:lvl w:ilvl="7" w:tplc="0C0A0019" w:tentative="1">
-      <w:start w:val="1"/>
-      <w:numFmt w:val="lowerLetter"/>
-      <w:lvlText w:val="%8."/>
-      <w:lvlJc w:val="left"/>
-      <w:pPr>
-        <w:ind w:left="5760" w:hanging="360"/>
-      </w:pPr>
-    </w:lvl>
-    <w:lvl w:ilvl="8" w:tplc="0C0A001B" w:tentative="1">
-      <w:start w:val="1"/>
-      <w:numFmt w:val="lowerRoman"/>
-      <w:lvlText w:val="%9."/>
-      <w:lvlJc w:val="right"/>
-      <w:pPr>
-        <w:ind w:left="6480" w:hanging="180"/>
-      </w:pPr>
-    </w:lvl>
-  </w:abstractNum>
-  <w:abstractNum w:abstractNumId="22" w15:restartNumberingAfterBreak="0">
-    <w:nsid w:val="52E2625C"/>
-    <w:multiLevelType w:val="hybridMultilevel"/>
-    <w:tmpl w:val="29C25D24"/>
-    <w:lvl w:ilvl="0" w:tplc="0C0A0011">
-      <w:start w:val="1"/>
-      <w:numFmt w:val="decimal"/>
-      <w:lvlText w:val="%1)"/>
-      <w:lvlJc w:val="left"/>
-      <w:pPr>
-        <w:ind w:left="720" w:hanging="360"/>
-      </w:pPr>
-    </w:lvl>
-    <w:lvl w:ilvl="1" w:tplc="0C0A0019" w:tentative="1">
-      <w:start w:val="1"/>
-      <w:numFmt w:val="lowerLetter"/>
-      <w:lvlText w:val="%2."/>
-      <w:lvlJc w:val="left"/>
-      <w:pPr>
-        <w:ind w:left="1440" w:hanging="360"/>
-      </w:pPr>
-    </w:lvl>
-    <w:lvl w:ilvl="2" w:tplc="0C0A001B" w:tentative="1">
-      <w:start w:val="1"/>
-      <w:numFmt w:val="lowerRoman"/>
-      <w:lvlText w:val="%3."/>
-      <w:lvlJc w:val="right"/>
-      <w:pPr>
-        <w:ind w:left="2160" w:hanging="180"/>
-      </w:pPr>
-    </w:lvl>
-    <w:lvl w:ilvl="3" w:tplc="0C0A000F" w:tentative="1">
-      <w:start w:val="1"/>
-      <w:numFmt w:val="decimal"/>
-      <w:lvlText w:val="%4."/>
-      <w:lvlJc w:val="left"/>
-      <w:pPr>
-        <w:ind w:left="2880" w:hanging="360"/>
-      </w:pPr>
-    </w:lvl>
-    <w:lvl w:ilvl="4" w:tplc="0C0A0019" w:tentative="1">
-      <w:start w:val="1"/>
-      <w:numFmt w:val="lowerLetter"/>
-      <w:lvlText w:val="%5."/>
-      <w:lvlJc w:val="left"/>
-      <w:pPr>
-        <w:ind w:left="3600" w:hanging="360"/>
-      </w:pPr>
-    </w:lvl>
-    <w:lvl w:ilvl="5" w:tplc="0C0A001B" w:tentative="1">
-      <w:start w:val="1"/>
-      <w:numFmt w:val="lowerRoman"/>
-      <w:lvlText w:val="%6."/>
-      <w:lvlJc w:val="right"/>
-      <w:pPr>
-        <w:ind w:left="4320" w:hanging="180"/>
-      </w:pPr>
-    </w:lvl>
-    <w:lvl w:ilvl="6" w:tplc="0C0A000F" w:tentative="1">
-      <w:start w:val="1"/>
-      <w:numFmt w:val="decimal"/>
-      <w:lvlText w:val="%7."/>
-      <w:lvlJc w:val="left"/>
-      <w:pPr>
-        <w:ind w:left="5040" w:hanging="360"/>
-      </w:pPr>
-    </w:lvl>
-    <w:lvl w:ilvl="7" w:tplc="0C0A0019" w:tentative="1">
-      <w:start w:val="1"/>
-      <w:numFmt w:val="lowerLetter"/>
-      <w:lvlText w:val="%8."/>
-      <w:lvlJc w:val="left"/>
-      <w:pPr>
-        <w:ind w:left="5760" w:hanging="360"/>
-      </w:pPr>
-    </w:lvl>
-    <w:lvl w:ilvl="8" w:tplc="0C0A001B" w:tentative="1">
-      <w:start w:val="1"/>
-      <w:numFmt w:val="lowerRoman"/>
-      <w:lvlText w:val="%9."/>
-      <w:lvlJc w:val="right"/>
-      <w:pPr>
-        <w:ind w:left="6480" w:hanging="180"/>
-      </w:pPr>
-    </w:lvl>
-  </w:abstractNum>
-  <w:abstractNum w:abstractNumId="23" w15:restartNumberingAfterBreak="0">
-    <w:nsid w:val="538E2303"/>
-    <w:multiLevelType w:val="hybridMultilevel"/>
-    <w:tmpl w:val="C52003C4"/>
-    <w:lvl w:ilvl="0" w:tplc="0C0A0005">
-      <w:start w:val="1"/>
-      <w:numFmt w:val="bullet"/>
-      <w:lvlText w:val=""/>
-      <w:lvlJc w:val="left"/>
-      <w:pPr>
-        <w:tabs>
-          <w:tab w:val="num" w:pos="1080"/>
-        </w:tabs>
-        <w:ind w:left="1080" w:hanging="360"/>
-      </w:pPr>
-      <w:rPr>
-        <w:rFonts w:ascii="Wingdings" w:hAnsi="Wingdings" w:hint="default"/>
-      </w:rPr>
-    </w:lvl>
-    <w:lvl w:ilvl="1" w:tplc="0C0A0003" w:tentative="1">
-      <w:start w:val="1"/>
-      <w:numFmt w:val="bullet"/>
-      <w:lvlText w:val="o"/>
-      <w:lvlJc w:val="left"/>
-      <w:pPr>
-        <w:tabs>
-          <w:tab w:val="num" w:pos="1800"/>
-        </w:tabs>
-        <w:ind w:left="1800" w:hanging="360"/>
-      </w:pPr>
-      <w:rPr>
-        <w:rFonts w:ascii="Courier New" w:hAnsi="Courier New" w:cs="Courier New" w:hint="default"/>
-      </w:rPr>
-    </w:lvl>
-    <w:lvl w:ilvl="2" w:tplc="0C0A0005" w:tentative="1">
-      <w:start w:val="1"/>
-      <w:numFmt w:val="bullet"/>
-      <w:lvlText w:val=""/>
-      <w:lvlJc w:val="left"/>
-      <w:pPr>
-        <w:tabs>
-          <w:tab w:val="num" w:pos="2520"/>
-        </w:tabs>
-        <w:ind w:left="2520" w:hanging="360"/>
-      </w:pPr>
-      <w:rPr>
-        <w:rFonts w:ascii="Wingdings" w:hAnsi="Wingdings" w:hint="default"/>
-      </w:rPr>
-    </w:lvl>
-    <w:lvl w:ilvl="3" w:tplc="0C0A0001" w:tentative="1">
-      <w:start w:val="1"/>
-      <w:numFmt w:val="bullet"/>
-      <w:lvlText w:val=""/>
-      <w:lvlJc w:val="left"/>
-      <w:pPr>
-        <w:tabs>
-          <w:tab w:val="num" w:pos="3240"/>
-        </w:tabs>
-        <w:ind w:left="3240" w:hanging="360"/>
-      </w:pPr>
-      <w:rPr>
-        <w:rFonts w:ascii="Symbol" w:hAnsi="Symbol" w:hint="default"/>
-      </w:rPr>
-    </w:lvl>
-    <w:lvl w:ilvl="4" w:tplc="0C0A0003" w:tentative="1">
-      <w:start w:val="1"/>
-      <w:numFmt w:val="bullet"/>
-      <w:lvlText w:val="o"/>
-      <w:lvlJc w:val="left"/>
-      <w:pPr>
-        <w:tabs>
-          <w:tab w:val="num" w:pos="3960"/>
-        </w:tabs>
-        <w:ind w:left="3960" w:hanging="360"/>
-      </w:pPr>
-      <w:rPr>
-        <w:rFonts w:ascii="Courier New" w:hAnsi="Courier New" w:cs="Courier New" w:hint="default"/>
-      </w:rPr>
-    </w:lvl>
-    <w:lvl w:ilvl="5" w:tplc="0C0A0005" w:tentative="1">
-      <w:start w:val="1"/>
-      <w:numFmt w:val="bullet"/>
-      <w:lvlText w:val=""/>
-      <w:lvlJc w:val="left"/>
-      <w:pPr>
-        <w:tabs>
-          <w:tab w:val="num" w:pos="4680"/>
-        </w:tabs>
-        <w:ind w:left="4680" w:hanging="360"/>
-      </w:pPr>
-      <w:rPr>
-        <w:rFonts w:ascii="Wingdings" w:hAnsi="Wingdings" w:hint="default"/>
-      </w:rPr>
-    </w:lvl>
-    <w:lvl w:ilvl="6" w:tplc="0C0A0001" w:tentative="1">
-      <w:start w:val="1"/>
-      <w:numFmt w:val="bullet"/>
-      <w:lvlText w:val=""/>
-      <w:lvlJc w:val="left"/>
-      <w:pPr>
-        <w:tabs>
-          <w:tab w:val="num" w:pos="5400"/>
-        </w:tabs>
-        <w:ind w:left="5400" w:hanging="360"/>
-      </w:pPr>
-      <w:rPr>
-        <w:rFonts w:ascii="Symbol" w:hAnsi="Symbol" w:hint="default"/>
-      </w:rPr>
-    </w:lvl>
-    <w:lvl w:ilvl="7" w:tplc="0C0A0003" w:tentative="1">
-      <w:start w:val="1"/>
-      <w:numFmt w:val="bullet"/>
-      <w:lvlText w:val="o"/>
-      <w:lvlJc w:val="left"/>
-      <w:pPr>
-        <w:tabs>
-          <w:tab w:val="num" w:pos="6120"/>
-        </w:tabs>
-        <w:ind w:left="6120" w:hanging="360"/>
-      </w:pPr>
-      <w:rPr>
-        <w:rFonts w:ascii="Courier New" w:hAnsi="Courier New" w:cs="Courier New" w:hint="default"/>
-      </w:rPr>
-    </w:lvl>
-    <w:lvl w:ilvl="8" w:tplc="0C0A0005" w:tentative="1">
-      <w:start w:val="1"/>
-      <w:numFmt w:val="bullet"/>
-      <w:lvlText w:val=""/>
-      <w:lvlJc w:val="left"/>
-      <w:pPr>
-        <w:tabs>
-          <w:tab w:val="num" w:pos="6840"/>
-        </w:tabs>
-        <w:ind w:left="6840" w:hanging="360"/>
-      </w:pPr>
-      <w:rPr>
-        <w:rFonts w:ascii="Wingdings" w:hAnsi="Wingdings" w:hint="default"/>
-      </w:rPr>
-    </w:lvl>
-  </w:abstractNum>
-  <w:abstractNum w:abstractNumId="24" w15:restartNumberingAfterBreak="0">
-    <w:nsid w:val="54DF41A9"/>
-    <w:multiLevelType w:val="hybridMultilevel"/>
-    <w:tmpl w:val="B7666C94"/>
-    <w:lvl w:ilvl="0" w:tplc="0C0A0017">
-      <w:start w:val="1"/>
-      <w:numFmt w:val="lowerLetter"/>
-      <w:lvlText w:val="%1)"/>
-      <w:lvlJc w:val="left"/>
-      <w:pPr>
-        <w:ind w:left="720" w:hanging="360"/>
-      </w:pPr>
-    </w:lvl>
-    <w:lvl w:ilvl="1" w:tplc="0C0A0019" w:tentative="1">
-      <w:start w:val="1"/>
-      <w:numFmt w:val="lowerLetter"/>
-      <w:lvlText w:val="%2."/>
-      <w:lvlJc w:val="left"/>
-      <w:pPr>
-        <w:ind w:left="1440" w:hanging="360"/>
-      </w:pPr>
-    </w:lvl>
-    <w:lvl w:ilvl="2" w:tplc="0C0A001B" w:tentative="1">
-      <w:start w:val="1"/>
-      <w:numFmt w:val="lowerRoman"/>
-      <w:lvlText w:val="%3."/>
-      <w:lvlJc w:val="right"/>
-      <w:pPr>
-        <w:ind w:left="2160" w:hanging="180"/>
-      </w:pPr>
-    </w:lvl>
-    <w:lvl w:ilvl="3" w:tplc="0C0A000F" w:tentative="1">
-      <w:start w:val="1"/>
-      <w:numFmt w:val="decimal"/>
-      <w:lvlText w:val="%4."/>
-      <w:lvlJc w:val="left"/>
-      <w:pPr>
-        <w:ind w:left="2880" w:hanging="360"/>
-      </w:pPr>
-    </w:lvl>
-    <w:lvl w:ilvl="4" w:tplc="0C0A0019" w:tentative="1">
-      <w:start w:val="1"/>
-      <w:numFmt w:val="lowerLetter"/>
-      <w:lvlText w:val="%5."/>
-      <w:lvlJc w:val="left"/>
-      <w:pPr>
-        <w:ind w:left="3600" w:hanging="360"/>
-      </w:pPr>
-    </w:lvl>
-    <w:lvl w:ilvl="5" w:tplc="0C0A001B" w:tentative="1">
-      <w:start w:val="1"/>
-      <w:numFmt w:val="lowerRoman"/>
-      <w:lvlText w:val="%6."/>
-      <w:lvlJc w:val="right"/>
-      <w:pPr>
-        <w:ind w:left="4320" w:hanging="180"/>
-      </w:pPr>
-    </w:lvl>
-    <w:lvl w:ilvl="6" w:tplc="0C0A000F" w:tentative="1">
-      <w:start w:val="1"/>
-      <w:numFmt w:val="decimal"/>
-      <w:lvlText w:val="%7."/>
-      <w:lvlJc w:val="left"/>
-      <w:pPr>
-        <w:ind w:left="5040" w:hanging="360"/>
-      </w:pPr>
-    </w:lvl>
-    <w:lvl w:ilvl="7" w:tplc="0C0A0019" w:tentative="1">
-      <w:start w:val="1"/>
-      <w:numFmt w:val="lowerLetter"/>
-      <w:lvlText w:val="%8."/>
-      <w:lvlJc w:val="left"/>
-      <w:pPr>
-        <w:ind w:left="5760" w:hanging="360"/>
-      </w:pPr>
-    </w:lvl>
-    <w:lvl w:ilvl="8" w:tplc="0C0A001B" w:tentative="1">
-      <w:start w:val="1"/>
-      <w:numFmt w:val="lowerRoman"/>
-      <w:lvlText w:val="%9."/>
-      <w:lvlJc w:val="right"/>
-      <w:pPr>
-        <w:ind w:left="6480" w:hanging="180"/>
-      </w:pPr>
-    </w:lvl>
-  </w:abstractNum>
-  <w:abstractNum w:abstractNumId="25" w15:restartNumberingAfterBreak="0">
-    <w:nsid w:val="57800C43"/>
-    <w:multiLevelType w:val="hybridMultilevel"/>
-    <w:tmpl w:val="27705F18"/>
-    <w:lvl w:ilvl="0" w:tplc="0C0A0005">
-      <w:start w:val="1"/>
-      <w:numFmt w:val="bullet"/>
-      <w:lvlText w:val=""/>
-      <w:lvlJc w:val="left"/>
-      <w:pPr>
-        <w:tabs>
-          <w:tab w:val="num" w:pos="720"/>
-        </w:tabs>
-        <w:ind w:left="720" w:hanging="360"/>
-      </w:pPr>
-      <w:rPr>
-        <w:rFonts w:ascii="Wingdings" w:hAnsi="Wingdings" w:hint="default"/>
-      </w:rPr>
-    </w:lvl>
-    <w:lvl w:ilvl="1" w:tplc="0C0A0003" w:tentative="1">
-      <w:start w:val="1"/>
-      <w:numFmt w:val="bullet"/>
-      <w:lvlText w:val="o"/>
-      <w:lvlJc w:val="left"/>
-      <w:pPr>
-        <w:tabs>
-          <w:tab w:val="num" w:pos="1440"/>
-        </w:tabs>
-        <w:ind w:left="1440" w:hanging="360"/>
-      </w:pPr>
-      <w:rPr>
-        <w:rFonts w:ascii="Courier New" w:hAnsi="Courier New" w:cs="Courier New" w:hint="default"/>
-      </w:rPr>
-    </w:lvl>
-    <w:lvl w:ilvl="2" w:tplc="0C0A0005" w:tentative="1">
-      <w:start w:val="1"/>
-      <w:numFmt w:val="bullet"/>
-      <w:lvlText w:val=""/>
-      <w:lvlJc w:val="left"/>
-      <w:pPr>
-        <w:tabs>
-          <w:tab w:val="num" w:pos="2160"/>
-        </w:tabs>
-        <w:ind w:left="2160" w:hanging="360"/>
-      </w:pPr>
-      <w:rPr>
-        <w:rFonts w:ascii="Wingdings" w:hAnsi="Wingdings" w:hint="default"/>
-      </w:rPr>
-    </w:lvl>
-    <w:lvl w:ilvl="3" w:tplc="0C0A0001" w:tentative="1">
-      <w:start w:val="1"/>
-      <w:numFmt w:val="bullet"/>
-      <w:lvlText w:val=""/>
-      <w:lvlJc w:val="left"/>
-      <w:pPr>
-        <w:tabs>
-          <w:tab w:val="num" w:pos="2880"/>
-        </w:tabs>
-        <w:ind w:left="2880" w:hanging="360"/>
-      </w:pPr>
-      <w:rPr>
-        <w:rFonts w:ascii="Symbol" w:hAnsi="Symbol" w:hint="default"/>
-      </w:rPr>
-    </w:lvl>
-    <w:lvl w:ilvl="4" w:tplc="0C0A0003" w:tentative="1">
-      <w:start w:val="1"/>
-      <w:numFmt w:val="bullet"/>
-      <w:lvlText w:val="o"/>
-      <w:lvlJc w:val="left"/>
-      <w:pPr>
-        <w:tabs>
-          <w:tab w:val="num" w:pos="3600"/>
-        </w:tabs>
-        <w:ind w:left="3600" w:hanging="360"/>
-      </w:pPr>
-      <w:rPr>
-        <w:rFonts w:ascii="Courier New" w:hAnsi="Courier New" w:cs="Courier New" w:hint="default"/>
-      </w:rPr>
-    </w:lvl>
-    <w:lvl w:ilvl="5" w:tplc="0C0A0005" w:tentative="1">
-      <w:start w:val="1"/>
-      <w:numFmt w:val="bullet"/>
-      <w:lvlText w:val=""/>
-      <w:lvlJc w:val="left"/>
-      <w:pPr>
-        <w:tabs>
-          <w:tab w:val="num" w:pos="4320"/>
-        </w:tabs>
-        <w:ind w:left="4320" w:hanging="360"/>
-      </w:pPr>
-      <w:rPr>
-        <w:rFonts w:ascii="Wingdings" w:hAnsi="Wingdings" w:hint="default"/>
-      </w:rPr>
-    </w:lvl>
-    <w:lvl w:ilvl="6" w:tplc="0C0A0001" w:tentative="1">
-      <w:start w:val="1"/>
-      <w:numFmt w:val="bullet"/>
-      <w:lvlText w:val=""/>
-      <w:lvlJc w:val="left"/>
-      <w:pPr>
-        <w:tabs>
-          <w:tab w:val="num" w:pos="5040"/>
-        </w:tabs>
-        <w:ind w:left="5040" w:hanging="360"/>
-      </w:pPr>
-      <w:rPr>
-        <w:rFonts w:ascii="Symbol" w:hAnsi="Symbol" w:hint="default"/>
-      </w:rPr>
-    </w:lvl>
-    <w:lvl w:ilvl="7" w:tplc="0C0A0003" w:tentative="1">
-      <w:start w:val="1"/>
-      <w:numFmt w:val="bullet"/>
-      <w:lvlText w:val="o"/>
-      <w:lvlJc w:val="left"/>
-      <w:pPr>
-        <w:tabs>
-          <w:tab w:val="num" w:pos="5760"/>
-        </w:tabs>
-        <w:ind w:left="5760" w:hanging="360"/>
-      </w:pPr>
-      <w:rPr>
-        <w:rFonts w:ascii="Courier New" w:hAnsi="Courier New" w:cs="Courier New" w:hint="default"/>
-      </w:rPr>
-    </w:lvl>
-    <w:lvl w:ilvl="8" w:tplc="0C0A0005" w:tentative="1">
-      <w:start w:val="1"/>
-      <w:numFmt w:val="bullet"/>
-      <w:lvlText w:val=""/>
-      <w:lvlJc w:val="left"/>
-      <w:pPr>
-        <w:tabs>
-          <w:tab w:val="num" w:pos="6480"/>
-        </w:tabs>
-        <w:ind w:left="6480" w:hanging="360"/>
-      </w:pPr>
-      <w:rPr>
-        <w:rFonts w:ascii="Wingdings" w:hAnsi="Wingdings" w:hint="default"/>
-      </w:rPr>
-    </w:lvl>
-  </w:abstractNum>
-  <w:abstractNum w:abstractNumId="26" w15:restartNumberingAfterBreak="0">
-    <w:nsid w:val="58E101BB"/>
-    <w:multiLevelType w:val="hybridMultilevel"/>
-    <w:tmpl w:val="5928DB18"/>
-    <w:lvl w:ilvl="0" w:tplc="0C0A0011">
-      <w:start w:val="1"/>
-      <w:numFmt w:val="decimal"/>
-      <w:lvlText w:val="%1)"/>
-      <w:lvlJc w:val="left"/>
-      <w:pPr>
-        <w:ind w:left="720" w:hanging="360"/>
-      </w:pPr>
-    </w:lvl>
-    <w:lvl w:ilvl="1" w:tplc="0C0A0019" w:tentative="1">
-      <w:start w:val="1"/>
-      <w:numFmt w:val="lowerLetter"/>
-      <w:lvlText w:val="%2."/>
-      <w:lvlJc w:val="left"/>
-      <w:pPr>
-        <w:ind w:left="1440" w:hanging="360"/>
-      </w:pPr>
-    </w:lvl>
-    <w:lvl w:ilvl="2" w:tplc="0C0A001B" w:tentative="1">
-      <w:start w:val="1"/>
-      <w:numFmt w:val="lowerRoman"/>
-      <w:lvlText w:val="%3."/>
-      <w:lvlJc w:val="right"/>
-      <w:pPr>
-        <w:ind w:left="2160" w:hanging="180"/>
-      </w:pPr>
-    </w:lvl>
-    <w:lvl w:ilvl="3" w:tplc="0C0A000F" w:tentative="1">
-      <w:start w:val="1"/>
-      <w:numFmt w:val="decimal"/>
-      <w:lvlText w:val="%4."/>
-      <w:lvlJc w:val="left"/>
-      <w:pPr>
-        <w:ind w:left="2880" w:hanging="360"/>
-      </w:pPr>
-    </w:lvl>
-    <w:lvl w:ilvl="4" w:tplc="0C0A0019" w:tentative="1">
-      <w:start w:val="1"/>
-      <w:numFmt w:val="lowerLetter"/>
-      <w:lvlText w:val="%5."/>
-      <w:lvlJc w:val="left"/>
-      <w:pPr>
-        <w:ind w:left="3600" w:hanging="360"/>
-      </w:pPr>
-    </w:lvl>
-    <w:lvl w:ilvl="5" w:tplc="0C0A001B" w:tentative="1">
-      <w:start w:val="1"/>
-      <w:numFmt w:val="lowerRoman"/>
-      <w:lvlText w:val="%6."/>
-      <w:lvlJc w:val="right"/>
-      <w:pPr>
-        <w:ind w:left="4320" w:hanging="180"/>
-      </w:pPr>
-    </w:lvl>
-    <w:lvl w:ilvl="6" w:tplc="0C0A000F" w:tentative="1">
-      <w:start w:val="1"/>
-      <w:numFmt w:val="decimal"/>
-      <w:lvlText w:val="%7."/>
-      <w:lvlJc w:val="left"/>
-      <w:pPr>
-        <w:ind w:left="5040" w:hanging="360"/>
-      </w:pPr>
-    </w:lvl>
-    <w:lvl w:ilvl="7" w:tplc="0C0A0019" w:tentative="1">
-      <w:start w:val="1"/>
-      <w:numFmt w:val="lowerLetter"/>
-      <w:lvlText w:val="%8."/>
-      <w:lvlJc w:val="left"/>
-      <w:pPr>
-        <w:ind w:left="5760" w:hanging="360"/>
-      </w:pPr>
-    </w:lvl>
-    <w:lvl w:ilvl="8" w:tplc="0C0A001B" w:tentative="1">
-      <w:start w:val="1"/>
-      <w:numFmt w:val="lowerRoman"/>
-      <w:lvlText w:val="%9."/>
-      <w:lvlJc w:val="right"/>
-      <w:pPr>
-        <w:ind w:left="6480" w:hanging="180"/>
-      </w:pPr>
-    </w:lvl>
-  </w:abstractNum>
-  <w:abstractNum w:abstractNumId="27" w15:restartNumberingAfterBreak="0">
-    <w:nsid w:val="5BB21561"/>
-    <w:multiLevelType w:val="hybridMultilevel"/>
-    <w:tmpl w:val="AED0EE68"/>
-    <w:lvl w:ilvl="0" w:tplc="0C0A0005">
-      <w:start w:val="1"/>
-      <w:numFmt w:val="bullet"/>
-      <w:lvlText w:val=""/>
-      <w:lvlJc w:val="left"/>
-      <w:pPr>
-        <w:tabs>
-          <w:tab w:val="num" w:pos="720"/>
-        </w:tabs>
-        <w:ind w:left="720" w:hanging="360"/>
-      </w:pPr>
-      <w:rPr>
-        <w:rFonts w:ascii="Wingdings" w:hAnsi="Wingdings" w:hint="default"/>
-      </w:rPr>
-    </w:lvl>
-    <w:lvl w:ilvl="1" w:tplc="0C0A0003" w:tentative="1">
-      <w:start w:val="1"/>
-      <w:numFmt w:val="bullet"/>
-      <w:lvlText w:val="o"/>
-      <w:lvlJc w:val="left"/>
-      <w:pPr>
-        <w:tabs>
-          <w:tab w:val="num" w:pos="1440"/>
-        </w:tabs>
-        <w:ind w:left="1440" w:hanging="360"/>
-      </w:pPr>
-      <w:rPr>
-        <w:rFonts w:ascii="Courier New" w:hAnsi="Courier New" w:cs="Courier New" w:hint="default"/>
-      </w:rPr>
-    </w:lvl>
-    <w:lvl w:ilvl="2" w:tplc="0C0A0005" w:tentative="1">
-      <w:start w:val="1"/>
-      <w:numFmt w:val="bullet"/>
-      <w:lvlText w:val=""/>
-      <w:lvlJc w:val="left"/>
-      <w:pPr>
-        <w:tabs>
-          <w:tab w:val="num" w:pos="2160"/>
-        </w:tabs>
-        <w:ind w:left="2160" w:hanging="360"/>
-      </w:pPr>
-      <w:rPr>
-        <w:rFonts w:ascii="Wingdings" w:hAnsi="Wingdings" w:hint="default"/>
-      </w:rPr>
-    </w:lvl>
-    <w:lvl w:ilvl="3" w:tplc="0C0A0001" w:tentative="1">
-      <w:start w:val="1"/>
-      <w:numFmt w:val="bullet"/>
-      <w:lvlText w:val=""/>
-      <w:lvlJc w:val="left"/>
-      <w:pPr>
-        <w:tabs>
-          <w:tab w:val="num" w:pos="2880"/>
-        </w:tabs>
-        <w:ind w:left="2880" w:hanging="360"/>
-      </w:pPr>
-      <w:rPr>
-        <w:rFonts w:ascii="Symbol" w:hAnsi="Symbol" w:hint="default"/>
-      </w:rPr>
-    </w:lvl>
-    <w:lvl w:ilvl="4" w:tplc="0C0A0003" w:tentative="1">
-      <w:start w:val="1"/>
-      <w:numFmt w:val="bullet"/>
-      <w:lvlText w:val="o"/>
-      <w:lvlJc w:val="left"/>
-      <w:pPr>
-        <w:tabs>
-          <w:tab w:val="num" w:pos="3600"/>
-        </w:tabs>
-        <w:ind w:left="3600" w:hanging="360"/>
-      </w:pPr>
-      <w:rPr>
-        <w:rFonts w:ascii="Courier New" w:hAnsi="Courier New" w:cs="Courier New" w:hint="default"/>
-      </w:rPr>
-    </w:lvl>
-    <w:lvl w:ilvl="5" w:tplc="0C0A0005" w:tentative="1">
-      <w:start w:val="1"/>
-      <w:numFmt w:val="bullet"/>
-      <w:lvlText w:val=""/>
-      <w:lvlJc w:val="left"/>
-      <w:pPr>
-        <w:tabs>
-          <w:tab w:val="num" w:pos="4320"/>
-        </w:tabs>
-        <w:ind w:left="4320" w:hanging="360"/>
-      </w:pPr>
-      <w:rPr>
-        <w:rFonts w:ascii="Wingdings" w:hAnsi="Wingdings" w:hint="default"/>
-      </w:rPr>
-    </w:lvl>
-    <w:lvl w:ilvl="6" w:tplc="0C0A0001" w:tentative="1">
-      <w:start w:val="1"/>
-      <w:numFmt w:val="bullet"/>
-      <w:lvlText w:val=""/>
-      <w:lvlJc w:val="left"/>
-      <w:pPr>
-        <w:tabs>
-          <w:tab w:val="num" w:pos="5040"/>
-        </w:tabs>
-        <w:ind w:left="5040" w:hanging="360"/>
-      </w:pPr>
-      <w:rPr>
-        <w:rFonts w:ascii="Symbol" w:hAnsi="Symbol" w:hint="default"/>
-      </w:rPr>
-    </w:lvl>
-    <w:lvl w:ilvl="7" w:tplc="0C0A0003" w:tentative="1">
-      <w:start w:val="1"/>
-      <w:numFmt w:val="bullet"/>
-      <w:lvlText w:val="o"/>
-      <w:lvlJc w:val="left"/>
-      <w:pPr>
-        <w:tabs>
-          <w:tab w:val="num" w:pos="5760"/>
-        </w:tabs>
-        <w:ind w:left="5760" w:hanging="360"/>
-      </w:pPr>
-      <w:rPr>
-        <w:rFonts w:ascii="Courier New" w:hAnsi="Courier New" w:cs="Courier New" w:hint="default"/>
-      </w:rPr>
-    </w:lvl>
-    <w:lvl w:ilvl="8" w:tplc="0C0A0005" w:tentative="1">
-      <w:start w:val="1"/>
-      <w:numFmt w:val="bullet"/>
-      <w:lvlText w:val=""/>
-      <w:lvlJc w:val="left"/>
-      <w:pPr>
-        <w:tabs>
-          <w:tab w:val="num" w:pos="6480"/>
-        </w:tabs>
-        <w:ind w:left="6480" w:hanging="360"/>
-      </w:pPr>
-      <w:rPr>
-        <w:rFonts w:ascii="Wingdings" w:hAnsi="Wingdings" w:hint="default"/>
-      </w:rPr>
-    </w:lvl>
-  </w:abstractNum>
-  <w:abstractNum w:abstractNumId="28" w15:restartNumberingAfterBreak="0">
-    <w:nsid w:val="69152B76"/>
-    <w:multiLevelType w:val="hybridMultilevel"/>
-    <w:tmpl w:val="A88E0052"/>
-    <w:lvl w:ilvl="0" w:tplc="2C0A0017">
-      <w:start w:val="1"/>
-      <w:numFmt w:val="lowerLetter"/>
-      <w:lvlText w:val="%1)"/>
-      <w:lvlJc w:val="left"/>
-      <w:pPr>
-        <w:ind w:left="720" w:hanging="360"/>
-      </w:pPr>
-      <w:rPr>
-        <w:rFonts w:hint="default"/>
-      </w:rPr>
-    </w:lvl>
-    <w:lvl w:ilvl="1" w:tplc="2C0A0019" w:tentative="1">
-      <w:start w:val="1"/>
-      <w:numFmt w:val="lowerLetter"/>
-      <w:lvlText w:val="%2."/>
-      <w:lvlJc w:val="left"/>
-      <w:pPr>
-        <w:ind w:left="1440" w:hanging="360"/>
-      </w:pPr>
-    </w:lvl>
-    <w:lvl w:ilvl="2" w:tplc="2C0A001B" w:tentative="1">
-      <w:start w:val="1"/>
-      <w:numFmt w:val="lowerRoman"/>
-      <w:lvlText w:val="%3."/>
-      <w:lvlJc w:val="right"/>
-      <w:pPr>
-        <w:ind w:left="2160" w:hanging="180"/>
-      </w:pPr>
-    </w:lvl>
-    <w:lvl w:ilvl="3" w:tplc="2C0A000F" w:tentative="1">
-      <w:start w:val="1"/>
-      <w:numFmt w:val="decimal"/>
-      <w:lvlText w:val="%4."/>
-      <w:lvlJc w:val="left"/>
-      <w:pPr>
-        <w:ind w:left="2880" w:hanging="360"/>
-      </w:pPr>
-    </w:lvl>
-    <w:lvl w:ilvl="4" w:tplc="2C0A0019" w:tentative="1">
-      <w:start w:val="1"/>
-      <w:numFmt w:val="lowerLetter"/>
-      <w:lvlText w:val="%5."/>
-      <w:lvlJc w:val="left"/>
-      <w:pPr>
-        <w:ind w:left="3600" w:hanging="360"/>
-      </w:pPr>
-    </w:lvl>
-    <w:lvl w:ilvl="5" w:tplc="2C0A001B" w:tentative="1">
-      <w:start w:val="1"/>
-      <w:numFmt w:val="lowerRoman"/>
-      <w:lvlText w:val="%6."/>
-      <w:lvlJc w:val="right"/>
-      <w:pPr>
-        <w:ind w:left="4320" w:hanging="180"/>
-      </w:pPr>
-    </w:lvl>
-    <w:lvl w:ilvl="6" w:tplc="2C0A000F" w:tentative="1">
-      <w:start w:val="1"/>
-      <w:numFmt w:val="decimal"/>
-      <w:lvlText w:val="%7."/>
-      <w:lvlJc w:val="left"/>
-      <w:pPr>
-        <w:ind w:left="5040" w:hanging="360"/>
-      </w:pPr>
-    </w:lvl>
-    <w:lvl w:ilvl="7" w:tplc="2C0A0019" w:tentative="1">
-      <w:start w:val="1"/>
-      <w:numFmt w:val="lowerLetter"/>
-      <w:lvlText w:val="%8."/>
-      <w:lvlJc w:val="left"/>
-      <w:pPr>
-        <w:ind w:left="5760" w:hanging="360"/>
-      </w:pPr>
-    </w:lvl>
-    <w:lvl w:ilvl="8" w:tplc="2C0A001B" w:tentative="1">
-      <w:start w:val="1"/>
-      <w:numFmt w:val="lowerRoman"/>
-      <w:lvlText w:val="%9."/>
-      <w:lvlJc w:val="right"/>
-      <w:pPr>
-        <w:ind w:left="6480" w:hanging="180"/>
-      </w:pPr>
-    </w:lvl>
-  </w:abstractNum>
-  <w:abstractNum w:abstractNumId="29" w15:restartNumberingAfterBreak="0">
-    <w:nsid w:val="69B3479F"/>
-    <w:multiLevelType w:val="hybridMultilevel"/>
-    <w:tmpl w:val="C542F126"/>
-    <w:lvl w:ilvl="0" w:tplc="E1C60B54">
-      <w:start w:val="1"/>
-      <w:numFmt w:val="bullet"/>
-      <w:lvlText w:val=""/>
-      <w:lvlJc w:val="left"/>
-      <w:pPr>
-        <w:tabs>
-          <w:tab w:val="num" w:pos="720"/>
-        </w:tabs>
-        <w:ind w:left="720" w:hanging="360"/>
-      </w:pPr>
-      <w:rPr>
-        <w:rFonts w:ascii="Symbol" w:hAnsi="Symbol" w:hint="default"/>
-        <w:color w:val="auto"/>
-      </w:rPr>
-    </w:lvl>
-    <w:lvl w:ilvl="1" w:tplc="0C0A0003" w:tentative="1">
-      <w:start w:val="1"/>
-      <w:numFmt w:val="bullet"/>
-      <w:lvlText w:val="o"/>
-      <w:lvlJc w:val="left"/>
-      <w:pPr>
-        <w:tabs>
-          <w:tab w:val="num" w:pos="1440"/>
-        </w:tabs>
-        <w:ind w:left="1440" w:hanging="360"/>
-      </w:pPr>
-      <w:rPr>
-        <w:rFonts w:ascii="Courier New" w:hAnsi="Courier New" w:cs="Courier New" w:hint="default"/>
-      </w:rPr>
-    </w:lvl>
-    <w:lvl w:ilvl="2" w:tplc="0C0A0005" w:tentative="1">
-      <w:start w:val="1"/>
-      <w:numFmt w:val="bullet"/>
-      <w:lvlText w:val=""/>
-      <w:lvlJc w:val="left"/>
-      <w:pPr>
-        <w:tabs>
-          <w:tab w:val="num" w:pos="2160"/>
-        </w:tabs>
-        <w:ind w:left="2160" w:hanging="360"/>
-      </w:pPr>
-      <w:rPr>
-        <w:rFonts w:ascii="Wingdings" w:hAnsi="Wingdings" w:hint="default"/>
-      </w:rPr>
-    </w:lvl>
-    <w:lvl w:ilvl="3" w:tplc="0C0A0001" w:tentative="1">
-      <w:start w:val="1"/>
-      <w:numFmt w:val="bullet"/>
-      <w:lvlText w:val=""/>
-      <w:lvlJc w:val="left"/>
-      <w:pPr>
-        <w:tabs>
-          <w:tab w:val="num" w:pos="2880"/>
-        </w:tabs>
-        <w:ind w:left="2880" w:hanging="360"/>
-      </w:pPr>
-      <w:rPr>
-        <w:rFonts w:ascii="Symbol" w:hAnsi="Symbol" w:hint="default"/>
-      </w:rPr>
-    </w:lvl>
-    <w:lvl w:ilvl="4" w:tplc="0C0A0003" w:tentative="1">
-      <w:start w:val="1"/>
-      <w:numFmt w:val="bullet"/>
-      <w:lvlText w:val="o"/>
-      <w:lvlJc w:val="left"/>
-      <w:pPr>
-        <w:tabs>
-          <w:tab w:val="num" w:pos="3600"/>
-        </w:tabs>
-        <w:ind w:left="3600" w:hanging="360"/>
-      </w:pPr>
-      <w:rPr>
-        <w:rFonts w:ascii="Courier New" w:hAnsi="Courier New" w:cs="Courier New" w:hint="default"/>
-      </w:rPr>
-    </w:lvl>
-    <w:lvl w:ilvl="5" w:tplc="0C0A0005" w:tentative="1">
-      <w:start w:val="1"/>
-      <w:numFmt w:val="bullet"/>
-      <w:lvlText w:val=""/>
-      <w:lvlJc w:val="left"/>
-      <w:pPr>
-        <w:tabs>
-          <w:tab w:val="num" w:pos="4320"/>
-        </w:tabs>
-        <w:ind w:left="4320" w:hanging="360"/>
-      </w:pPr>
-      <w:rPr>
-        <w:rFonts w:ascii="Wingdings" w:hAnsi="Wingdings" w:hint="default"/>
-      </w:rPr>
-    </w:lvl>
-    <w:lvl w:ilvl="6" w:tplc="0C0A0001" w:tentative="1">
-      <w:start w:val="1"/>
-      <w:numFmt w:val="bullet"/>
-      <w:lvlText w:val=""/>
-      <w:lvlJc w:val="left"/>
-      <w:pPr>
-        <w:tabs>
-          <w:tab w:val="num" w:pos="5040"/>
-        </w:tabs>
-        <w:ind w:left="5040" w:hanging="360"/>
-      </w:pPr>
-      <w:rPr>
-        <w:rFonts w:ascii="Symbol" w:hAnsi="Symbol" w:hint="default"/>
-      </w:rPr>
-    </w:lvl>
-    <w:lvl w:ilvl="7" w:tplc="0C0A0003" w:tentative="1">
-      <w:start w:val="1"/>
-      <w:numFmt w:val="bullet"/>
-      <w:lvlText w:val="o"/>
-      <w:lvlJc w:val="left"/>
-      <w:pPr>
-        <w:tabs>
-          <w:tab w:val="num" w:pos="5760"/>
-        </w:tabs>
-        <w:ind w:left="5760" w:hanging="360"/>
-      </w:pPr>
-      <w:rPr>
-        <w:rFonts w:ascii="Courier New" w:hAnsi="Courier New" w:cs="Courier New" w:hint="default"/>
-      </w:rPr>
-    </w:lvl>
-    <w:lvl w:ilvl="8" w:tplc="0C0A0005" w:tentative="1">
-      <w:start w:val="1"/>
-      <w:numFmt w:val="bullet"/>
-      <w:lvlText w:val=""/>
-      <w:lvlJc w:val="left"/>
-      <w:pPr>
-        <w:tabs>
-          <w:tab w:val="num" w:pos="6480"/>
-        </w:tabs>
-        <w:ind w:left="6480" w:hanging="360"/>
-      </w:pPr>
-      <w:rPr>
-        <w:rFonts w:ascii="Wingdings" w:hAnsi="Wingdings" w:hint="default"/>
-      </w:rPr>
-    </w:lvl>
-  </w:abstractNum>
-  <w:abstractNum w:abstractNumId="30" w15:restartNumberingAfterBreak="0">
-    <w:nsid w:val="7392005C"/>
-    <w:multiLevelType w:val="hybridMultilevel"/>
-    <w:tmpl w:val="FBCEAC18"/>
-    <w:lvl w:ilvl="0" w:tplc="0C0A000F">
-      <w:start w:val="1"/>
-      <w:numFmt w:val="decimal"/>
-      <w:lvlText w:val="%1."/>
-      <w:lvlJc w:val="left"/>
-      <w:pPr>
-        <w:ind w:left="720" w:hanging="360"/>
-      </w:pPr>
-      <w:rPr>
-        <w:rFonts w:hint="default"/>
-      </w:rPr>
-    </w:lvl>
-    <w:lvl w:ilvl="1" w:tplc="0C0A0003" w:tentative="1">
-      <w:start w:val="1"/>
-      <w:numFmt w:val="bullet"/>
-      <w:lvlText w:val="o"/>
-      <w:lvlJc w:val="left"/>
-      <w:pPr>
-        <w:ind w:left="1440" w:hanging="360"/>
-      </w:pPr>
-      <w:rPr>
-        <w:rFonts w:ascii="Courier New" w:hAnsi="Courier New" w:cs="Courier New" w:hint="default"/>
-      </w:rPr>
-    </w:lvl>
-    <w:lvl w:ilvl="2" w:tplc="0C0A0005" w:tentative="1">
-      <w:start w:val="1"/>
-      <w:numFmt w:val="bullet"/>
-      <w:lvlText w:val=""/>
-      <w:lvlJc w:val="left"/>
-      <w:pPr>
-        <w:ind w:left="2160" w:hanging="360"/>
-      </w:pPr>
-      <w:rPr>
-        <w:rFonts w:ascii="Wingdings" w:hAnsi="Wingdings" w:hint="default"/>
-      </w:rPr>
-    </w:lvl>
-    <w:lvl w:ilvl="3" w:tplc="0C0A0001" w:tentative="1">
-      <w:start w:val="1"/>
-      <w:numFmt w:val="bullet"/>
-      <w:lvlText w:val=""/>
-      <w:lvlJc w:val="left"/>
-      <w:pPr>
-        <w:ind w:left="2880" w:hanging="360"/>
-      </w:pPr>
-      <w:rPr>
-        <w:rFonts w:ascii="Symbol" w:hAnsi="Symbol" w:hint="default"/>
-      </w:rPr>
-    </w:lvl>
-    <w:lvl w:ilvl="4" w:tplc="0C0A0003" w:tentative="1">
-      <w:start w:val="1"/>
-      <w:numFmt w:val="bullet"/>
-      <w:lvlText w:val="o"/>
-      <w:lvlJc w:val="left"/>
-      <w:pPr>
-        <w:ind w:left="3600" w:hanging="360"/>
-      </w:pPr>
-      <w:rPr>
-        <w:rFonts w:ascii="Courier New" w:hAnsi="Courier New" w:cs="Courier New" w:hint="default"/>
-      </w:rPr>
-    </w:lvl>
-    <w:lvl w:ilvl="5" w:tplc="0C0A0005" w:tentative="1">
-      <w:start w:val="1"/>
-      <w:numFmt w:val="bullet"/>
-      <w:lvlText w:val=""/>
-      <w:lvlJc w:val="left"/>
-      <w:pPr>
-        <w:ind w:left="4320" w:hanging="360"/>
-      </w:pPr>
-      <w:rPr>
-        <w:rFonts w:ascii="Wingdings" w:hAnsi="Wingdings" w:hint="default"/>
-      </w:rPr>
-    </w:lvl>
-    <w:lvl w:ilvl="6" w:tplc="0C0A0001" w:tentative="1">
-      <w:start w:val="1"/>
-      <w:numFmt w:val="bullet"/>
-      <w:lvlText w:val=""/>
-      <w:lvlJc w:val="left"/>
-      <w:pPr>
-        <w:ind w:left="5040" w:hanging="360"/>
-      </w:pPr>
-      <w:rPr>
-        <w:rFonts w:ascii="Symbol" w:hAnsi="Symbol" w:hint="default"/>
-      </w:rPr>
-    </w:lvl>
-    <w:lvl w:ilvl="7" w:tplc="0C0A0003" w:tentative="1">
-      <w:start w:val="1"/>
-      <w:numFmt w:val="bullet"/>
-      <w:lvlText w:val="o"/>
-      <w:lvlJc w:val="left"/>
-      <w:pPr>
-        <w:ind w:left="5760" w:hanging="360"/>
-      </w:pPr>
-      <w:rPr>
-        <w:rFonts w:ascii="Courier New" w:hAnsi="Courier New" w:cs="Courier New" w:hint="default"/>
-      </w:rPr>
-    </w:lvl>
-    <w:lvl w:ilvl="8" w:tplc="0C0A0005" w:tentative="1">
-      <w:start w:val="1"/>
-      <w:numFmt w:val="bullet"/>
-      <w:lvlText w:val=""/>
-      <w:lvlJc w:val="left"/>
-      <w:pPr>
-        <w:ind w:left="6480" w:hanging="360"/>
-      </w:pPr>
-      <w:rPr>
-        <w:rFonts w:ascii="Wingdings" w:hAnsi="Wingdings" w:hint="default"/>
-      </w:rPr>
-    </w:lvl>
-  </w:abstractNum>
-  <w:abstractNum w:abstractNumId="31" w15:restartNumberingAfterBreak="0">
-    <w:nsid w:val="73A01285"/>
-    <w:multiLevelType w:val="hybridMultilevel"/>
-    <w:tmpl w:val="366C13B4"/>
-    <w:lvl w:ilvl="0" w:tplc="5F1076C2">
-      <w:start w:val="1"/>
-      <w:numFmt w:val="decimal"/>
-      <w:lvlText w:val="%1."/>
-      <w:lvlJc w:val="left"/>
-      <w:pPr>
-        <w:tabs>
-          <w:tab w:val="num" w:pos="397"/>
-        </w:tabs>
-        <w:ind w:left="397" w:hanging="397"/>
-      </w:pPr>
-      <w:rPr>
-        <w:rFonts w:hint="default"/>
-      </w:rPr>
-    </w:lvl>
-    <w:lvl w:ilvl="1" w:tplc="0C0A0019" w:tentative="1">
-      <w:start w:val="1"/>
-      <w:numFmt w:val="lowerLetter"/>
-      <w:lvlText w:val="%2."/>
-      <w:lvlJc w:val="left"/>
-      <w:pPr>
-        <w:tabs>
-          <w:tab w:val="num" w:pos="1440"/>
-        </w:tabs>
-        <w:ind w:left="1440" w:hanging="360"/>
-      </w:pPr>
-    </w:lvl>
-    <w:lvl w:ilvl="2" w:tplc="0C0A001B" w:tentative="1">
-      <w:start w:val="1"/>
-      <w:numFmt w:val="lowerRoman"/>
-      <w:lvlText w:val="%3."/>
-      <w:lvlJc w:val="right"/>
-      <w:pPr>
-        <w:tabs>
-          <w:tab w:val="num" w:pos="2160"/>
-        </w:tabs>
-        <w:ind w:left="2160" w:hanging="180"/>
-      </w:pPr>
-    </w:lvl>
-    <w:lvl w:ilvl="3" w:tplc="0C0A000F" w:tentative="1">
-      <w:start w:val="1"/>
-      <w:numFmt w:val="decimal"/>
-      <w:lvlText w:val="%4."/>
-      <w:lvlJc w:val="left"/>
-      <w:pPr>
-        <w:tabs>
-          <w:tab w:val="num" w:pos="2880"/>
-        </w:tabs>
-        <w:ind w:left="2880" w:hanging="360"/>
-      </w:pPr>
-    </w:lvl>
-    <w:lvl w:ilvl="4" w:tplc="0C0A0019" w:tentative="1">
-      <w:start w:val="1"/>
-      <w:numFmt w:val="lowerLetter"/>
-      <w:lvlText w:val="%5."/>
-      <w:lvlJc w:val="left"/>
-      <w:pPr>
-        <w:tabs>
-          <w:tab w:val="num" w:pos="3600"/>
-        </w:tabs>
-        <w:ind w:left="3600" w:hanging="360"/>
-      </w:pPr>
-    </w:lvl>
-    <w:lvl w:ilvl="5" w:tplc="0C0A001B" w:tentative="1">
-      <w:start w:val="1"/>
-      <w:numFmt w:val="lowerRoman"/>
-      <w:lvlText w:val="%6."/>
-      <w:lvlJc w:val="right"/>
-      <w:pPr>
-        <w:tabs>
-          <w:tab w:val="num" w:pos="4320"/>
-        </w:tabs>
-        <w:ind w:left="4320" w:hanging="180"/>
-      </w:pPr>
-    </w:lvl>
-    <w:lvl w:ilvl="6" w:tplc="0C0A000F" w:tentative="1">
-      <w:start w:val="1"/>
-      <w:numFmt w:val="decimal"/>
-      <w:lvlText w:val="%7."/>
-      <w:lvlJc w:val="left"/>
-      <w:pPr>
-        <w:tabs>
-          <w:tab w:val="num" w:pos="5040"/>
-        </w:tabs>
-        <w:ind w:left="5040" w:hanging="360"/>
-      </w:pPr>
-    </w:lvl>
-    <w:lvl w:ilvl="7" w:tplc="0C0A0019" w:tentative="1">
-      <w:start w:val="1"/>
-      <w:numFmt w:val="lowerLetter"/>
-      <w:lvlText w:val="%8."/>
-      <w:lvlJc w:val="left"/>
-      <w:pPr>
-        <w:tabs>
-          <w:tab w:val="num" w:pos="5760"/>
-        </w:tabs>
-        <w:ind w:left="5760" w:hanging="360"/>
-      </w:pPr>
-    </w:lvl>
-    <w:lvl w:ilvl="8" w:tplc="0C0A001B" w:tentative="1">
-      <w:start w:val="1"/>
-      <w:numFmt w:val="lowerRoman"/>
-      <w:lvlText w:val="%9."/>
-      <w:lvlJc w:val="right"/>
-      <w:pPr>
-        <w:tabs>
-          <w:tab w:val="num" w:pos="6480"/>
-        </w:tabs>
-        <w:ind w:left="6480" w:hanging="180"/>
-      </w:pPr>
-    </w:lvl>
-  </w:abstractNum>
-  <w:abstractNum w:abstractNumId="32" w15:restartNumberingAfterBreak="0">
-    <w:nsid w:val="764C2255"/>
-    <w:multiLevelType w:val="hybridMultilevel"/>
-    <w:tmpl w:val="8ED02744"/>
-    <w:lvl w:ilvl="0" w:tplc="2C0A0011">
-      <w:start w:val="1"/>
-      <w:numFmt w:val="decimal"/>
-      <w:lvlText w:val="%1)"/>
-      <w:lvlJc w:val="left"/>
-      <w:pPr>
-        <w:ind w:left="1494" w:hanging="360"/>
-      </w:pPr>
-      <w:rPr>
-        <w:rFonts w:hint="default"/>
-      </w:rPr>
-    </w:lvl>
-    <w:lvl w:ilvl="1" w:tplc="2C0A0019" w:tentative="1">
-      <w:start w:val="1"/>
-      <w:numFmt w:val="lowerLetter"/>
-      <w:lvlText w:val="%2."/>
-      <w:lvlJc w:val="left"/>
-      <w:pPr>
-        <w:ind w:left="2214" w:hanging="360"/>
-      </w:pPr>
-    </w:lvl>
-    <w:lvl w:ilvl="2" w:tplc="2C0A001B" w:tentative="1">
-      <w:start w:val="1"/>
-      <w:numFmt w:val="lowerRoman"/>
-      <w:lvlText w:val="%3."/>
-      <w:lvlJc w:val="right"/>
-      <w:pPr>
-        <w:ind w:left="2934" w:hanging="180"/>
-      </w:pPr>
-    </w:lvl>
-    <w:lvl w:ilvl="3" w:tplc="2C0A000F" w:tentative="1">
-      <w:start w:val="1"/>
-      <w:numFmt w:val="decimal"/>
-      <w:lvlText w:val="%4."/>
-      <w:lvlJc w:val="left"/>
-      <w:pPr>
-        <w:ind w:left="3654" w:hanging="360"/>
-      </w:pPr>
-    </w:lvl>
-    <w:lvl w:ilvl="4" w:tplc="2C0A0019" w:tentative="1">
-      <w:start w:val="1"/>
-      <w:numFmt w:val="lowerLetter"/>
-      <w:lvlText w:val="%5."/>
-      <w:lvlJc w:val="left"/>
-      <w:pPr>
-        <w:ind w:left="4374" w:hanging="360"/>
-      </w:pPr>
-    </w:lvl>
-    <w:lvl w:ilvl="5" w:tplc="2C0A001B" w:tentative="1">
-      <w:start w:val="1"/>
-      <w:numFmt w:val="lowerRoman"/>
-      <w:lvlText w:val="%6."/>
-      <w:lvlJc w:val="right"/>
-      <w:pPr>
-        <w:ind w:left="5094" w:hanging="180"/>
-      </w:pPr>
-    </w:lvl>
-    <w:lvl w:ilvl="6" w:tplc="2C0A000F" w:tentative="1">
-      <w:start w:val="1"/>
-      <w:numFmt w:val="decimal"/>
-      <w:lvlText w:val="%7."/>
-      <w:lvlJc w:val="left"/>
-      <w:pPr>
-        <w:ind w:left="5814" w:hanging="360"/>
-      </w:pPr>
-    </w:lvl>
-    <w:lvl w:ilvl="7" w:tplc="2C0A0019" w:tentative="1">
-      <w:start w:val="1"/>
-      <w:numFmt w:val="lowerLetter"/>
-      <w:lvlText w:val="%8."/>
-      <w:lvlJc w:val="left"/>
-      <w:pPr>
-        <w:ind w:left="6534" w:hanging="360"/>
-      </w:pPr>
-    </w:lvl>
-    <w:lvl w:ilvl="8" w:tplc="2C0A001B" w:tentative="1">
-      <w:start w:val="1"/>
-      <w:numFmt w:val="lowerRoman"/>
-      <w:lvlText w:val="%9."/>
-      <w:lvlJc w:val="right"/>
-      <w:pPr>
-        <w:ind w:left="7254" w:hanging="180"/>
-      </w:pPr>
-    </w:lvl>
-  </w:abstractNum>
-  <w:abstractNum w:abstractNumId="33" w15:restartNumberingAfterBreak="0">
-    <w:nsid w:val="7A641B7C"/>
-    <w:multiLevelType w:val="hybridMultilevel"/>
-    <w:tmpl w:val="FE8871A4"/>
-    <w:lvl w:ilvl="0" w:tplc="0C0A0011">
-      <w:start w:val="1"/>
-      <w:numFmt w:val="decimal"/>
-      <w:lvlText w:val="%1)"/>
-      <w:lvlJc w:val="left"/>
-      <w:pPr>
-        <w:ind w:left="720" w:hanging="360"/>
-      </w:pPr>
-    </w:lvl>
-    <w:lvl w:ilvl="1" w:tplc="0C0A0019" w:tentative="1">
-      <w:start w:val="1"/>
-      <w:numFmt w:val="lowerLetter"/>
-      <w:lvlText w:val="%2."/>
-      <w:lvlJc w:val="left"/>
-      <w:pPr>
-        <w:ind w:left="1440" w:hanging="360"/>
-      </w:pPr>
-    </w:lvl>
-    <w:lvl w:ilvl="2" w:tplc="0C0A001B" w:tentative="1">
-      <w:start w:val="1"/>
-      <w:numFmt w:val="lowerRoman"/>
-      <w:lvlText w:val="%3."/>
-      <w:lvlJc w:val="right"/>
-      <w:pPr>
-        <w:ind w:left="2160" w:hanging="180"/>
-      </w:pPr>
-    </w:lvl>
-    <w:lvl w:ilvl="3" w:tplc="0C0A000F" w:tentative="1">
-      <w:start w:val="1"/>
-      <w:numFmt w:val="decimal"/>
-      <w:lvlText w:val="%4."/>
-      <w:lvlJc w:val="left"/>
-      <w:pPr>
-        <w:ind w:left="2880" w:hanging="360"/>
-      </w:pPr>
-    </w:lvl>
-    <w:lvl w:ilvl="4" w:tplc="0C0A0019" w:tentative="1">
-      <w:start w:val="1"/>
-      <w:numFmt w:val="lowerLetter"/>
-      <w:lvlText w:val="%5."/>
-      <w:lvlJc w:val="left"/>
-      <w:pPr>
-        <w:ind w:left="3600" w:hanging="360"/>
-      </w:pPr>
-    </w:lvl>
-    <w:lvl w:ilvl="5" w:tplc="0C0A001B" w:tentative="1">
-      <w:start w:val="1"/>
-      <w:numFmt w:val="lowerRoman"/>
-      <w:lvlText w:val="%6."/>
-      <w:lvlJc w:val="right"/>
-      <w:pPr>
-        <w:ind w:left="4320" w:hanging="180"/>
-      </w:pPr>
-    </w:lvl>
-    <w:lvl w:ilvl="6" w:tplc="0C0A000F" w:tentative="1">
-      <w:start w:val="1"/>
-      <w:numFmt w:val="decimal"/>
-      <w:lvlText w:val="%7."/>
-      <w:lvlJc w:val="left"/>
-      <w:pPr>
-        <w:ind w:left="5040" w:hanging="360"/>
-      </w:pPr>
-    </w:lvl>
-    <w:lvl w:ilvl="7" w:tplc="0C0A0019" w:tentative="1">
-      <w:start w:val="1"/>
-      <w:numFmt w:val="lowerLetter"/>
-      <w:lvlText w:val="%8."/>
-      <w:lvlJc w:val="left"/>
-      <w:pPr>
-        <w:ind w:left="5760" w:hanging="360"/>
-      </w:pPr>
-    </w:lvl>
-    <w:lvl w:ilvl="8" w:tplc="0C0A001B" w:tentative="1">
-      <w:start w:val="1"/>
-      <w:numFmt w:val="lowerRoman"/>
-      <w:lvlText w:val="%9."/>
-      <w:lvlJc w:val="right"/>
-      <w:pPr>
-        <w:ind w:left="6480" w:hanging="180"/>
-      </w:pPr>
-    </w:lvl>
-  </w:abstractNum>
-  <w:abstractNum w:abstractNumId="34" w15:restartNumberingAfterBreak="0">
-    <w:nsid w:val="7C504CFA"/>
-    <w:multiLevelType w:val="hybridMultilevel"/>
-    <w:tmpl w:val="1BB08FDA"/>
-    <w:lvl w:ilvl="0" w:tplc="0C0A0011">
-      <w:start w:val="1"/>
-      <w:numFmt w:val="decimal"/>
-      <w:lvlText w:val="%1)"/>
-      <w:lvlJc w:val="left"/>
-      <w:pPr>
-        <w:ind w:left="720" w:hanging="360"/>
-      </w:pPr>
-    </w:lvl>
-    <w:lvl w:ilvl="1" w:tplc="0C0A0019" w:tentative="1">
-      <w:start w:val="1"/>
-      <w:numFmt w:val="lowerLetter"/>
-      <w:lvlText w:val="%2."/>
-      <w:lvlJc w:val="left"/>
-      <w:pPr>
-        <w:ind w:left="1440" w:hanging="360"/>
-      </w:pPr>
-    </w:lvl>
-    <w:lvl w:ilvl="2" w:tplc="0C0A001B" w:tentative="1">
-      <w:start w:val="1"/>
-      <w:numFmt w:val="lowerRoman"/>
-      <w:lvlText w:val="%3."/>
-      <w:lvlJc w:val="right"/>
-      <w:pPr>
-        <w:ind w:left="2160" w:hanging="180"/>
-      </w:pPr>
-    </w:lvl>
-    <w:lvl w:ilvl="3" w:tplc="0C0A000F" w:tentative="1">
-      <w:start w:val="1"/>
-      <w:numFmt w:val="decimal"/>
-      <w:lvlText w:val="%4."/>
-      <w:lvlJc w:val="left"/>
-      <w:pPr>
-        <w:ind w:left="2880" w:hanging="360"/>
-      </w:pPr>
-    </w:lvl>
-    <w:lvl w:ilvl="4" w:tplc="0C0A0019" w:tentative="1">
-      <w:start w:val="1"/>
-      <w:numFmt w:val="lowerLetter"/>
-      <w:lvlText w:val="%5."/>
-      <w:lvlJc w:val="left"/>
-      <w:pPr>
-        <w:ind w:left="3600" w:hanging="360"/>
-      </w:pPr>
-    </w:lvl>
-    <w:lvl w:ilvl="5" w:tplc="0C0A001B" w:tentative="1">
-      <w:start w:val="1"/>
-      <w:numFmt w:val="lowerRoman"/>
-      <w:lvlText w:val="%6."/>
-      <w:lvlJc w:val="right"/>
-      <w:pPr>
-        <w:ind w:left="4320" w:hanging="180"/>
-      </w:pPr>
-    </w:lvl>
-    <w:lvl w:ilvl="6" w:tplc="0C0A000F" w:tentative="1">
-      <w:start w:val="1"/>
-      <w:numFmt w:val="decimal"/>
-      <w:lvlText w:val="%7."/>
-      <w:lvlJc w:val="left"/>
-      <w:pPr>
-        <w:ind w:left="5040" w:hanging="360"/>
-      </w:pPr>
-    </w:lvl>
-    <w:lvl w:ilvl="7" w:tplc="0C0A0019" w:tentative="1">
-      <w:start w:val="1"/>
-      <w:numFmt w:val="lowerLetter"/>
-      <w:lvlText w:val="%8."/>
-      <w:lvlJc w:val="left"/>
-      <w:pPr>
-        <w:ind w:left="5760" w:hanging="360"/>
-      </w:pPr>
-    </w:lvl>
-    <w:lvl w:ilvl="8" w:tplc="0C0A001B" w:tentative="1">
-      <w:start w:val="1"/>
-      <w:numFmt w:val="lowerRoman"/>
-      <w:lvlText w:val="%9."/>
-      <w:lvlJc w:val="right"/>
-      <w:pPr>
-        <w:ind w:left="6480" w:hanging="180"/>
-      </w:pPr>
-    </w:lvl>
-  </w:abstractNum>
-  <w:abstractNum w:abstractNumId="35" w15:restartNumberingAfterBreak="0">
-    <w:nsid w:val="7E3E4586"/>
-    <w:multiLevelType w:val="hybridMultilevel"/>
-    <w:tmpl w:val="A3D6CFD6"/>
-    <w:lvl w:ilvl="0" w:tplc="E56A9242">
-      <w:start w:val="1"/>
-      <w:numFmt w:val="bullet"/>
-      <w:lvlText w:val="·"/>
-      <w:lvlJc w:val="left"/>
-      <w:pPr>
-        <w:ind w:left="720" w:hanging="360"/>
-      </w:pPr>
-      <w:rPr>
-        <w:rFonts w:ascii="Symbol" w:hAnsi="Symbol" w:hint="default"/>
-      </w:rPr>
-    </w:lvl>
-    <w:lvl w:ilvl="1" w:tplc="6B2608C6">
-      <w:start w:val="1"/>
-      <w:numFmt w:val="bullet"/>
-      <w:lvlText w:val="o"/>
-      <w:lvlJc w:val="left"/>
-      <w:pPr>
-        <w:ind w:left="1440" w:hanging="360"/>
-      </w:pPr>
-      <w:rPr>
-        <w:rFonts w:ascii="Symbol" w:hAnsi="Symbol" w:hint="default"/>
-      </w:rPr>
-    </w:lvl>
-    <w:lvl w:ilvl="2" w:tplc="03B44C2A">
-      <w:start w:val="1"/>
-      <w:numFmt w:val="bullet"/>
-      <w:lvlText w:val=""/>
-      <w:lvlJc w:val="left"/>
-      <w:pPr>
-        <w:ind w:left="2160" w:hanging="360"/>
-      </w:pPr>
-      <w:rPr>
-        <w:rFonts w:ascii="Wingdings" w:hAnsi="Wingdings" w:hint="default"/>
-      </w:rPr>
-    </w:lvl>
-    <w:lvl w:ilvl="3" w:tplc="654CAE34">
-      <w:start w:val="1"/>
-      <w:numFmt w:val="bullet"/>
-      <w:lvlText w:val=""/>
-      <w:lvlJc w:val="left"/>
-      <w:pPr>
-        <w:ind w:left="2880" w:hanging="360"/>
-      </w:pPr>
-      <w:rPr>
-        <w:rFonts w:ascii="Symbol" w:hAnsi="Symbol" w:hint="default"/>
-      </w:rPr>
-    </w:lvl>
-    <w:lvl w:ilvl="4" w:tplc="83AE33BA">
-      <w:start w:val="1"/>
-      <w:numFmt w:val="bullet"/>
-      <w:lvlText w:val="o"/>
-      <w:lvlJc w:val="left"/>
-      <w:pPr>
-        <w:ind w:left="3600" w:hanging="360"/>
-      </w:pPr>
-      <w:rPr>
-        <w:rFonts w:ascii="Courier New" w:hAnsi="Courier New" w:hint="default"/>
-      </w:rPr>
-    </w:lvl>
-    <w:lvl w:ilvl="5" w:tplc="D58AAF38">
-      <w:start w:val="1"/>
-      <w:numFmt w:val="bullet"/>
-      <w:lvlText w:val=""/>
-      <w:lvlJc w:val="left"/>
-      <w:pPr>
-        <w:ind w:left="4320" w:hanging="360"/>
-      </w:pPr>
-      <w:rPr>
-        <w:rFonts w:ascii="Wingdings" w:hAnsi="Wingdings" w:hint="default"/>
-      </w:rPr>
-    </w:lvl>
-    <w:lvl w:ilvl="6" w:tplc="6D6890C0">
-      <w:start w:val="1"/>
-      <w:numFmt w:val="bullet"/>
-      <w:lvlText w:val=""/>
-      <w:lvlJc w:val="left"/>
-      <w:pPr>
-        <w:ind w:left="5040" w:hanging="360"/>
-      </w:pPr>
-      <w:rPr>
-        <w:rFonts w:ascii="Symbol" w:hAnsi="Symbol" w:hint="default"/>
-      </w:rPr>
-    </w:lvl>
-    <w:lvl w:ilvl="7" w:tplc="7DE43536">
-      <w:start w:val="1"/>
-      <w:numFmt w:val="bullet"/>
-      <w:lvlText w:val="o"/>
-      <w:lvlJc w:val="left"/>
-      <w:pPr>
-        <w:ind w:left="5760" w:hanging="360"/>
-      </w:pPr>
-      <w:rPr>
-        <w:rFonts w:ascii="Courier New" w:hAnsi="Courier New" w:hint="default"/>
-      </w:rPr>
-    </w:lvl>
-    <w:lvl w:ilvl="8" w:tplc="C4602634">
-      <w:start w:val="1"/>
-      <w:numFmt w:val="bullet"/>
-      <w:lvlText w:val=""/>
-      <w:lvlJc w:val="left"/>
-      <w:pPr>
-        <w:ind w:left="6480" w:hanging="360"/>
-      </w:pPr>
-      <w:rPr>
-        <w:rFonts w:ascii="Wingdings" w:hAnsi="Wingdings" w:hint="default"/>
-      </w:rPr>
-    </w:lvl>
-  </w:abstractNum>
-  <w:num w:numId="1" w16cid:durableId="446123320">
-    <w:abstractNumId w:val="35"/>
-  </w:num>
-  <w:num w:numId="2" w16cid:durableId="46877741">
-    <w:abstractNumId w:val="29"/>
-  </w:num>
-  <w:num w:numId="3" w16cid:durableId="52702649">
-    <w:abstractNumId w:val="4"/>
-  </w:num>
-  <w:num w:numId="4" w16cid:durableId="908272157">
-    <w:abstractNumId w:val="15"/>
-  </w:num>
-  <w:num w:numId="5" w16cid:durableId="1972706285">
-    <w:abstractNumId w:val="2"/>
-  </w:num>
-  <w:num w:numId="6" w16cid:durableId="970281290">
-    <w:abstractNumId w:val="27"/>
-  </w:num>
-  <w:num w:numId="7" w16cid:durableId="328560401">
-    <w:abstractNumId w:val="25"/>
-  </w:num>
-  <w:num w:numId="8" w16cid:durableId="510877040">
-    <w:abstractNumId w:val="23"/>
-  </w:num>
-  <w:num w:numId="9" w16cid:durableId="1032726259">
-    <w:abstractNumId w:val="7"/>
-  </w:num>
-  <w:num w:numId="10" w16cid:durableId="739138344">
-    <w:abstractNumId w:val="30"/>
-  </w:num>
-  <w:num w:numId="11" w16cid:durableId="1515683395">
-    <w:abstractNumId w:val="21"/>
-  </w:num>
-  <w:num w:numId="12" w16cid:durableId="592981621">
-    <w:abstractNumId w:val="11"/>
-  </w:num>
-  <w:num w:numId="13" w16cid:durableId="1153833623">
-    <w:abstractNumId w:val="17"/>
-  </w:num>
-  <w:num w:numId="14" w16cid:durableId="404687087">
-    <w:abstractNumId w:val="14"/>
-  </w:num>
-  <w:num w:numId="15" w16cid:durableId="2034109414">
-    <w:abstractNumId w:val="0"/>
-  </w:num>
-  <w:num w:numId="16" w16cid:durableId="222520880">
-    <w:abstractNumId w:val="3"/>
-  </w:num>
-  <w:num w:numId="17" w16cid:durableId="1078333589">
-    <w:abstractNumId w:val="31"/>
-  </w:num>
-  <w:num w:numId="18" w16cid:durableId="180629196">
-    <w:abstractNumId w:val="33"/>
-  </w:num>
-  <w:num w:numId="19" w16cid:durableId="928540334">
-    <w:abstractNumId w:val="34"/>
-  </w:num>
-  <w:num w:numId="20" w16cid:durableId="1167555668">
-    <w:abstractNumId w:val="5"/>
-  </w:num>
-  <w:num w:numId="21" w16cid:durableId="1136332909">
-    <w:abstractNumId w:val="22"/>
-  </w:num>
-  <w:num w:numId="22" w16cid:durableId="1327318236">
-    <w:abstractNumId w:val="26"/>
-  </w:num>
-  <w:num w:numId="23" w16cid:durableId="1220826803">
-    <w:abstractNumId w:val="8"/>
-  </w:num>
-  <w:num w:numId="24" w16cid:durableId="145557560">
-    <w:abstractNumId w:val="1"/>
-  </w:num>
-  <w:num w:numId="25" w16cid:durableId="2034915515">
-    <w:abstractNumId w:val="32"/>
-  </w:num>
-  <w:num w:numId="26" w16cid:durableId="665864745">
-    <w:abstractNumId w:val="19"/>
-  </w:num>
-  <w:num w:numId="27" w16cid:durableId="1219631769">
-    <w:abstractNumId w:val="28"/>
-  </w:num>
-  <w:num w:numId="28" w16cid:durableId="1011295193">
-    <w:abstractNumId w:val="18"/>
-  </w:num>
-  <w:num w:numId="29" w16cid:durableId="6758913">
-    <w:abstractNumId w:val="24"/>
-  </w:num>
-  <w:num w:numId="30" w16cid:durableId="308823189">
-    <w:abstractNumId w:val="16"/>
-  </w:num>
-  <w:num w:numId="31" w16cid:durableId="1013924176">
-    <w:abstractNumId w:val="20"/>
-  </w:num>
-  <w:num w:numId="32" w16cid:durableId="121193511">
-    <w:abstractNumId w:val="13"/>
-  </w:num>
-  <w:num w:numId="33" w16cid:durableId="1415084022">
-    <w:abstractNumId w:val="6"/>
-  </w:num>
-  <w:num w:numId="34" w16cid:durableId="106586093">
-    <w:abstractNumId w:val="10"/>
-  </w:num>
-  <w:num w:numId="35" w16cid:durableId="349841595">
-    <w:abstractNumId w:val="9"/>
-  </w:num>
-  <w:num w:numId="36" w16cid:durableId="76246326">
-    <w:abstractNumId w:val="12"/>
-  </w:num>
-</w:numbering>
-</file>
-
-<file path=word/theme/theme1.xml><?xml version="1.0" encoding="utf-8"?>
-<a:theme xmlns:a="http://schemas.openxmlformats.org/drawingml/2006/main" name="Tema de Office">
-  <a:themeElements>
-    <a:clrScheme name="Office">
-      <a:dk1>
-        <a:sysClr val="windowText" lastClr="000000"/>
-      </a:dk1>
-      <a:lt1>
-        <a:sysClr val="window" lastClr="FFFFFF"/>
-      </a:lt1>
-      <a:dk2>
-        <a:srgbClr val="44546A"/>
-      </a:dk2>
-      <a:lt2>
-        <a:srgbClr val="E7E6E6"/>
-      </a:lt2>
-      <a:accent1>
-        <a:srgbClr val="4472C4"/>
-      </a:accent1>
-      <a:accent2>
-        <a:srgbClr val="ED7D31"/>
-      </a:accent2>
-      <a:accent3>
-        <a:srgbClr val="A5A5A5"/>
-      </a:accent3>
-      <a:accent4>
-        <a:srgbClr val="FFC000"/>
-      </a:accent4>
-      <a:accent5>
-        <a:srgbClr val="5B9BD5"/>
-      </a:accent5>
-      <a:accent6>
-        <a:srgbClr val="70AD47"/>
-      </a:accent6>
-      <a:hlink>
-        <a:srgbClr val="0563C1"/>
-      </a:hlink>
-      <a:folHlink>
-        <a:srgbClr val="954F72"/>
-      </a:folHlink>
-    </a:clrScheme>
-    <a:fontScheme name="Office">
-      <a:majorFont>
-        <a:latin typeface="Calibri Light" panose="020F0302020204030204"/>
-        <a:ea typeface=""/>
-        <a:cs typeface=""/>
-        <a:font script="Jpan" typeface="游ゴシック Light"/>
-        <a:font script="Hang" typeface="맑은 고딕"/>
-        <a:font script="Hans" typeface="等线 Light"/>
-        <a:font script="Hant" typeface="新細明體"/>
-        <a:font script="Arab" typeface="Times New Roman"/>
-        <a:font script="Hebr" typeface="Times New Roman"/>
-        <a:font script="Thai" typeface="Angsana New"/>
-        <a:font script="Ethi" typeface="Nyala"/>
-        <a:font script="Beng" typeface="Vrinda"/>
-        <a:font script="Gujr" typeface="Shruti"/>
-        <a:font script="Khmr" typeface="MoolBoran"/>
-        <a:font script="Knda" typeface="Tunga"/>
-        <a:font script="Guru" typeface="Raavi"/>
-        <a:font script="Cans" typeface="Euphemia"/>
-        <a:font script="Cher" typeface="Plantagenet Cherokee"/>
-        <a:font script="Yiii" typeface="Microsoft Yi Baiti"/>
-        <a:font script="Tibt" typeface="Microsoft Himalaya"/>
-        <a:font script="Thaa" typeface="MV Boli"/>
-        <a:font script="Deva" typeface="Mangal"/>
-        <a:font script="Telu" typeface="Gautami"/>
-        <a:font script="Taml" typeface="Latha"/>
-        <a:font script="Syrc" typeface="Estrangelo Edessa"/>
-        <a:font script="Orya" typeface="Kalinga"/>
-        <a:font script="Mlym" typeface="Kartika"/>
-        <a:font script="Laoo" typeface="DokChampa"/>
-        <a:font script="Sinh" typeface="Iskoola Pota"/>
-        <a:font script="Mong" typeface="Mongolian Baiti"/>
-        <a:font script="Viet" typeface="Times New Roman"/>
-        <a:font script="Uigh" typeface="Microsoft Uighur"/>
-        <a:font script="Geor" typeface="Sylfaen"/>
-        <a:font script="Armn" typeface="Arial"/>
-        <a:font script="Bugi" typeface="Leelawadee UI"/>
-        <a:font script="Bopo" typeface="Microsoft JhengHei"/>
-        <a:font script="Java" typeface="Javanese Text"/>
-        <a:font script="Lisu" typeface="Segoe UI"/>
-        <a:font script="Mymr" typeface="Myanmar Text"/>
-        <a:font script="Nkoo" typeface="Ebrima"/>
-        <a:font script="Olck" typeface="Nirmala UI"/>
-        <a:font script="Osma" typeface="Ebrima"/>
-        <a:font script="Phag" typeface="Phagspa"/>
-        <a:font script="Syrn" typeface="Estrangelo Edessa"/>
-        <a:font script="Syrj" typeface="Estrangelo Edessa"/>
-        <a:font script="Syre" typeface="Estrangelo Edessa"/>
-        <a:font script="Sora" typeface="Nirmala UI"/>
-        <a:font script="Tale" typeface="Microsoft Tai Le"/>
-        <a:font script="Talu" typeface="Microsoft New Tai Lue"/>
-        <a:font script="Tfng" typeface="Ebrima"/>
-      </a:majorFont>
-      <a:minorFont>
-        <a:latin typeface="Calibri" panose="020F0502020204030204"/>
-        <a:ea typeface=""/>
-        <a:cs typeface=""/>
-        <a:font script="Jpan" typeface="游明朝"/>
-        <a:font script="Hang" typeface="맑은 고딕"/>
-        <a:font script="Hans" typeface="等线"/>
-        <a:font script="Hant" typeface="新細明體"/>
-        <a:font script="Arab" typeface="Arial"/>
-        <a:font script="Hebr" typeface="Arial"/>
-        <a:font script="Thai" typeface="Cordia New"/>
-        <a:font script="Ethi" typeface="Nyala"/>
-        <a:font script="Beng" typeface="Vrinda"/>
-        <a:font script="Gujr" typeface="Shruti"/>
-        <a:font script="Khmr" typeface="DaunPenh"/>
-        <a:font script="Knda" typeface="Tunga"/>
-        <a:font script="Guru" typeface="Raavi"/>
-        <a:font script="Cans" typeface="Euphemia"/>
-        <a:font script="Cher" typeface="Plantagenet Cherokee"/>
-        <a:font script="Yiii" typeface="Microsoft Yi Baiti"/>
-        <a:font script="Tibt" typeface="Microsoft Himalaya"/>
-        <a:font script="Thaa" typeface="MV Boli"/>
-        <a:font script="Deva" typeface="Mangal"/>
-        <a:font script="Telu" typeface="Gautami"/>
-        <a:font script="Taml" typeface="Latha"/>
-        <a:font script="Syrc" typeface="Estrangelo Edessa"/>
-        <a:font script="Orya" typeface="Kalinga"/>
-        <a:font script="Mlym" typeface="Kartika"/>
-        <a:font script="Laoo" typeface="DokChampa"/>
-        <a:font script="Sinh" typeface="Iskoola Pota"/>
-        <a:font script="Mong" typeface="Mongolian Baiti"/>
-        <a:font script="Viet" typeface="Arial"/>
-        <a:font script="Uigh" typeface="Microsoft Uighur"/>
-        <a:font script="Geor" typeface="Sylfaen"/>
-        <a:font script="Armn" typeface="Arial"/>
-        <a:font script="Bugi" typeface="Leelawadee UI"/>
-        <a:font script="Bopo" typeface="Microsoft JhengHei"/>
-        <a:font script="Java" typeface="Javanese Text"/>
-        <a:font script="Lisu" typeface="Segoe UI"/>
-        <a:font script="Mymr" typeface="Myanmar Text"/>
-        <a:font script="Nkoo" typeface="Ebrima"/>
-        <a:font script="Olck" typeface="Nirmala UI"/>
-        <a:font script="Osma" typeface="Ebrima"/>
-        <a:font script="Phag" typeface="Phagspa"/>
-        <a:font script="Syrn" typeface="Estrangelo Edessa"/>
-        <a:font script="Syrj" typeface="Estrangelo Edessa"/>
-        <a:font script="Syre" typeface="Estrangelo Edessa"/>
-        <a:font script="Sora" typeface="Nirmala UI"/>
-        <a:font script="Tale" typeface="Microsoft Tai Le"/>
-        <a:font script="Talu" typeface="Microsoft New Tai Lue"/>
-        <a:font script="Tfng" typeface="Ebrima"/>
-      </a:minorFont>
-    </a:fontScheme>
-    <a:fmtScheme name="Office">
-      <a:fillStyleLst>
-        <a:solidFill>
-          <a:schemeClr val="phClr"/>
-        </a:solidFill>
-        <a:gradFill rotWithShape="1">
-          <a:gsLst>
-            <a:gs pos="0">
-              <a:schemeClr val="phClr">
-                <a:lumMod val="110000"/>
-                <a:satMod val="105000"/>
-                <a:tint val="67000"/>
-              </a:schemeClr>
-            </a:gs>
-            <a:gs pos="50000">
-              <a:schemeClr val="phClr">
-                <a:lumMod val="105000"/>
-                <a:satMod val="103000"/>
-                <a:tint val="73000"/>
-              </a:schemeClr>
-            </a:gs>
-            <a:gs pos="100000">
-              <a:schemeClr val="phClr">
-                <a:lumMod val="105000"/>
-                <a:satMod val="109000"/>
-                <a:tint val="81000"/>
-              </a:schemeClr>
-            </a:gs>
-          </a:gsLst>
-          <a:lin ang="5400000" scaled="0"/>
-        </a:gradFill>
-        <a:gradFill rotWithShape="1">
-          <a:gsLst>
-            <a:gs pos="0">
-              <a:schemeClr val="phClr">
-                <a:satMod val="103000"/>
-                <a:lumMod val="102000"/>
-                <a:tint val="94000"/>
-              </a:schemeClr>
-            </a:gs>
-            <a:gs pos="50000">
-              <a:schemeClr val="phClr">
-                <a:satMod val="110000"/>
-                <a:lumMod val="100000"/>
-                <a:shade val="100000"/>
-              </a:schemeClr>
-            </a:gs>
-            <a:gs pos="100000">
-              <a:schemeClr val="phClr">
-                <a:lumMod val="99000"/>
-                <a:satMod val="120000"/>
-                <a:shade val="78000"/>
-              </a:schemeClr>
-            </a:gs>
-          </a:gsLst>
-          <a:lin ang="5400000" scaled="0"/>
-        </a:gradFill>
-      </a:fillStyleLst>
-      <a:lnStyleLst>
-        <a:ln w="6350" cap="flat" cmpd="sng" algn="ctr">
-          <a:solidFill>
-            <a:schemeClr val="phClr"/>
-          </a:solidFill>
-          <a:prstDash val="solid"/>
-          <a:miter lim="800000"/>
-        </a:ln>
-        <a:ln w="12700" cap="flat" cmpd="sng" algn="ctr">
-          <a:solidFill>
-            <a:schemeClr val="phClr"/>
-          </a:solidFill>
-          <a:prstDash val="solid"/>
-          <a:miter lim="800000"/>
-        </a:ln>
-        <a:ln w="19050" cap="flat" cmpd="sng" algn="ctr">
-          <a:solidFill>
-            <a:schemeClr val="phClr"/>
-          </a:solidFill>
-          <a:prstDash val="solid"/>
-          <a:miter lim="800000"/>
-        </a:ln>
-      </a:lnStyleLst>
-      <a:effectStyleLst>
-        <a:effectStyle>
-          <a:effectLst/>
-        </a:effectStyle>
-        <a:effectStyle>
-          <a:effectLst/>
-        </a:effectStyle>
-        <a:effectStyle>
-          <a:effectLst>
-            <a:outerShdw blurRad="57150" dist="19050" dir="5400000" algn="ctr" rotWithShape="0">
-              <a:srgbClr val="000000">
-                <a:alpha val="63000"/>
-              </a:srgbClr>
-            </a:outerShdw>
-          </a:effectLst>
-        </a:effectStyle>
-      </a:effectStyleLst>
-      <a:bgFillStyleLst>
-        <a:solidFill>
-          <a:schemeClr val="phClr"/>
-        </a:solidFill>
-        <a:solidFill>
-          <a:schemeClr val="phClr">
-            <a:tint val="95000"/>
-            <a:satMod val="170000"/>
-          </a:schemeClr>
-        </a:solidFill>
-        <a:gradFill rotWithShape="1">
-          <a:gsLst>
-            <a:gs pos="0">
-              <a:schemeClr val="phClr">
-                <a:tint val="93000"/>
-                <a:satMod val="150000"/>
-                <a:shade val="98000"/>
-                <a:lumMod val="102000"/>
-              </a:schemeClr>
-            </a:gs>
-            <a:gs pos="50000">
-              <a:schemeClr val="phClr">
-                <a:tint val="98000"/>
-                <a:satMod val="130000"/>
-                <a:shade val="90000"/>
-                <a:lumMod val="103000"/>
-              </a:schemeClr>
-            </a:gs>
-            <a:gs pos="100000">
-              <a:schemeClr val="phClr">
-                <a:shade val="63000"/>
-                <a:satMod val="120000"/>
-              </a:schemeClr>
-            </a:gs>
-          </a:gsLst>
-          <a:lin ang="5400000" scaled="0"/>
-        </a:gradFill>
-      </a:bgFillStyleLst>
-    </a:fmtScheme>
-  </a:themeElements>
-  <a:objectDefaults/>
-  <a:extraClrSchemeLst/>
-  <a:extLst>
-    <a:ext uri="{05A4C25C-085E-4340-85A3-A5531E510DB2}">
-      <thm15:themeFamily xmlns:thm15="http://schemas.microsoft.com/office/thememl/2012/main" name="Office Theme" id="{62F939B6-93AF-4DB8-9C6B-D6C7DFDC589F}" vid="{4A3C46E8-61CC-4603-A589-7422A47A8E4A}"/>
-    </a:ext>
-  </a:extLst>
-</a:theme>
-</file>
-
-<file path=customXml/item1.xml><?xml version="1.0" encoding="utf-8"?>
-<b:Sources xmlns:b="http://schemas.openxmlformats.org/officeDocument/2006/bibliography" xmlns="http://schemas.openxmlformats.org/officeDocument/2006/bibliography" SelectedStyle="\APASixthEditionOfficeOnline.xsl" StyleName="APA" Version="6"/>
-</file>
-
-<file path=customXml/item2.xml><?xml version="1.0" encoding="utf-8"?>
-<?mso-contentType ?>
-<FormTemplates xmlns="http://schemas.microsoft.com/sharepoint/v3/contenttype/forms">
-  <Display>DocumentLibraryForm</Display>
-  <Edit>DocumentLibraryForm</Edit>
-  <New>DocumentLibraryForm</New>
-</FormTemplates>
-</file>
-
-<file path=customXml/item3.xml><?xml version="1.0" encoding="utf-8"?>
-<p:properties xmlns:p="http://schemas.microsoft.com/office/2006/metadata/properties" xmlns:xsi="http://www.w3.org/2001/XMLSchema-instance" xmlns:pc="http://schemas.microsoft.com/office/infopath/2007/PartnerControls">
-  <documentManagement>
-    <TaxCatchAll xmlns="bb2b36ed-bee3-4b57-9f16-23d26e905edb" xsi:nil="true"/>
-    <lcf76f155ced4ddcb4097134ff3c332f xmlns="8d6af3c6-6506-406f-906a-363a197505cb">
-      <Terms xmlns="http://schemas.microsoft.com/office/infopath/2007/PartnerControls"/>
-    </lcf76f155ced4ddcb4097134ff3c332f>
-  </documentManagement>
-</p:properties>
-</file>
-
-<file path=customXml/item4.xml><?xml version="1.0" encoding="utf-8"?>
-<ct:contentTypeSchema xmlns:ct="http://schemas.microsoft.com/office/2006/metadata/contentType" xmlns:ma="http://schemas.microsoft.com/office/2006/metadata/properties/metaAttributes" ct:_="" ma:_="" ma:contentTypeName="Documento" ma:contentTypeID="0x01010022E641D985E02047BE4A10568660F6CD" ma:contentTypeVersion="18" ma:contentTypeDescription="Crear nuevo documento." ma:contentTypeScope="" ma:versionID="42d7c85178e2dcea15d07bb1687c69a3">
-  <xsd:schema xmlns:xsd="http://www.w3.org/2001/XMLSchema" xmlns:xs="http://www.w3.org/2001/XMLSchema" xmlns:p="http://schemas.microsoft.com/office/2006/metadata/properties" xmlns:ns2="8d6af3c6-6506-406f-906a-363a197505cb" xmlns:ns3="bb2b36ed-bee3-4b57-9f16-23d26e905edb" targetNamespace="http://schemas.microsoft.com/office/2006/metadata/properties" ma:root="true" ma:fieldsID="f6e4823d1a1bcfba0042ce6f85749729" ns2:_="" ns3:_="">
-    <xsd:import namespace="8d6af3c6-6506-406f-906a-363a197505cb"/>
-    <xsd:import namespace="bb2b36ed-bee3-4b57-9f16-23d26e905edb"/>
-    <xsd:element name="properties">
-      <xsd:complexType>
-        <xsd:sequence>
-          <xsd:element name="documentManagement">
-            <xsd:complexType>
-              <xsd:all>
-                <xsd:element ref="ns2:MediaServiceMetadata" minOccurs="0"/>
-                <xsd:element ref="ns2:MediaServiceFastMetadata" minOccurs="0"/>
-                <xsd:element ref="ns2:MediaLengthInSeconds" minOccurs="0"/>
-                <xsd:element ref="ns2:MediaServiceDateTaken" minOccurs="0"/>
-                <xsd:element ref="ns2:MediaServiceAutoTags" minOccurs="0"/>
-                <xsd:element ref="ns2:MediaServiceLocation" minOccurs="0"/>
-                <xsd:element ref="ns2:MediaServiceGenerationTime" minOccurs="0"/>
-                <xsd:element ref="ns2:MediaServiceEventHashCode" minOccurs="0"/>
-                <xsd:element ref="ns2:MediaServiceOCR" minOccurs="0"/>
-                <xsd:element ref="ns2:MediaServiceAutoKeyPoints" minOccurs="0"/>
-                <xsd:element ref="ns2:MediaServiceKeyPoints" minOccurs="0"/>
-                <xsd:element ref="ns3:SharedWithUsers" minOccurs="0"/>
-                <xsd:element ref="ns3:SharedWithDetails" minOccurs="0"/>
-                <xsd:element ref="ns2:lcf76f155ced4ddcb4097134ff3c332f" minOccurs="0"/>
-                <xsd:element ref="ns3:TaxCatchAll" minOccurs="0"/>
-                <xsd:element ref="ns2:MediaServiceObjectDetectorVersions" minOccurs="0"/>
-                <xsd:element ref="ns2:MediaServiceSearchProperties" minOccurs="0"/>
-              </xsd:all>
-            </xsd:complexType>
-          </xsd:element>
-        </xsd:sequence>
-      </xsd:complexType>
-    </xsd:element>
-  </xsd:schema>
-  <xsd:schema xmlns:xsd="http://www.w3.org/2001/XMLSchema" xmlns:xs="http://www.w3.org/2001/XMLSchema" xmlns:dms="http://schemas.microsoft.com/office/2006/documentManagement/types" xmlns:pc="http://schemas.microsoft.com/office/infopath/2007/PartnerControls" targetNamespace="8d6af3c6-6506-406f-906a-363a197505cb" elementFormDefault="qualified">
-    <xsd:import namespace="http://schemas.microsoft.com/office/2006/documentManagement/types"/>
-    <xsd:import namespace="http://schemas.microsoft.com/office/infopath/2007/PartnerControls"/>
-    <xsd:element name="MediaServiceMetadata" ma:index="8" nillable="true" ma:displayName="MediaServiceMetadata" ma:hidden="true" ma:internalName="MediaServiceMetadata" ma:readOnly="true">
-      <xsd:simpleType>
-        <xsd:restriction base="dms:Note"/>
-      </xsd:simpleType>
-    </xsd:element>
-    <xsd:element name="MediaServiceFastMetadata" ma:index="9" nillable="true" ma:displayName="MediaServiceFastMetadata" ma:hidden="true" ma:internalName="MediaServiceFastMetadata" ma:readOnly="true">
-      <xsd:simpleType>
-        <xsd:restriction base="dms:Note"/>
-      </xsd:simpleType>
-    </xsd:element>
-    <xsd:element name="MediaLengthInSeconds" ma:index="10" nillable="true" ma:displayName="MediaLengthInSeconds" ma:hidden="true" ma:internalName="MediaLengthInSeconds" ma:readOnly="true">
-      <xsd:simpleType>
-        <xsd:restriction base="dms:Unknown"/>
-      </xsd:simpleType>
-    </xsd:element>
-    <xsd:element name="MediaServiceDateTaken" ma:index="11" nillable="true" ma:displayName="MediaServiceDateTaken" ma:hidden="true" ma:internalName="MediaServiceDateTaken" ma:readOnly="true">
-      <xsd:simpleType>
-        <xsd:restriction base="dms:Text"/>
-      </xsd:simpleType>
-    </xsd:element>
-    <xsd:element name="MediaServiceAutoTags" ma:index="12" nillable="true" ma:displayName="Tags" ma:internalName="MediaServiceAutoTags" ma:readOnly="true">
-      <xsd:simpleType>
-        <xsd:restriction base="dms:Text"/>
-      </xsd:simpleType>
-    </xsd:element>
-    <xsd:element name="MediaServiceLocation" ma:index="13" nillable="true" ma:displayName="Location" ma:internalName="MediaServiceLocation" ma:readOnly="true">
-      <xsd:simpleType>
-        <xsd:restriction base="dms:Text"/>
-      </xsd:simpleType>
-    </xsd:element>
-    <xsd:element name="MediaServiceGenerationTime" ma:index="14" nillable="true" ma:displayName="MediaServiceGenerationTime" ma:hidden="true" ma:internalName="MediaServiceGenerationTime" ma:readOnly="true">
-      <xsd:simpleType>
-        <xsd:restriction base="dms:Text"/>
-      </xsd:simpleType>
-    </xsd:element>
-    <xsd:element name="MediaServiceEventHashCode" ma:index="15" nillable="true" ma:displayName="MediaServiceEventHashCode" ma:hidden="true" ma:internalName="MediaServiceEventHashCode" ma:readOnly="true">
-      <xsd:simpleType>
-        <xsd:restriction base="dms:Text"/>
-      </xsd:simpleType>
-    </xsd:element>
-    <xsd:element name="MediaServiceOCR" ma:index="16" nillable="true" ma:displayName="Extracted Text" ma:internalName="MediaServiceOCR" ma:readOnly="true">
-      <xsd:simpleType>
-        <xsd:restriction base="dms:Note">
-          <xsd:maxLength value="255"/>
-        </xsd:restriction>
-      </xsd:simpleType>
-    </xsd:element>
-    <xsd:element name="MediaServiceAutoKeyPoints" ma:index="17" nillable="true" ma:displayName="MediaServiceAutoKeyPoints" ma:hidden="true" ma:internalName="MediaServiceAutoKeyPoints" ma:readOnly="true">
-      <xsd:simpleType>
-        <xsd:restriction base="dms:Note"/>
-      </xsd:simpleType>
-    </xsd:element>
-    <xsd:element name="MediaServiceKeyPoints" ma:index="18" nillable="true" ma:displayName="KeyPoints" ma:internalName="MediaServiceKeyPoints" ma:readOnly="true">
-      <xsd:simpleType>
-        <xsd:restriction base="dms:Note">
-          <xsd:maxLength value="255"/>
-        </xsd:restriction>
-      </xsd:simpleType>
-    </xsd:element>
-    <xsd:element name="lcf76f155ced4ddcb4097134ff3c332f" ma:index="22" nillable="true" ma:taxonomy="true" ma:internalName="lcf76f155ced4ddcb4097134ff3c332f" ma:taxonomyFieldName="MediaServiceImageTags" ma:displayName="Etiquetas de imagen" ma:readOnly="false" ma:fieldId="{5cf76f15-5ced-4ddc-b409-7134ff3c332f}" ma:taxonomyMulti="true" ma:sspId="7353464e-1a1a-4dd7-9163-d2497400ae66" ma:termSetId="09814cd3-568e-fe90-9814-8d621ff8fb84" ma:anchorId="fba54fb3-c3e1-fe81-a776-ca4b69148c4d" ma:open="true" ma:isKeyword="false">
-      <xsd:complexType>
-        <xsd:sequence>
-          <xsd:element ref="pc:Terms" minOccurs="0" maxOccurs="1"/>
-        </xsd:sequence>
-      </xsd:complexType>
-    </xsd:element>
-    <xsd:element name="MediaServiceObjectDetectorVersions" ma:index="24" nillable="true" ma:displayName="MediaServiceObjectDetectorVersions" ma:description="" ma:hidden="true" ma:indexed="true" ma:internalName="MediaServiceObjectDetectorVersions" ma:readOnly="true">
-      <xsd:simpleType>
-        <xsd:restriction base="dms:Text"/>
-      </xsd:simpleType>
-    </xsd:element>
-    <xsd:element name="MediaServiceSearchProperties" ma:index="25" nillable="true" ma:displayName="MediaServiceSearchProperties" ma:hidden="true" ma:internalName="MediaServiceSearchProperties" ma:readOnly="true">
-      <xsd:simpleType>
-        <xsd:restriction base="dms:Note"/>
-      </xsd:simpleType>
-    </xsd:element>
-  </xsd:schema>
-  <xsd:schema xmlns:xsd="http://www.w3.org/2001/XMLSchema" xmlns:xs="http://www.w3.org/2001/XMLSchema" xmlns:dms="http://schemas.microsoft.com/office/2006/documentManagement/types" xmlns:pc="http://schemas.microsoft.com/office/infopath/2007/PartnerControls" targetNamespace="bb2b36ed-bee3-4b57-9f16-23d26e905edb" elementFormDefault="qualified">
-    <xsd:import namespace="http://schemas.microsoft.com/office/2006/documentManagement/types"/>
-    <xsd:import namespace="http://schemas.microsoft.com/office/infopath/2007/PartnerControls"/>
-    <xsd:element name="SharedWithUsers" ma:index="19" nillable="true" ma:displayName="Compartido con" ma:internalName="SharedWithUsers" ma:readOnly="true">
-      <xsd:complexType>
-        <xsd:complexContent>
-          <xsd:extension base="dms:UserMulti">
-            <xsd:sequence>
-              <xsd:element name="UserInfo" minOccurs="0" maxOccurs="unbounded">
-                <xsd:complexType>
-                  <xsd:sequence>
-                    <xsd:element name="DisplayName" type="xsd:string" minOccurs="0"/>
-                    <xsd:element name="AccountId" type="dms:UserId" minOccurs="0" nillable="true"/>
-                    <xsd:element name="AccountType" type="xsd:string" minOccurs="0"/>
-                  </xsd:sequence>
-                </xsd:complexType>
-              </xsd:element>
-            </xsd:sequence>
-          </xsd:extension>
-        </xsd:complexContent>
-      </xsd:complexType>
-    </xsd:element>
-    <xsd:element name="SharedWithDetails" ma:index="20" nillable="true" ma:displayName="Detalles de uso compartido" ma:internalName="SharedWithDetails" ma:readOnly="true">
-      <xsd:simpleType>
-        <xsd:restriction base="dms:Note">
-          <xsd:maxLength value="255"/>
-        </xsd:restriction>
-      </xsd:simpleType>
-    </xsd:element>
-    <xsd:element name="TaxCatchAll" ma:index="23" nillable="true" ma:displayName="Taxonomy Catch All Column" ma:hidden="true" ma:list="{098e5fb6-7d21-4832-a6f2-5c3c749cbddc}" ma:internalName="TaxCatchAll" ma:showField="CatchAllData" ma:web="bb2b36ed-bee3-4b57-9f16-23d26e905edb">
-      <xsd:complexType>
-        <xsd:complexContent>
-          <xsd:extension base="dms:MultiChoiceLookup">
-            <xsd:sequence>
-              <xsd:element name="Value" type="dms:Lookup" maxOccurs="unbounded" minOccurs="0" nillable="true"/>
-            </xsd:sequence>
-          </xsd:extension>
-        </xsd:complexContent>
-      </xsd:complexType>
-    </xsd:element>
-  </xsd:schema>
-  <xsd:schema xmlns="http://schemas.openxmlformats.org/package/2006/metadata/core-properties" xmlns:xsd="http://www.w3.org/2001/XMLSchema" xmlns:xsi="http://www.w3.org/2001/XMLSchema-instance" xmlns:dc="http://purl.org/dc/elements/1.1/" xmlns:dcterms="http://purl.org/dc/terms/" xmlns:odoc="http://schemas.microsoft.com/internal/obd" targetNamespace="http://schemas.openxmlformats.org/package/2006/metadata/core-properties" elementFormDefault="qualified" attributeFormDefault="unqualified" blockDefault="#all">
-    <xsd:import namespace="http://purl.org/dc/elements/1.1/" schemaLocation="http://dublincore.org/schemas/xmls/qdc/2003/04/02/dc.xsd"/>
-    <xsd:import namespace="http://purl.org/dc/terms/" schemaLocation="http://dublincore.org/schemas/xmls/qdc/2003/04/02/dcterms.xsd"/>
-    <xsd:element name="coreProperties" type="CT_coreProperties"/>
-    <xsd:complexType name="CT_coreProperties">
-      <xsd:all>
-        <xsd:element ref="dc:creator" minOccurs="0" maxOccurs="1"/>
-        <xsd:element ref="dcterms:created" minOccurs="0" maxOccurs="1"/>
-        <xsd:element ref="dc:identifier" minOccurs="0" maxOccurs="1"/>
-        <xsd:element name="contentType" minOccurs="0" maxOccurs="1" type="xsd:string" ma:index="0" ma:displayName="Tipo de contenido"/>
-        <xsd:element ref="dc:title" minOccurs="0" maxOccurs="1" ma:index="4" ma:displayName="Título"/>
-        <xsd:element ref="dc:subject" minOccurs="0" maxOccurs="1"/>
-        <xsd:element ref="dc:description" minOccurs="0" maxOccurs="1"/>
-        <xsd:element name="keywords" minOccurs="0" maxOccurs="1" type="xsd:string"/>
-        <xsd:element ref="dc:language" minOccurs="0" maxOccurs="1"/>
-        <xsd:element name="category" minOccurs="0" maxOccurs="1" type="xsd:string"/>
-        <xsd:element name="version" minOccurs="0" maxOccurs="1" type="xsd:string"/>
-        <xsd:element name="revision" minOccurs="0" maxOccurs="1" type="xsd:string">
-          <xsd:annotation>
-            <xsd:documentation>
-                        This value indicates the number of saves or revisions. The application is responsible for updating this value after each revision.
-                    </xsd:documentation>
-          </xsd:annotation>
-        </xsd:element>
-        <xsd:element name="lastModifiedBy" minOccurs="0" maxOccurs="1" type="xsd:string"/>
-        <xsd:element ref="dcterms:modified" minOccurs="0" maxOccurs="1"/>
-        <xsd:element name="contentStatus" minOccurs="0" maxOccurs="1" type="xsd:string"/>
-      </xsd:all>
-    </xsd:complexType>
-  </xsd:schema>
-  <xs:schema xmlns:pc="http://schemas.microsoft.com/office/infopath/2007/PartnerControls" xmlns:xs="http://www.w3.org/2001/XMLSchema" targetNamespace="http://schemas.microsoft.com/office/infopath/2007/PartnerControls" elementFormDefault="qualified" attributeFormDefault="unqualified">
-    <xs:element name="Person">
-      <xs:complexType>
-        <xs:sequence>
-          <xs:element ref="pc:DisplayName" minOccurs="0"/>
-          <xs:element ref="pc:AccountId" minOccurs="0"/>
-          <xs:element ref="pc:AccountType" minOccurs="0"/>
-        </xs:sequence>
-      </xs:complexType>
-    </xs:element>
-    <xs:element name="DisplayName" type="xs:string"/>
-    <xs:element name="AccountId" type="xs:string"/>
-    <xs:element name="AccountType" type="xs:string"/>
-    <xs:element name="BDCAssociatedEntity">
-      <xs:complexType>
-        <xs:sequence>
-          <xs:element ref="pc:BDCEntity" minOccurs="0" maxOccurs="unbounded"/>
-        </xs:sequence>
-        <xs:attribute ref="pc:EntityNamespace"/>
-        <xs:attribute ref="pc:EntityName"/>
-        <xs:attribute ref="pc:SystemInstanceName"/>
-        <xs:attribute ref="pc:AssociationName"/>
-      </xs:complexType>
-    </xs:element>
-    <xs:attribute name="EntityNamespace" type="xs:string"/>
-    <xs:attribute name="EntityName" type="xs:string"/>
-    <xs:attribute name="SystemInstanceName" type="xs:string"/>
-    <xs:attribute name="AssociationName" type="xs:string"/>
-    <xs:element name="BDCEntity">
-      <xs:complexType>
-        <xs:sequence>
-          <xs:element ref="pc:EntityDisplayName" minOccurs="0"/>
-          <xs:element ref="pc:EntityInstanceReference" minOccurs="0"/>
-          <xs:element ref="pc:EntityId1" minOccurs="0"/>
-          <xs:element ref="pc:EntityId2" minOccurs="0"/>
-          <xs:element ref="pc:EntityId3" minOccurs="0"/>
-          <xs:element ref="pc:EntityId4" minOccurs="0"/>
-          <xs:element ref="pc:EntityId5" minOccurs="0"/>
-        </xs:sequence>
-      </xs:complexType>
-    </xs:element>
-    <xs:element name="EntityDisplayName" type="xs:string"/>
-    <xs:element name="EntityInstanceReference" type="xs:string"/>
-    <xs:element name="EntityId1" type="xs:string"/>
-    <xs:element name="EntityId2" type="xs:string"/>
-    <xs:element name="EntityId3" type="xs:string"/>
-    <xs:element name="EntityId4" type="xs:string"/>
-    <xs:element name="EntityId5" type="xs:string"/>
-    <xs:element name="Terms">
-      <xs:complexType>
-        <xs:sequence>
-          <xs:element ref="pc:TermInfo" minOccurs="0" maxOccurs="unbounded"/>
-        </xs:sequence>
-      </xs:complexType>
-    </xs:element>
-    <xs:element name="TermInfo">
-      <xs:complexType>
-        <xs:sequence>
-          <xs:element ref="pc:TermName" minOccurs="0"/>
-          <xs:element ref="pc:TermId" minOccurs="0"/>
-        </xs:sequence>
-      </xs:complexType>
-    </xs:element>
-    <xs:element name="TermName" type="xs:string"/>
-    <xs:element name="TermId" type="xs:string"/>
-  </xs:schema>
-</ct:contentTypeSchema>
+<file path=word/numbering.xml>�]͎���;4�!�+�����.$�&�,��9�m��1�i����-���+�KNy��B(���LK�lS�a=mIe�XU���X���/��ͧx�+�goo�t{φ��x���������7��`6L�����xy��������f���x�o��2f˻�O÷�����]��+>�����t<\̗�՛�|ڙ?<��q��|1� �(���b>��K-'�>+��q�/Ť�����D �+�U��E.-�uTGf�� �B�YQ��(�I�*#�Z	�o����$�4��I��$a'�d%I;Is�f+|���Ň�b:X�?:������wZ��`5�Oƫ�Z&�[1�����v�dTZ��L�xBF[)�ϋ�����v�'�~�~~�{"��Y�s�YM�����"�[?ޝ���l�j���'Z����q���S[i���V�'�>M'��Ȇ+�ڱ��]wË�"����d��f���D��"�p���7�j+~�a+��)+>[���q��b+Cndt�/ޝ�t��+��3+�ɱ{�=��R"�l�#�H+ߓ�+�F���m���<;X++��C��V"ݓ�6��|�q_f\Nil'��t��>Ts��-��O/��դ�{	ٟg���k�xZV{�_+O:�O�w�>����D��v��7iܬ] ��Y{���~n��~�Z�Mo�(pp�\-����ӛ���iW�hR+�[�B.�/׀1xXŋp>&�$Rf��g�>+�Y!�X��m'�2}���?ş����O���ǯ����ɵIrm}�j�4��A������ɧ��X�_�n�4уy�h7����q�~Nc��t����d�v��n{��������N���O\�o����ޣ"y����^�Q���˝�Y��D��̤L�}+�>� �P��}#����g�e���X��_��	�_�OZۯ�ϴ�Q�0�*݈Leu��V!~Q!�P��h�~�GY=T��;��t2�+/~�W� r��xS�^)E&�&���Ѿ^� %�U���t0�����b�᱔ s����J����k%���F�p<+L�5@��Ҩ��ri+��sV�t�LJH/�V��+�Z\�0)!�\��e\A�a+bz���˹��E	��˥� /�
+�W����\�s��NCl+i���0D�G{F`��:Q������}�+�0>�pY+QV�0S+P+�L��I+�F+��p X� .C@"���=��� Ĝ!�W&"#�l0��D�XڲA��:*�Q��e�F���8^��+�S�o������AG�կ�zL2i:���f�>�J�]�`Riz�F��|���'{�����23���8@5�2��p+� Vw� ��!,��B+�fg� #�A,�|�8�������Tz��8��C��4^���ā�sb7��
+��V��`D��q���HW:�Y���Ƌ��q�2q�Nת��N�M3�jk��"X��/%W�������~�R۪�E��Is��y~�r��?W�-�Nߤ�IɌg'&�jb�$�����q�ˮ�Ɖ�f���u�b	'z^�};22|�l�X�yY>S�옺!�%>S�gʞi6$���LYf��b�P5(�D��k&k!�j^j!�i!�i2i!�h!j� �6 �(B�z1@�񐙷Q3�ᜋ)�:�\\�0�M\�0��Bo����]�v}%w�`gPPi�sk]�!�;�*k�I�Ny��˨Ny�[��y�y�8kM�t�㚳�)��o�։���7(�.�����s%
+}��+�:��z>����!�k�u��\��Ny�[��!�k�u��}���bI�ՠ�]�g}T �^�F愷l��h��˿��&5{��e�CN/�R�-����/bat�.�*�����/�¢IN/�
+�
+]I �l� @QE*�n �@���)`+A%+ �a +`�$�4�!+��J �� ��E���E
+�Mb3:�0�,��_���c *m���Y��1j�$y1��I^��Jb lu�D,B8���dH�:���+�e��سPa+�Q(X��������"�����W�p)/EG N�h�Q~��i%�݃~���=�w�݃~��wb��6���@]R6\F!u}	��x���9dv8�2�&9���K&d���)�t0��!�0��X�-��+�9+����9�O����+�8��ca�$��A��*dte���QDP]UC}B�v��Lm�� �+���c�쓥+\t"���.:��fpl�I"�+r{щ�E��^tjat�.:)������Mr{щ�BFW3X��'��#����J"ue>�KF�+���
 </file>
 
 <file path=customXml/itemProps1.xml><?xml version="1.0" encoding="utf-8"?>
@@ -10390,20 +5928,4 @@
     <ds:schemaRef ds:uri="http://schemas.microsoft.com/internal/obd"/>
   </ds:schemaRefs>
 </ds:datastoreItem>
-</file>
-
-<file path=customXml/itemProps5.xml><?xml version="1.0" encoding="utf-8"?>
-<ds:datastoreItem xmlns:ds="http://schemas.openxmlformats.org/officeDocument/2006/customXml" ds:itemID="{2750DBF3-377B-405E-9A6F-8680F7F478EA}"/>
-</file>
-
-<file path=customXml/itemProps6.xml><?xml version="1.0" encoding="utf-8"?>
-<ds:datastoreItem xmlns:ds="http://schemas.openxmlformats.org/officeDocument/2006/customXml" ds:itemID="{30846673-F091-4FEE-A8F9-9CF55FD92C45}"/>
-</file>
-
-<file path=customXml/itemProps7.xml><?xml version="1.0" encoding="utf-8"?>
-<ds:datastoreItem xmlns:ds="http://schemas.openxmlformats.org/officeDocument/2006/customXml" ds:itemID="{1EFCB4FA-369D-4D24-A459-1CF0AB04C6E2}"/>
-</file>
-
-<file path=customXml/itemProps8.xml><?xml version="1.0" encoding="utf-8"?>
-<ds:datastoreItem xmlns:ds="http://schemas.openxmlformats.org/officeDocument/2006/customXml" ds:itemID="{089E9E33-3570-4174-AD08-5C02B3FA2F5C}"/>
 </file>